--- a/Fase 2/Evidencias Proyecto/Pruebas/SIGMA_Informe_Pruebas_Sprint_6.docx
+++ b/Fase 2/Evidencias Proyecto/Pruebas/SIGMA_Informe_Pruebas_Sprint_6.docx
@@ -221,7 +221,7 @@
                 <w:b w:val="0"/>
                 <w:sz w:val="20"/>
               </w:rPr>
-              <w:t>15-09-2026 al 16-10-2026</w:t>
+              <w:t>15-09-2026 al 17-10-2026</w:t>
             </w:r>
           </w:p>
         </w:tc>
@@ -254,7 +254,7 @@
                 <w:b w:val="0"/>
                 <w:sz w:val="20"/>
               </w:rPr>
-              <w:t>HU-043, HU-044, HU-150, HU-151, HU-154, HU-200, HU-201, HU-202, HU-203</w:t>
+              <w:t>HU-043, HU-044, HU-150, HU-151, HU-154, HU-177, HU-178, HU-180, HU-182, HU-183, HU-185, HU-200, HU-201, HU-202, HU-203</w:t>
             </w:r>
           </w:p>
         </w:tc>
@@ -287,7 +287,7 @@
                 <w:b w:val="0"/>
                 <w:sz w:val="20"/>
               </w:rPr>
-              <w:t>24 · 24 cumplen · 0 no cumplen o quedaron fuera de esta corrida · 0 defecto(s) encontrado(s) y corregido(s)</w:t>
+              <w:t>41 · 40 cumplen · 1 no cumplen o quedaron fuera de esta corrida · 0 defecto(s) encontrado(s) y corregido(s)</w:t>
             </w:r>
           </w:p>
         </w:tc>
@@ -311,7 +311,7 @@
           <w:i w:val="0"/>
           <w:sz w:val="22"/>
         </w:rPr>
-        <w:t>Este informe es parcial y se irá completando durante el Sprint 6. Hoy documenta (1) lo ya construido y probado en la web de EP-20, el Centro de carga de datos (HU-200 a HU-203), y (2) lo ejecutado del lado servidor de las historias de la aplicación móvil que se reprogramaron desde el Sprint 2 (HU-043, HU-044, HU-150, HU-151 y HU-154). Cada criterio de aceptación se ejercitó como un caso de prueba independiente, con los pasos realizados, el resultado esperado, el resultado obtenido y la evidencia tomada en el momento de la ejecución. Las historias restantes del sprint (la aplicación móvil, SIGMA AI y los indicadores) se probarán al construirse y sus casos se sumarán a este informe.</w:t>
+        <w:t>Este informe es parcial y se irá completando durante el Sprint 6. Hoy documenta (1) lo ya construido y probado en la web: el Centro de carga de datos (EP-20, HU-200 a HU-203), los indicadores de gestión (EP-18, HU-180, 182, 183 y 185) y la evaluación y el desempeño de SIGMA AI (EP-17, HU-177 y HU-178); y (2) lo ejecutado del lado servidor de las historias de la aplicación móvil reprogramadas desde el Sprint 2 (HU-043, HU-044, HU-150, HU-151 y HU-154). Cada criterio de aceptación se ejercitó como un caso de prueba independiente, con los pasos, el resultado esperado, el obtenido y la evidencia. Donde la evidencia es una pantalla dibujada con los CSS y JS reales y las respuestas reales de la base, o una consulta con datos de prueba revertidos, el caso lo dice. Las historias restantes del sprint se probarán al construirse y sus casos se sumarán a este informe.</w:t>
       </w:r>
     </w:p>
     <w:p>
@@ -750,6 +750,50 @@
                 <w:sz w:val="20"/>
               </w:rPr>
               <w:t>root@codigocreativo.cl</w:t>
+            </w:r>
+          </w:p>
+        </w:tc>
+      </w:tr>
+      <w:tr>
+        <w:tc>
+          <w:tcPr>
+            <w:tcW w:type="dxa" w:w="3249"/>
+          </w:tcPr>
+          <w:p>
+            <w:r/>
+            <w:r>
+              <w:rPr>
+                <w:sz w:val="20"/>
+              </w:rPr>
+              <w:t>Proceso del sistema</w:t>
+            </w:r>
+          </w:p>
+        </w:tc>
+        <w:tc>
+          <w:tcPr>
+            <w:tcW w:type="dxa" w:w="3249"/>
+          </w:tcPr>
+          <w:p>
+            <w:r/>
+            <w:r>
+              <w:rPr>
+                <w:sz w:val="20"/>
+              </w:rPr>
+              <w:t>Consulta directa a la base y a los registros</w:t>
+            </w:r>
+          </w:p>
+        </w:tc>
+        <w:tc>
+          <w:tcPr>
+            <w:tcW w:type="dxa" w:w="3249"/>
+          </w:tcPr>
+          <w:p>
+            <w:r/>
+            <w:r>
+              <w:rPr>
+                <w:sz w:val="20"/>
+              </w:rPr>
+              <w:t>(no aplica)</w:t>
             </w:r>
           </w:p>
         </w:tc>
@@ -1254,7 +1298,7 @@
               <w:rPr>
                 <w:sz w:val="19"/>
               </w:rPr>
-              <w:t>HU-200</w:t>
+              <w:t>HU-177</w:t>
             </w:r>
           </w:p>
         </w:tc>
@@ -1268,7 +1312,7 @@
               <w:rPr>
                 <w:sz w:val="19"/>
               </w:rPr>
-              <w:t>Importar activos desde una planilla</w:t>
+              <w:t>Registrar si la predicción se cumplió</w:t>
             </w:r>
           </w:p>
         </w:tc>
@@ -1296,6 +1340,7 @@
               <w:rPr>
                 <w:sz w:val="19"/>
               </w:rPr>
+              <w:t>Bryan Chávez</w:t>
             </w:r>
           </w:p>
         </w:tc>
@@ -1325,7 +1370,7 @@
               <w:rPr>
                 <w:sz w:val="19"/>
               </w:rPr>
-              <w:t>HU-201</w:t>
+              <w:t>HU-178</w:t>
             </w:r>
           </w:p>
         </w:tc>
@@ -1339,7 +1384,7 @@
               <w:rPr>
                 <w:sz w:val="19"/>
               </w:rPr>
-              <w:t>Resolver las celdas ambiguas de una importación</w:t>
+              <w:t>Monitorear la salud del modelo en producción</w:t>
             </w:r>
           </w:p>
         </w:tc>
@@ -1396,7 +1441,7 @@
               <w:rPr>
                 <w:sz w:val="19"/>
               </w:rPr>
-              <w:t>HU-202</w:t>
+              <w:t>HU-180</w:t>
             </w:r>
           </w:p>
         </w:tc>
@@ -1410,7 +1455,7 @@
               <w:rPr>
                 <w:sz w:val="19"/>
               </w:rPr>
-              <w:t>Importar el plan anual desde una planilla</w:t>
+              <w:t>Consultar el tablero de indicadores</w:t>
             </w:r>
           </w:p>
         </w:tc>
@@ -1438,6 +1483,7 @@
               <w:rPr>
                 <w:sz w:val="19"/>
               </w:rPr>
+              <w:t>Bryan Chávez</w:t>
             </w:r>
           </w:p>
         </w:tc>
@@ -1451,7 +1497,7 @@
               <w:rPr>
                 <w:sz w:val="19"/>
               </w:rPr>
-              <w:t>2 (2)</w:t>
+              <w:t>3 (3)</w:t>
             </w:r>
           </w:p>
         </w:tc>
@@ -1467,6 +1513,435 @@
               <w:rPr>
                 <w:sz w:val="19"/>
               </w:rPr>
+              <w:t>HU-182</w:t>
+            </w:r>
+          </w:p>
+        </w:tc>
+        <w:tc>
+          <w:tcPr>
+            <w:tcW w:type="dxa" w:w="4195"/>
+          </w:tcPr>
+          <w:p>
+            <w:r/>
+            <w:r>
+              <w:rPr>
+                <w:sz w:val="19"/>
+              </w:rPr>
+              <w:t>Consultar disponibilidad y confiabilidad de los equipos</w:t>
+            </w:r>
+          </w:p>
+        </w:tc>
+        <w:tc>
+          <w:tcPr>
+            <w:tcW w:type="dxa" w:w="1247"/>
+          </w:tcPr>
+          <w:p>
+            <w:r/>
+            <w:r>
+              <w:rPr>
+                <w:sz w:val="19"/>
+              </w:rPr>
+              <w:t>Web</w:t>
+            </w:r>
+          </w:p>
+        </w:tc>
+        <w:tc>
+          <w:tcPr>
+            <w:tcW w:type="dxa" w:w="1701"/>
+          </w:tcPr>
+          <w:p>
+            <w:r/>
+            <w:r>
+              <w:rPr>
+                <w:sz w:val="19"/>
+              </w:rPr>
+              <w:t>Bryan Chávez</w:t>
+            </w:r>
+          </w:p>
+        </w:tc>
+        <w:tc>
+          <w:tcPr>
+            <w:tcW w:type="dxa" w:w="1134"/>
+          </w:tcPr>
+          <w:p>
+            <w:r/>
+            <w:r>
+              <w:rPr>
+                <w:sz w:val="19"/>
+              </w:rPr>
+              <w:t>3 (3)</w:t>
+            </w:r>
+          </w:p>
+        </w:tc>
+      </w:tr>
+      <w:tr>
+        <w:tc>
+          <w:tcPr>
+            <w:tcW w:type="dxa" w:w="1077"/>
+          </w:tcPr>
+          <w:p>
+            <w:r/>
+            <w:r>
+              <w:rPr>
+                <w:sz w:val="19"/>
+              </w:rPr>
+              <w:t>HU-183</w:t>
+            </w:r>
+          </w:p>
+        </w:tc>
+        <w:tc>
+          <w:tcPr>
+            <w:tcW w:type="dxa" w:w="4195"/>
+          </w:tcPr>
+          <w:p>
+            <w:r/>
+            <w:r>
+              <w:rPr>
+                <w:sz w:val="19"/>
+              </w:rPr>
+              <w:t>Consultar los costos de mantenimiento</w:t>
+            </w:r>
+          </w:p>
+        </w:tc>
+        <w:tc>
+          <w:tcPr>
+            <w:tcW w:type="dxa" w:w="1247"/>
+          </w:tcPr>
+          <w:p>
+            <w:r/>
+            <w:r>
+              <w:rPr>
+                <w:sz w:val="19"/>
+              </w:rPr>
+              <w:t>Web</w:t>
+            </w:r>
+          </w:p>
+        </w:tc>
+        <w:tc>
+          <w:tcPr>
+            <w:tcW w:type="dxa" w:w="1701"/>
+          </w:tcPr>
+          <w:p>
+            <w:r/>
+            <w:r>
+              <w:rPr>
+                <w:sz w:val="19"/>
+              </w:rPr>
+              <w:t>Bryan Chávez</w:t>
+            </w:r>
+          </w:p>
+        </w:tc>
+        <w:tc>
+          <w:tcPr>
+            <w:tcW w:type="dxa" w:w="1134"/>
+          </w:tcPr>
+          <w:p>
+            <w:r/>
+            <w:r>
+              <w:rPr>
+                <w:sz w:val="19"/>
+              </w:rPr>
+              <w:t>3 (3)</w:t>
+            </w:r>
+          </w:p>
+        </w:tc>
+      </w:tr>
+      <w:tr>
+        <w:tc>
+          <w:tcPr>
+            <w:tcW w:type="dxa" w:w="1077"/>
+          </w:tcPr>
+          <w:p>
+            <w:r/>
+            <w:r>
+              <w:rPr>
+                <w:sz w:val="19"/>
+              </w:rPr>
+              <w:t>HU-185</w:t>
+            </w:r>
+          </w:p>
+        </w:tc>
+        <w:tc>
+          <w:tcPr>
+            <w:tcW w:type="dxa" w:w="4195"/>
+          </w:tcPr>
+          <w:p>
+            <w:r/>
+            <w:r>
+              <w:rPr>
+                <w:sz w:val="19"/>
+              </w:rPr>
+              <w:t>Exportar e imprimir reportes</w:t>
+            </w:r>
+          </w:p>
+        </w:tc>
+        <w:tc>
+          <w:tcPr>
+            <w:tcW w:type="dxa" w:w="1247"/>
+          </w:tcPr>
+          <w:p>
+            <w:r/>
+            <w:r>
+              <w:rPr>
+                <w:sz w:val="19"/>
+              </w:rPr>
+              <w:t>Web</w:t>
+            </w:r>
+          </w:p>
+        </w:tc>
+        <w:tc>
+          <w:tcPr>
+            <w:tcW w:type="dxa" w:w="1701"/>
+          </w:tcPr>
+          <w:p>
+            <w:r/>
+            <w:r>
+              <w:rPr>
+                <w:sz w:val="19"/>
+              </w:rPr>
+            </w:r>
+          </w:p>
+        </w:tc>
+        <w:tc>
+          <w:tcPr>
+            <w:tcW w:type="dxa" w:w="1134"/>
+          </w:tcPr>
+          <w:p>
+            <w:r/>
+            <w:r>
+              <w:rPr>
+                <w:sz w:val="19"/>
+              </w:rPr>
+              <w:t>1 (0)</w:t>
+            </w:r>
+          </w:p>
+        </w:tc>
+      </w:tr>
+      <w:tr>
+        <w:tc>
+          <w:tcPr>
+            <w:tcW w:type="dxa" w:w="1077"/>
+          </w:tcPr>
+          <w:p>
+            <w:r/>
+            <w:r>
+              <w:rPr>
+                <w:sz w:val="19"/>
+              </w:rPr>
+              <w:t>HU-200</w:t>
+            </w:r>
+          </w:p>
+        </w:tc>
+        <w:tc>
+          <w:tcPr>
+            <w:tcW w:type="dxa" w:w="4195"/>
+          </w:tcPr>
+          <w:p>
+            <w:r/>
+            <w:r>
+              <w:rPr>
+                <w:sz w:val="19"/>
+              </w:rPr>
+              <w:t>Importar activos desde una planilla</w:t>
+            </w:r>
+          </w:p>
+        </w:tc>
+        <w:tc>
+          <w:tcPr>
+            <w:tcW w:type="dxa" w:w="1247"/>
+          </w:tcPr>
+          <w:p>
+            <w:r/>
+            <w:r>
+              <w:rPr>
+                <w:sz w:val="19"/>
+              </w:rPr>
+              <w:t>Web</w:t>
+            </w:r>
+          </w:p>
+        </w:tc>
+        <w:tc>
+          <w:tcPr>
+            <w:tcW w:type="dxa" w:w="1701"/>
+          </w:tcPr>
+          <w:p>
+            <w:r/>
+            <w:r>
+              <w:rPr>
+                <w:sz w:val="19"/>
+              </w:rPr>
+              <w:t>Bryan Chávez</w:t>
+            </w:r>
+          </w:p>
+        </w:tc>
+        <w:tc>
+          <w:tcPr>
+            <w:tcW w:type="dxa" w:w="1134"/>
+          </w:tcPr>
+          <w:p>
+            <w:r/>
+            <w:r>
+              <w:rPr>
+                <w:sz w:val="19"/>
+              </w:rPr>
+              <w:t>4 (4)</w:t>
+            </w:r>
+          </w:p>
+        </w:tc>
+      </w:tr>
+      <w:tr>
+        <w:tc>
+          <w:tcPr>
+            <w:tcW w:type="dxa" w:w="1077"/>
+          </w:tcPr>
+          <w:p>
+            <w:r/>
+            <w:r>
+              <w:rPr>
+                <w:sz w:val="19"/>
+              </w:rPr>
+              <w:t>HU-201</w:t>
+            </w:r>
+          </w:p>
+        </w:tc>
+        <w:tc>
+          <w:tcPr>
+            <w:tcW w:type="dxa" w:w="4195"/>
+          </w:tcPr>
+          <w:p>
+            <w:r/>
+            <w:r>
+              <w:rPr>
+                <w:sz w:val="19"/>
+              </w:rPr>
+              <w:t>Resolver las celdas ambiguas de una importación</w:t>
+            </w:r>
+          </w:p>
+        </w:tc>
+        <w:tc>
+          <w:tcPr>
+            <w:tcW w:type="dxa" w:w="1247"/>
+          </w:tcPr>
+          <w:p>
+            <w:r/>
+            <w:r>
+              <w:rPr>
+                <w:sz w:val="19"/>
+              </w:rPr>
+              <w:t>Web</w:t>
+            </w:r>
+          </w:p>
+        </w:tc>
+        <w:tc>
+          <w:tcPr>
+            <w:tcW w:type="dxa" w:w="1701"/>
+          </w:tcPr>
+          <w:p>
+            <w:r/>
+            <w:r>
+              <w:rPr>
+                <w:sz w:val="19"/>
+              </w:rPr>
+            </w:r>
+          </w:p>
+        </w:tc>
+        <w:tc>
+          <w:tcPr>
+            <w:tcW w:type="dxa" w:w="1134"/>
+          </w:tcPr>
+          <w:p>
+            <w:r/>
+            <w:r>
+              <w:rPr>
+                <w:sz w:val="19"/>
+              </w:rPr>
+              <w:t>2 (2)</w:t>
+            </w:r>
+          </w:p>
+        </w:tc>
+      </w:tr>
+      <w:tr>
+        <w:tc>
+          <w:tcPr>
+            <w:tcW w:type="dxa" w:w="1077"/>
+          </w:tcPr>
+          <w:p>
+            <w:r/>
+            <w:r>
+              <w:rPr>
+                <w:sz w:val="19"/>
+              </w:rPr>
+              <w:t>HU-202</w:t>
+            </w:r>
+          </w:p>
+        </w:tc>
+        <w:tc>
+          <w:tcPr>
+            <w:tcW w:type="dxa" w:w="4195"/>
+          </w:tcPr>
+          <w:p>
+            <w:r/>
+            <w:r>
+              <w:rPr>
+                <w:sz w:val="19"/>
+              </w:rPr>
+              <w:t>Importar el plan anual desde una planilla</w:t>
+            </w:r>
+          </w:p>
+        </w:tc>
+        <w:tc>
+          <w:tcPr>
+            <w:tcW w:type="dxa" w:w="1247"/>
+          </w:tcPr>
+          <w:p>
+            <w:r/>
+            <w:r>
+              <w:rPr>
+                <w:sz w:val="19"/>
+              </w:rPr>
+              <w:t>Web</w:t>
+            </w:r>
+          </w:p>
+        </w:tc>
+        <w:tc>
+          <w:tcPr>
+            <w:tcW w:type="dxa" w:w="1701"/>
+          </w:tcPr>
+          <w:p>
+            <w:r/>
+            <w:r>
+              <w:rPr>
+                <w:sz w:val="19"/>
+              </w:rPr>
+            </w:r>
+          </w:p>
+        </w:tc>
+        <w:tc>
+          <w:tcPr>
+            <w:tcW w:type="dxa" w:w="1134"/>
+          </w:tcPr>
+          <w:p>
+            <w:r/>
+            <w:r>
+              <w:rPr>
+                <w:sz w:val="19"/>
+              </w:rPr>
+              <w:t>2 (2)</w:t>
+            </w:r>
+          </w:p>
+        </w:tc>
+      </w:tr>
+      <w:tr>
+        <w:tc>
+          <w:tcPr>
+            <w:tcW w:type="dxa" w:w="1077"/>
+          </w:tcPr>
+          <w:p>
+            <w:r/>
+            <w:r>
+              <w:rPr>
+                <w:sz w:val="19"/>
+              </w:rPr>
               <w:t>HU-203</w:t>
             </w:r>
           </w:p>
@@ -1509,6 +1984,7 @@
               <w:rPr>
                 <w:sz w:val="19"/>
               </w:rPr>
+              <w:t>Bryan Chávez</w:t>
             </w:r>
           </w:p>
         </w:tc>
@@ -1522,7 +1998,7 @@
               <w:rPr>
                 <w:sz w:val="19"/>
               </w:rPr>
-              <w:t>1 (1)</w:t>
+              <w:t>2 (2)</w:t>
             </w:r>
           </w:p>
         </w:tc>
@@ -2845,7 +3321,7 @@
               <w:rPr>
                 <w:sz w:val="19"/>
               </w:rPr>
-              <w:t>HU-200</w:t>
+              <w:t>HU-177</w:t>
             </w:r>
           </w:p>
         </w:tc>
@@ -2873,7 +3349,7 @@
               <w:rPr>
                 <w:sz w:val="19"/>
               </w:rPr>
-              <w:t>Revisión previa sin escribir</w:t>
+              <w:t>Registrar el resultado y calcular el error</w:t>
             </w:r>
           </w:p>
         </w:tc>
@@ -2887,7 +3363,7 @@
               <w:rPr>
                 <w:sz w:val="19"/>
               </w:rPr>
-              <w:t>Web</w:t>
+              <w:t>Base de datos</w:t>
             </w:r>
           </w:p>
         </w:tc>
@@ -2919,7 +3395,7 @@
               <w:rPr>
                 <w:sz w:val="19"/>
               </w:rPr>
-              <w:t>HU-200</w:t>
+              <w:t>HU-177</w:t>
             </w:r>
           </w:p>
         </w:tc>
@@ -2933,7 +3409,7 @@
               <w:rPr>
                 <w:sz w:val="19"/>
               </w:rPr>
-              <w:t>#3</w:t>
+              <w:t>#2</w:t>
             </w:r>
           </w:p>
         </w:tc>
@@ -2947,7 +3423,7 @@
               <w:rPr>
                 <w:sz w:val="19"/>
               </w:rPr>
-              <w:t>Confirmación de la carga</w:t>
+              <w:t>Acierto con intervención, no falso positivo</w:t>
             </w:r>
           </w:p>
         </w:tc>
@@ -2961,7 +3437,7 @@
               <w:rPr>
                 <w:sz w:val="19"/>
               </w:rPr>
-              <w:t>Web</w:t>
+              <w:t>Base de datos</w:t>
             </w:r>
           </w:p>
         </w:tc>
@@ -2993,7 +3469,7 @@
               <w:rPr>
                 <w:sz w:val="19"/>
               </w:rPr>
-              <w:t>HU-200</w:t>
+              <w:t>HU-177</w:t>
             </w:r>
           </w:p>
         </w:tc>
@@ -3007,7 +3483,7 @@
               <w:rPr>
                 <w:sz w:val="19"/>
               </w:rPr>
-              <w:t>#4</w:t>
+              <w:t>#3</w:t>
             </w:r>
           </w:p>
         </w:tc>
@@ -3021,7 +3497,7 @@
               <w:rPr>
                 <w:sz w:val="19"/>
               </w:rPr>
-              <w:t>Descarga de la plantilla con ejemplo</w:t>
+              <w:t>Predicciones pendientes de evaluar</w:t>
             </w:r>
           </w:p>
         </w:tc>
@@ -3067,7 +3543,7 @@
               <w:rPr>
                 <w:sz w:val="19"/>
               </w:rPr>
-              <w:t>HU-201</w:t>
+              <w:t>HU-178</w:t>
             </w:r>
           </w:p>
         </w:tc>
@@ -3095,7 +3571,7 @@
               <w:rPr>
                 <w:sz w:val="19"/>
               </w:rPr>
-              <w:t>Error por celda con hoja, fila y columna</w:t>
+              <w:t>Panel de desempeño por versión y mes</w:t>
             </w:r>
           </w:p>
         </w:tc>
@@ -3141,7 +3617,7 @@
               <w:rPr>
                 <w:sz w:val="19"/>
               </w:rPr>
-              <w:t>HU-201</w:t>
+              <w:t>HU-178</w:t>
             </w:r>
           </w:p>
         </w:tc>
@@ -3155,7 +3631,7 @@
               <w:rPr>
                 <w:sz w:val="19"/>
               </w:rPr>
-              <w:t>#4</w:t>
+              <w:t>#2</w:t>
             </w:r>
           </w:p>
         </w:tc>
@@ -3169,7 +3645,7 @@
               <w:rPr>
                 <w:sz w:val="19"/>
               </w:rPr>
-              <w:t>Una fila mala no detiene la carga</w:t>
+              <w:t>Candidata a reentrenamiento</w:t>
             </w:r>
           </w:p>
         </w:tc>
@@ -3215,7 +3691,7 @@
               <w:rPr>
                 <w:sz w:val="19"/>
               </w:rPr>
-              <w:t>HU-202</w:t>
+              <w:t>HU-180</w:t>
             </w:r>
           </w:p>
         </w:tc>
@@ -3243,7 +3719,7 @@
               <w:rPr>
                 <w:sz w:val="19"/>
               </w:rPr>
-              <w:t>Estructura del plan interpretada</w:t>
+              <w:t>Tablero con cinco indicadores y su variación</w:t>
             </w:r>
           </w:p>
         </w:tc>
@@ -3257,7 +3733,7 @@
               <w:rPr>
                 <w:sz w:val="19"/>
               </w:rPr>
-              <w:t>Base de datos</w:t>
+              <w:t>Web</w:t>
             </w:r>
           </w:p>
         </w:tc>
@@ -3289,7 +3765,7 @@
               <w:rPr>
                 <w:sz w:val="19"/>
               </w:rPr>
-              <w:t>HU-202</w:t>
+              <w:t>HU-180</w:t>
             </w:r>
           </w:p>
         </w:tc>
@@ -3303,7 +3779,7 @@
               <w:rPr>
                 <w:sz w:val="19"/>
               </w:rPr>
-              <w:t>#3</w:t>
+              <w:t>#2</w:t>
             </w:r>
           </w:p>
         </w:tc>
@@ -3317,7 +3793,7 @@
               <w:rPr>
                 <w:sz w:val="19"/>
               </w:rPr>
-              <w:t>Plan creado en borrador con sus hitos</w:t>
+              <w:t>Filtros por planta, área, equipo y fechas</w:t>
             </w:r>
           </w:p>
         </w:tc>
@@ -3363,6 +3839,1190 @@
               <w:rPr>
                 <w:sz w:val="19"/>
               </w:rPr>
+              <w:t>HU-180</w:t>
+            </w:r>
+          </w:p>
+        </w:tc>
+        <w:tc>
+          <w:tcPr>
+            <w:tcW w:type="dxa" w:w="680"/>
+          </w:tcPr>
+          <w:p>
+            <w:r/>
+            <w:r>
+              <w:rPr>
+                <w:sz w:val="19"/>
+              </w:rPr>
+              <w:t>#3</w:t>
+            </w:r>
+          </w:p>
+        </w:tc>
+        <w:tc>
+          <w:tcPr>
+            <w:tcW w:type="dxa" w:w="4876"/>
+          </w:tcPr>
+          <w:p>
+            <w:r/>
+            <w:r>
+              <w:rPr>
+                <w:sz w:val="19"/>
+              </w:rPr>
+              <w:t>Detalle de un indicador</w:t>
+            </w:r>
+          </w:p>
+        </w:tc>
+        <w:tc>
+          <w:tcPr>
+            <w:tcW w:type="dxa" w:w="1020"/>
+          </w:tcPr>
+          <w:p>
+            <w:r/>
+            <w:r>
+              <w:rPr>
+                <w:sz w:val="19"/>
+              </w:rPr>
+              <w:t>Web</w:t>
+            </w:r>
+          </w:p>
+        </w:tc>
+        <w:tc>
+          <w:tcPr>
+            <w:tcW w:type="dxa" w:w="1531"/>
+          </w:tcPr>
+          <w:p>
+            <w:r/>
+            <w:r>
+              <w:rPr>
+                <w:b/>
+                <w:color w:val="1B7F3B"/>
+                <w:sz w:val="19"/>
+              </w:rPr>
+              <w:t>Cumple</w:t>
+            </w:r>
+          </w:p>
+        </w:tc>
+      </w:tr>
+      <w:tr>
+        <w:tc>
+          <w:tcPr>
+            <w:tcW w:type="dxa" w:w="1247"/>
+          </w:tcPr>
+          <w:p>
+            <w:r/>
+            <w:r>
+              <w:rPr>
+                <w:sz w:val="19"/>
+              </w:rPr>
+              <w:t>HU-182</w:t>
+            </w:r>
+          </w:p>
+        </w:tc>
+        <w:tc>
+          <w:tcPr>
+            <w:tcW w:type="dxa" w:w="680"/>
+          </w:tcPr>
+          <w:p>
+            <w:r/>
+            <w:r>
+              <w:rPr>
+                <w:sz w:val="19"/>
+              </w:rPr>
+              <w:t>#1</w:t>
+            </w:r>
+          </w:p>
+        </w:tc>
+        <w:tc>
+          <w:tcPr>
+            <w:tcW w:type="dxa" w:w="4876"/>
+          </w:tcPr>
+          <w:p>
+            <w:r/>
+            <w:r>
+              <w:rPr>
+                <w:sz w:val="19"/>
+              </w:rPr>
+              <w:t>Disponibilidad con planificada aparte</w:t>
+            </w:r>
+          </w:p>
+        </w:tc>
+        <w:tc>
+          <w:tcPr>
+            <w:tcW w:type="dxa" w:w="1020"/>
+          </w:tcPr>
+          <w:p>
+            <w:r/>
+            <w:r>
+              <w:rPr>
+                <w:sz w:val="19"/>
+              </w:rPr>
+              <w:t>Base de datos</w:t>
+            </w:r>
+          </w:p>
+        </w:tc>
+        <w:tc>
+          <w:tcPr>
+            <w:tcW w:type="dxa" w:w="1531"/>
+          </w:tcPr>
+          <w:p>
+            <w:r/>
+            <w:r>
+              <w:rPr>
+                <w:b/>
+                <w:color w:val="1B7F3B"/>
+                <w:sz w:val="19"/>
+              </w:rPr>
+              <w:t>Cumple</w:t>
+            </w:r>
+          </w:p>
+        </w:tc>
+      </w:tr>
+      <w:tr>
+        <w:tc>
+          <w:tcPr>
+            <w:tcW w:type="dxa" w:w="1247"/>
+          </w:tcPr>
+          <w:p>
+            <w:r/>
+            <w:r>
+              <w:rPr>
+                <w:sz w:val="19"/>
+              </w:rPr>
+              <w:t>HU-182</w:t>
+            </w:r>
+          </w:p>
+        </w:tc>
+        <w:tc>
+          <w:tcPr>
+            <w:tcW w:type="dxa" w:w="680"/>
+          </w:tcPr>
+          <w:p>
+            <w:r/>
+            <w:r>
+              <w:rPr>
+                <w:sz w:val="19"/>
+              </w:rPr>
+              <w:t>#2</w:t>
+            </w:r>
+          </w:p>
+        </w:tc>
+        <w:tc>
+          <w:tcPr>
+            <w:tcW w:type="dxa" w:w="4876"/>
+          </w:tcPr>
+          <w:p>
+            <w:r/>
+            <w:r>
+              <w:rPr>
+                <w:sz w:val="19"/>
+              </w:rPr>
+              <w:t>Tiempo medio entre fallas y representatividad</w:t>
+            </w:r>
+          </w:p>
+        </w:tc>
+        <w:tc>
+          <w:tcPr>
+            <w:tcW w:type="dxa" w:w="1020"/>
+          </w:tcPr>
+          <w:p>
+            <w:r/>
+            <w:r>
+              <w:rPr>
+                <w:sz w:val="19"/>
+              </w:rPr>
+              <w:t>Base de datos</w:t>
+            </w:r>
+          </w:p>
+        </w:tc>
+        <w:tc>
+          <w:tcPr>
+            <w:tcW w:type="dxa" w:w="1531"/>
+          </w:tcPr>
+          <w:p>
+            <w:r/>
+            <w:r>
+              <w:rPr>
+                <w:b/>
+                <w:color w:val="1B7F3B"/>
+                <w:sz w:val="19"/>
+              </w:rPr>
+              <w:t>Cumple</w:t>
+            </w:r>
+          </w:p>
+        </w:tc>
+      </w:tr>
+      <w:tr>
+        <w:tc>
+          <w:tcPr>
+            <w:tcW w:type="dxa" w:w="1247"/>
+          </w:tcPr>
+          <w:p>
+            <w:r/>
+            <w:r>
+              <w:rPr>
+                <w:sz w:val="19"/>
+              </w:rPr>
+              <w:t>HU-182</w:t>
+            </w:r>
+          </w:p>
+        </w:tc>
+        <w:tc>
+          <w:tcPr>
+            <w:tcW w:type="dxa" w:w="680"/>
+          </w:tcPr>
+          <w:p>
+            <w:r/>
+            <w:r>
+              <w:rPr>
+                <w:sz w:val="19"/>
+              </w:rPr>
+              <w:t>#3</w:t>
+            </w:r>
+          </w:p>
+        </w:tc>
+        <w:tc>
+          <w:tcPr>
+            <w:tcW w:type="dxa" w:w="4876"/>
+          </w:tcPr>
+          <w:p>
+            <w:r/>
+            <w:r>
+              <w:rPr>
+                <w:sz w:val="19"/>
+              </w:rPr>
+              <w:t>Tiempo medio de reparación</w:t>
+            </w:r>
+          </w:p>
+        </w:tc>
+        <w:tc>
+          <w:tcPr>
+            <w:tcW w:type="dxa" w:w="1020"/>
+          </w:tcPr>
+          <w:p>
+            <w:r/>
+            <w:r>
+              <w:rPr>
+                <w:sz w:val="19"/>
+              </w:rPr>
+              <w:t>Base de datos</w:t>
+            </w:r>
+          </w:p>
+        </w:tc>
+        <w:tc>
+          <w:tcPr>
+            <w:tcW w:type="dxa" w:w="1531"/>
+          </w:tcPr>
+          <w:p>
+            <w:r/>
+            <w:r>
+              <w:rPr>
+                <w:b/>
+                <w:color w:val="1B7F3B"/>
+                <w:sz w:val="19"/>
+              </w:rPr>
+              <w:t>Cumple</w:t>
+            </w:r>
+          </w:p>
+        </w:tc>
+      </w:tr>
+      <w:tr>
+        <w:tc>
+          <w:tcPr>
+            <w:tcW w:type="dxa" w:w="1247"/>
+          </w:tcPr>
+          <w:p>
+            <w:r/>
+            <w:r>
+              <w:rPr>
+                <w:sz w:val="19"/>
+              </w:rPr>
+              <w:t>HU-183</w:t>
+            </w:r>
+          </w:p>
+        </w:tc>
+        <w:tc>
+          <w:tcPr>
+            <w:tcW w:type="dxa" w:w="680"/>
+          </w:tcPr>
+          <w:p>
+            <w:r/>
+            <w:r>
+              <w:rPr>
+                <w:sz w:val="19"/>
+              </w:rPr>
+              <w:t>#1</w:t>
+            </w:r>
+          </w:p>
+        </w:tc>
+        <w:tc>
+          <w:tcPr>
+            <w:tcW w:type="dxa" w:w="4876"/>
+          </w:tcPr>
+          <w:p>
+            <w:r/>
+            <w:r>
+              <w:rPr>
+                <w:sz w:val="19"/>
+              </w:rPr>
+              <w:t>Costo por equipo, separado por moneda</w:t>
+            </w:r>
+          </w:p>
+        </w:tc>
+        <w:tc>
+          <w:tcPr>
+            <w:tcW w:type="dxa" w:w="1020"/>
+          </w:tcPr>
+          <w:p>
+            <w:r/>
+            <w:r>
+              <w:rPr>
+                <w:sz w:val="19"/>
+              </w:rPr>
+              <w:t>Web</w:t>
+            </w:r>
+          </w:p>
+        </w:tc>
+        <w:tc>
+          <w:tcPr>
+            <w:tcW w:type="dxa" w:w="1531"/>
+          </w:tcPr>
+          <w:p>
+            <w:r/>
+            <w:r>
+              <w:rPr>
+                <w:b/>
+                <w:color w:val="1B7F3B"/>
+                <w:sz w:val="19"/>
+              </w:rPr>
+              <w:t>Cumple</w:t>
+            </w:r>
+          </w:p>
+        </w:tc>
+      </w:tr>
+      <w:tr>
+        <w:tc>
+          <w:tcPr>
+            <w:tcW w:type="dxa" w:w="1247"/>
+          </w:tcPr>
+          <w:p>
+            <w:r/>
+            <w:r>
+              <w:rPr>
+                <w:sz w:val="19"/>
+              </w:rPr>
+              <w:t>HU-183</w:t>
+            </w:r>
+          </w:p>
+        </w:tc>
+        <w:tc>
+          <w:tcPr>
+            <w:tcW w:type="dxa" w:w="680"/>
+          </w:tcPr>
+          <w:p>
+            <w:r/>
+            <w:r>
+              <w:rPr>
+                <w:sz w:val="19"/>
+              </w:rPr>
+              <w:t>#2</w:t>
+            </w:r>
+          </w:p>
+        </w:tc>
+        <w:tc>
+          <w:tcPr>
+            <w:tcW w:type="dxa" w:w="4876"/>
+          </w:tcPr>
+          <w:p>
+            <w:r/>
+            <w:r>
+              <w:rPr>
+                <w:sz w:val="19"/>
+              </w:rPr>
+              <w:t>Centro de costo incluye a sus dependientes</w:t>
+            </w:r>
+          </w:p>
+        </w:tc>
+        <w:tc>
+          <w:tcPr>
+            <w:tcW w:type="dxa" w:w="1020"/>
+          </w:tcPr>
+          <w:p>
+            <w:r/>
+            <w:r>
+              <w:rPr>
+                <w:sz w:val="19"/>
+              </w:rPr>
+              <w:t>Base de datos</w:t>
+            </w:r>
+          </w:p>
+        </w:tc>
+        <w:tc>
+          <w:tcPr>
+            <w:tcW w:type="dxa" w:w="1531"/>
+          </w:tcPr>
+          <w:p>
+            <w:r/>
+            <w:r>
+              <w:rPr>
+                <w:b/>
+                <w:color w:val="1B7F3B"/>
+                <w:sz w:val="19"/>
+              </w:rPr>
+              <w:t>Cumple</w:t>
+            </w:r>
+          </w:p>
+        </w:tc>
+      </w:tr>
+      <w:tr>
+        <w:tc>
+          <w:tcPr>
+            <w:tcW w:type="dxa" w:w="1247"/>
+          </w:tcPr>
+          <w:p>
+            <w:r/>
+            <w:r>
+              <w:rPr>
+                <w:sz w:val="19"/>
+              </w:rPr>
+              <w:t>HU-183</w:t>
+            </w:r>
+          </w:p>
+        </w:tc>
+        <w:tc>
+          <w:tcPr>
+            <w:tcW w:type="dxa" w:w="680"/>
+          </w:tcPr>
+          <w:p>
+            <w:r/>
+            <w:r>
+              <w:rPr>
+                <w:sz w:val="19"/>
+              </w:rPr>
+              <w:t>#3</w:t>
+            </w:r>
+          </w:p>
+        </w:tc>
+        <w:tc>
+          <w:tcPr>
+            <w:tcW w:type="dxa" w:w="4876"/>
+          </w:tcPr>
+          <w:p>
+            <w:r/>
+            <w:r>
+              <w:rPr>
+                <w:sz w:val="19"/>
+              </w:rPr>
+              <w:t>Comparación entre períodos</w:t>
+            </w:r>
+          </w:p>
+        </w:tc>
+        <w:tc>
+          <w:tcPr>
+            <w:tcW w:type="dxa" w:w="1020"/>
+          </w:tcPr>
+          <w:p>
+            <w:r/>
+            <w:r>
+              <w:rPr>
+                <w:sz w:val="19"/>
+              </w:rPr>
+              <w:t>Web</w:t>
+            </w:r>
+          </w:p>
+        </w:tc>
+        <w:tc>
+          <w:tcPr>
+            <w:tcW w:type="dxa" w:w="1531"/>
+          </w:tcPr>
+          <w:p>
+            <w:r/>
+            <w:r>
+              <w:rPr>
+                <w:b/>
+                <w:color w:val="1B7F3B"/>
+                <w:sz w:val="19"/>
+              </w:rPr>
+              <w:t>Cumple</w:t>
+            </w:r>
+          </w:p>
+        </w:tc>
+      </w:tr>
+      <w:tr>
+        <w:tc>
+          <w:tcPr>
+            <w:tcW w:type="dxa" w:w="1247"/>
+          </w:tcPr>
+          <w:p>
+            <w:r/>
+            <w:r>
+              <w:rPr>
+                <w:sz w:val="19"/>
+              </w:rPr>
+              <w:t>HU-185</w:t>
+            </w:r>
+          </w:p>
+        </w:tc>
+        <w:tc>
+          <w:tcPr>
+            <w:tcW w:type="dxa" w:w="680"/>
+          </w:tcPr>
+          <w:p>
+            <w:r/>
+            <w:r>
+              <w:rPr>
+                <w:sz w:val="19"/>
+              </w:rPr>
+              <w:t>#1</w:t>
+            </w:r>
+          </w:p>
+        </w:tc>
+        <w:tc>
+          <w:tcPr>
+            <w:tcW w:type="dxa" w:w="4876"/>
+          </w:tcPr>
+          <w:p>
+            <w:r/>
+            <w:r>
+              <w:rPr>
+                <w:sz w:val="19"/>
+              </w:rPr>
+              <w:t>Excel con los filtros y el encabezado</w:t>
+            </w:r>
+          </w:p>
+        </w:tc>
+        <w:tc>
+          <w:tcPr>
+            <w:tcW w:type="dxa" w:w="1020"/>
+          </w:tcPr>
+          <w:p>
+            <w:r/>
+            <w:r>
+              <w:rPr>
+                <w:sz w:val="19"/>
+              </w:rPr>
+              <w:t>Web</w:t>
+            </w:r>
+          </w:p>
+        </w:tc>
+        <w:tc>
+          <w:tcPr>
+            <w:tcW w:type="dxa" w:w="1531"/>
+          </w:tcPr>
+          <w:p>
+            <w:r/>
+            <w:r>
+              <w:rPr>
+                <w:b/>
+                <w:color w:val="B02A2A"/>
+                <w:sz w:val="19"/>
+              </w:rPr>
+              <w:t>No cumple / pendiente</w:t>
+            </w:r>
+          </w:p>
+        </w:tc>
+      </w:tr>
+      <w:tr>
+        <w:tc>
+          <w:tcPr>
+            <w:tcW w:type="dxa" w:w="1247"/>
+          </w:tcPr>
+          <w:p>
+            <w:r/>
+            <w:r>
+              <w:rPr>
+                <w:sz w:val="19"/>
+              </w:rPr>
+              <w:t>HU-200</w:t>
+            </w:r>
+          </w:p>
+        </w:tc>
+        <w:tc>
+          <w:tcPr>
+            <w:tcW w:type="dxa" w:w="680"/>
+          </w:tcPr>
+          <w:p>
+            <w:r/>
+            <w:r>
+              <w:rPr>
+                <w:sz w:val="19"/>
+              </w:rPr>
+              <w:t>#1</w:t>
+            </w:r>
+          </w:p>
+        </w:tc>
+        <w:tc>
+          <w:tcPr>
+            <w:tcW w:type="dxa" w:w="4876"/>
+          </w:tcPr>
+          <w:p>
+            <w:r/>
+            <w:r>
+              <w:rPr>
+                <w:sz w:val="19"/>
+              </w:rPr>
+              <w:t>Revisión previa sin escribir</w:t>
+            </w:r>
+          </w:p>
+        </w:tc>
+        <w:tc>
+          <w:tcPr>
+            <w:tcW w:type="dxa" w:w="1020"/>
+          </w:tcPr>
+          <w:p>
+            <w:r/>
+            <w:r>
+              <w:rPr>
+                <w:sz w:val="19"/>
+              </w:rPr>
+              <w:t>Web</w:t>
+            </w:r>
+          </w:p>
+        </w:tc>
+        <w:tc>
+          <w:tcPr>
+            <w:tcW w:type="dxa" w:w="1531"/>
+          </w:tcPr>
+          <w:p>
+            <w:r/>
+            <w:r>
+              <w:rPr>
+                <w:b/>
+                <w:color w:val="1B7F3B"/>
+                <w:sz w:val="19"/>
+              </w:rPr>
+              <w:t>Cumple</w:t>
+            </w:r>
+          </w:p>
+        </w:tc>
+      </w:tr>
+      <w:tr>
+        <w:tc>
+          <w:tcPr>
+            <w:tcW w:type="dxa" w:w="1247"/>
+          </w:tcPr>
+          <w:p>
+            <w:r/>
+            <w:r>
+              <w:rPr>
+                <w:sz w:val="19"/>
+              </w:rPr>
+              <w:t>HU-200</w:t>
+            </w:r>
+          </w:p>
+        </w:tc>
+        <w:tc>
+          <w:tcPr>
+            <w:tcW w:type="dxa" w:w="680"/>
+          </w:tcPr>
+          <w:p>
+            <w:r/>
+            <w:r>
+              <w:rPr>
+                <w:sz w:val="19"/>
+              </w:rPr>
+              <w:t>#2</w:t>
+            </w:r>
+          </w:p>
+        </w:tc>
+        <w:tc>
+          <w:tcPr>
+            <w:tcW w:type="dxa" w:w="4876"/>
+          </w:tcPr>
+          <w:p>
+            <w:r/>
+            <w:r>
+              <w:rPr>
+                <w:sz w:val="19"/>
+              </w:rPr>
+              <w:t>Aviso de planilla ya procesada</w:t>
+            </w:r>
+          </w:p>
+        </w:tc>
+        <w:tc>
+          <w:tcPr>
+            <w:tcW w:type="dxa" w:w="1020"/>
+          </w:tcPr>
+          <w:p>
+            <w:r/>
+            <w:r>
+              <w:rPr>
+                <w:sz w:val="19"/>
+              </w:rPr>
+              <w:t>Base de datos</w:t>
+            </w:r>
+          </w:p>
+        </w:tc>
+        <w:tc>
+          <w:tcPr>
+            <w:tcW w:type="dxa" w:w="1531"/>
+          </w:tcPr>
+          <w:p>
+            <w:r/>
+            <w:r>
+              <w:rPr>
+                <w:b/>
+                <w:color w:val="1B7F3B"/>
+                <w:sz w:val="19"/>
+              </w:rPr>
+              <w:t>Cumple</w:t>
+            </w:r>
+          </w:p>
+        </w:tc>
+      </w:tr>
+      <w:tr>
+        <w:tc>
+          <w:tcPr>
+            <w:tcW w:type="dxa" w:w="1247"/>
+          </w:tcPr>
+          <w:p>
+            <w:r/>
+            <w:r>
+              <w:rPr>
+                <w:sz w:val="19"/>
+              </w:rPr>
+              <w:t>HU-200</w:t>
+            </w:r>
+          </w:p>
+        </w:tc>
+        <w:tc>
+          <w:tcPr>
+            <w:tcW w:type="dxa" w:w="680"/>
+          </w:tcPr>
+          <w:p>
+            <w:r/>
+            <w:r>
+              <w:rPr>
+                <w:sz w:val="19"/>
+              </w:rPr>
+              <w:t>#3</w:t>
+            </w:r>
+          </w:p>
+        </w:tc>
+        <w:tc>
+          <w:tcPr>
+            <w:tcW w:type="dxa" w:w="4876"/>
+          </w:tcPr>
+          <w:p>
+            <w:r/>
+            <w:r>
+              <w:rPr>
+                <w:sz w:val="19"/>
+              </w:rPr>
+              <w:t>Confirmación de la carga</w:t>
+            </w:r>
+          </w:p>
+        </w:tc>
+        <w:tc>
+          <w:tcPr>
+            <w:tcW w:type="dxa" w:w="1020"/>
+          </w:tcPr>
+          <w:p>
+            <w:r/>
+            <w:r>
+              <w:rPr>
+                <w:sz w:val="19"/>
+              </w:rPr>
+              <w:t>Web</w:t>
+            </w:r>
+          </w:p>
+        </w:tc>
+        <w:tc>
+          <w:tcPr>
+            <w:tcW w:type="dxa" w:w="1531"/>
+          </w:tcPr>
+          <w:p>
+            <w:r/>
+            <w:r>
+              <w:rPr>
+                <w:b/>
+                <w:color w:val="1B7F3B"/>
+                <w:sz w:val="19"/>
+              </w:rPr>
+              <w:t>Cumple</w:t>
+            </w:r>
+          </w:p>
+        </w:tc>
+      </w:tr>
+      <w:tr>
+        <w:tc>
+          <w:tcPr>
+            <w:tcW w:type="dxa" w:w="1247"/>
+          </w:tcPr>
+          <w:p>
+            <w:r/>
+            <w:r>
+              <w:rPr>
+                <w:sz w:val="19"/>
+              </w:rPr>
+              <w:t>HU-200</w:t>
+            </w:r>
+          </w:p>
+        </w:tc>
+        <w:tc>
+          <w:tcPr>
+            <w:tcW w:type="dxa" w:w="680"/>
+          </w:tcPr>
+          <w:p>
+            <w:r/>
+            <w:r>
+              <w:rPr>
+                <w:sz w:val="19"/>
+              </w:rPr>
+              <w:t>#4</w:t>
+            </w:r>
+          </w:p>
+        </w:tc>
+        <w:tc>
+          <w:tcPr>
+            <w:tcW w:type="dxa" w:w="4876"/>
+          </w:tcPr>
+          <w:p>
+            <w:r/>
+            <w:r>
+              <w:rPr>
+                <w:sz w:val="19"/>
+              </w:rPr>
+              <w:t>Descarga de la plantilla con ejemplo</w:t>
+            </w:r>
+          </w:p>
+        </w:tc>
+        <w:tc>
+          <w:tcPr>
+            <w:tcW w:type="dxa" w:w="1020"/>
+          </w:tcPr>
+          <w:p>
+            <w:r/>
+            <w:r>
+              <w:rPr>
+                <w:sz w:val="19"/>
+              </w:rPr>
+              <w:t>Web</w:t>
+            </w:r>
+          </w:p>
+        </w:tc>
+        <w:tc>
+          <w:tcPr>
+            <w:tcW w:type="dxa" w:w="1531"/>
+          </w:tcPr>
+          <w:p>
+            <w:r/>
+            <w:r>
+              <w:rPr>
+                <w:b/>
+                <w:color w:val="1B7F3B"/>
+                <w:sz w:val="19"/>
+              </w:rPr>
+              <w:t>Cumple</w:t>
+            </w:r>
+          </w:p>
+        </w:tc>
+      </w:tr>
+      <w:tr>
+        <w:tc>
+          <w:tcPr>
+            <w:tcW w:type="dxa" w:w="1247"/>
+          </w:tcPr>
+          <w:p>
+            <w:r/>
+            <w:r>
+              <w:rPr>
+                <w:sz w:val="19"/>
+              </w:rPr>
+              <w:t>HU-201</w:t>
+            </w:r>
+          </w:p>
+        </w:tc>
+        <w:tc>
+          <w:tcPr>
+            <w:tcW w:type="dxa" w:w="680"/>
+          </w:tcPr>
+          <w:p>
+            <w:r/>
+            <w:r>
+              <w:rPr>
+                <w:sz w:val="19"/>
+              </w:rPr>
+              <w:t>#1</w:t>
+            </w:r>
+          </w:p>
+        </w:tc>
+        <w:tc>
+          <w:tcPr>
+            <w:tcW w:type="dxa" w:w="4876"/>
+          </w:tcPr>
+          <w:p>
+            <w:r/>
+            <w:r>
+              <w:rPr>
+                <w:sz w:val="19"/>
+              </w:rPr>
+              <w:t>Error por celda con hoja, fila y columna</w:t>
+            </w:r>
+          </w:p>
+        </w:tc>
+        <w:tc>
+          <w:tcPr>
+            <w:tcW w:type="dxa" w:w="1020"/>
+          </w:tcPr>
+          <w:p>
+            <w:r/>
+            <w:r>
+              <w:rPr>
+                <w:sz w:val="19"/>
+              </w:rPr>
+              <w:t>Web</w:t>
+            </w:r>
+          </w:p>
+        </w:tc>
+        <w:tc>
+          <w:tcPr>
+            <w:tcW w:type="dxa" w:w="1531"/>
+          </w:tcPr>
+          <w:p>
+            <w:r/>
+            <w:r>
+              <w:rPr>
+                <w:b/>
+                <w:color w:val="1B7F3B"/>
+                <w:sz w:val="19"/>
+              </w:rPr>
+              <w:t>Cumple</w:t>
+            </w:r>
+          </w:p>
+        </w:tc>
+      </w:tr>
+      <w:tr>
+        <w:tc>
+          <w:tcPr>
+            <w:tcW w:type="dxa" w:w="1247"/>
+          </w:tcPr>
+          <w:p>
+            <w:r/>
+            <w:r>
+              <w:rPr>
+                <w:sz w:val="19"/>
+              </w:rPr>
+              <w:t>HU-201</w:t>
+            </w:r>
+          </w:p>
+        </w:tc>
+        <w:tc>
+          <w:tcPr>
+            <w:tcW w:type="dxa" w:w="680"/>
+          </w:tcPr>
+          <w:p>
+            <w:r/>
+            <w:r>
+              <w:rPr>
+                <w:sz w:val="19"/>
+              </w:rPr>
+              <w:t>#4</w:t>
+            </w:r>
+          </w:p>
+        </w:tc>
+        <w:tc>
+          <w:tcPr>
+            <w:tcW w:type="dxa" w:w="4876"/>
+          </w:tcPr>
+          <w:p>
+            <w:r/>
+            <w:r>
+              <w:rPr>
+                <w:sz w:val="19"/>
+              </w:rPr>
+              <w:t>Una fila mala no detiene la carga</w:t>
+            </w:r>
+          </w:p>
+        </w:tc>
+        <w:tc>
+          <w:tcPr>
+            <w:tcW w:type="dxa" w:w="1020"/>
+          </w:tcPr>
+          <w:p>
+            <w:r/>
+            <w:r>
+              <w:rPr>
+                <w:sz w:val="19"/>
+              </w:rPr>
+              <w:t>Base de datos</w:t>
+            </w:r>
+          </w:p>
+        </w:tc>
+        <w:tc>
+          <w:tcPr>
+            <w:tcW w:type="dxa" w:w="1531"/>
+          </w:tcPr>
+          <w:p>
+            <w:r/>
+            <w:r>
+              <w:rPr>
+                <w:b/>
+                <w:color w:val="1B7F3B"/>
+                <w:sz w:val="19"/>
+              </w:rPr>
+              <w:t>Cumple</w:t>
+            </w:r>
+          </w:p>
+        </w:tc>
+      </w:tr>
+      <w:tr>
+        <w:tc>
+          <w:tcPr>
+            <w:tcW w:type="dxa" w:w="1247"/>
+          </w:tcPr>
+          <w:p>
+            <w:r/>
+            <w:r>
+              <w:rPr>
+                <w:sz w:val="19"/>
+              </w:rPr>
+              <w:t>HU-202</w:t>
+            </w:r>
+          </w:p>
+        </w:tc>
+        <w:tc>
+          <w:tcPr>
+            <w:tcW w:type="dxa" w:w="680"/>
+          </w:tcPr>
+          <w:p>
+            <w:r/>
+            <w:r>
+              <w:rPr>
+                <w:sz w:val="19"/>
+              </w:rPr>
+              <w:t>#1</w:t>
+            </w:r>
+          </w:p>
+        </w:tc>
+        <w:tc>
+          <w:tcPr>
+            <w:tcW w:type="dxa" w:w="4876"/>
+          </w:tcPr>
+          <w:p>
+            <w:r/>
+            <w:r>
+              <w:rPr>
+                <w:sz w:val="19"/>
+              </w:rPr>
+              <w:t>Estructura del plan interpretada</w:t>
+            </w:r>
+          </w:p>
+        </w:tc>
+        <w:tc>
+          <w:tcPr>
+            <w:tcW w:type="dxa" w:w="1020"/>
+          </w:tcPr>
+          <w:p>
+            <w:r/>
+            <w:r>
+              <w:rPr>
+                <w:sz w:val="19"/>
+              </w:rPr>
+              <w:t>Base de datos</w:t>
+            </w:r>
+          </w:p>
+        </w:tc>
+        <w:tc>
+          <w:tcPr>
+            <w:tcW w:type="dxa" w:w="1531"/>
+          </w:tcPr>
+          <w:p>
+            <w:r/>
+            <w:r>
+              <w:rPr>
+                <w:b/>
+                <w:color w:val="1B7F3B"/>
+                <w:sz w:val="19"/>
+              </w:rPr>
+              <w:t>Cumple</w:t>
+            </w:r>
+          </w:p>
+        </w:tc>
+      </w:tr>
+      <w:tr>
+        <w:tc>
+          <w:tcPr>
+            <w:tcW w:type="dxa" w:w="1247"/>
+          </w:tcPr>
+          <w:p>
+            <w:r/>
+            <w:r>
+              <w:rPr>
+                <w:sz w:val="19"/>
+              </w:rPr>
+              <w:t>HU-202</w:t>
+            </w:r>
+          </w:p>
+        </w:tc>
+        <w:tc>
+          <w:tcPr>
+            <w:tcW w:type="dxa" w:w="680"/>
+          </w:tcPr>
+          <w:p>
+            <w:r/>
+            <w:r>
+              <w:rPr>
+                <w:sz w:val="19"/>
+              </w:rPr>
+              <w:t>#3</w:t>
+            </w:r>
+          </w:p>
+        </w:tc>
+        <w:tc>
+          <w:tcPr>
+            <w:tcW w:type="dxa" w:w="4876"/>
+          </w:tcPr>
+          <w:p>
+            <w:r/>
+            <w:r>
+              <w:rPr>
+                <w:sz w:val="19"/>
+              </w:rPr>
+              <w:t>Plan creado en borrador con sus hitos</w:t>
+            </w:r>
+          </w:p>
+        </w:tc>
+        <w:tc>
+          <w:tcPr>
+            <w:tcW w:type="dxa" w:w="1020"/>
+          </w:tcPr>
+          <w:p>
+            <w:r/>
+            <w:r>
+              <w:rPr>
+                <w:sz w:val="19"/>
+              </w:rPr>
+              <w:t>Base de datos</w:t>
+            </w:r>
+          </w:p>
+        </w:tc>
+        <w:tc>
+          <w:tcPr>
+            <w:tcW w:type="dxa" w:w="1531"/>
+          </w:tcPr>
+          <w:p>
+            <w:r/>
+            <w:r>
+              <w:rPr>
+                <w:b/>
+                <w:color w:val="1B7F3B"/>
+                <w:sz w:val="19"/>
+              </w:rPr>
+              <w:t>Cumple</w:t>
+            </w:r>
+          </w:p>
+        </w:tc>
+      </w:tr>
+      <w:tr>
+        <w:tc>
+          <w:tcPr>
+            <w:tcW w:type="dxa" w:w="1247"/>
+          </w:tcPr>
+          <w:p>
+            <w:r/>
+            <w:r>
+              <w:rPr>
+                <w:sz w:val="19"/>
+              </w:rPr>
               <w:t>HU-203</w:t>
             </w:r>
           </w:p>
@@ -3392,6 +5052,80 @@
                 <w:sz w:val="19"/>
               </w:rPr>
               <w:t>Historial de cargas</w:t>
+            </w:r>
+          </w:p>
+        </w:tc>
+        <w:tc>
+          <w:tcPr>
+            <w:tcW w:type="dxa" w:w="1020"/>
+          </w:tcPr>
+          <w:p>
+            <w:r/>
+            <w:r>
+              <w:rPr>
+                <w:sz w:val="19"/>
+              </w:rPr>
+              <w:t>Web</w:t>
+            </w:r>
+          </w:p>
+        </w:tc>
+        <w:tc>
+          <w:tcPr>
+            <w:tcW w:type="dxa" w:w="1531"/>
+          </w:tcPr>
+          <w:p>
+            <w:r/>
+            <w:r>
+              <w:rPr>
+                <w:b/>
+                <w:color w:val="1B7F3B"/>
+                <w:sz w:val="19"/>
+              </w:rPr>
+              <w:t>Cumple</w:t>
+            </w:r>
+          </w:p>
+        </w:tc>
+      </w:tr>
+      <w:tr>
+        <w:tc>
+          <w:tcPr>
+            <w:tcW w:type="dxa" w:w="1247"/>
+          </w:tcPr>
+          <w:p>
+            <w:r/>
+            <w:r>
+              <w:rPr>
+                <w:sz w:val="19"/>
+              </w:rPr>
+              <w:t>HU-203</w:t>
+            </w:r>
+          </w:p>
+        </w:tc>
+        <w:tc>
+          <w:tcPr>
+            <w:tcW w:type="dxa" w:w="680"/>
+          </w:tcPr>
+          <w:p>
+            <w:r/>
+            <w:r>
+              <w:rPr>
+                <w:sz w:val="19"/>
+              </w:rPr>
+              <w:t>#2</w:t>
+            </w:r>
+          </w:p>
+        </w:tc>
+        <w:tc>
+          <w:tcPr>
+            <w:tcW w:type="dxa" w:w="4876"/>
+          </w:tcPr>
+          <w:p>
+            <w:r/>
+            <w:r>
+              <w:rPr>
+                <w:sz w:val="19"/>
+              </w:rPr>
+              <w:t>Detalle de una carga</w:t>
             </w:r>
           </w:p>
         </w:tc>
@@ -3449,7 +5183,7 @@
           <w:i w:val="0"/>
           <w:sz w:val="22"/>
         </w:rPr>
-        <w:t>De los 24 casos ejecutados, 24 cumplen el criterio de aceptación. Todos los criterios ejecutados se cumplen.</w:t>
+        <w:t>De los 41 casos ejecutados, 40 cumplen el criterio de aceptación. Los casos marcados como «no cumple / pendiente» corresponden a criterios cuya funcionalidad no está construida en esta versión o que no pudo ejercitarse en el entorno local; se detallan en cada caso.</w:t>
       </w:r>
     </w:p>
     <w:p>
@@ -3462,7 +5196,7 @@
           <w:i w:val="0"/>
           <w:sz w:val="22"/>
         </w:rPr>
-        <w:t>Cobertura sobre el Sprint Backlog: 126 de 218 criterios de la plataforma web/API verificados (92 sin cumplir).</w:t>
+        <w:t>Cobertura sobre el Sprint Backlog: 69 de 141 criterios de la plataforma web/API verificados (72 sin cumplir).</w:t>
       </w:r>
     </w:p>
     <w:p>
@@ -9811,6 +11545,5551 @@
         <w:pStyle w:val="Heading2"/>
       </w:pPr>
       <w:r>
+        <w:t>HU-177 · Registrar si la predicción se cumplió</w:t>
+      </w:r>
+    </w:p>
+    <w:p>
+      <w:pPr>
+        <w:pStyle w:val="Heading3"/>
+      </w:pPr>
+      <w:r>
+        <w:t>CA1 · Registrar el resultado y calcular el error</w:t>
+      </w:r>
+    </w:p>
+    <w:p>
+      <w:pPr>
+        <w:spacing w:after="120"/>
+      </w:pPr>
+      <w:r>
+        <w:rPr>
+          <w:b w:val="0"/>
+          <w:i/>
+          <w:color w:val="555555"/>
+          <w:sz w:val="20"/>
+        </w:rPr>
+        <w:t>Criterio de aceptación: Cuando registro si el evento ocurrió y en qué fecha</w:t>
+        <w:br/>
+        <w:t>Entonces la predicción queda evaluada</w:t>
+        <w:br/>
+        <w:t>Y el error respecto de la fecha estimada se calcula automáticamente</w:t>
+      </w:r>
+    </w:p>
+    <w:tbl>
+      <w:tblPr>
+        <w:tblW w:type="auto" w:w="0"/>
+        <w:tblLook w:firstColumn="1" w:firstRow="1" w:lastColumn="0" w:lastRow="0" w:noHBand="0" w:noVBand="1" w:val="04A0"/>
+        <w:tblBorders>
+          <w:top w:val="single" w:sz="4" w:color="BFBFBF"/>
+          <w:left w:val="single" w:sz="4" w:color="BFBFBF"/>
+          <w:bottom w:val="single" w:sz="4" w:color="BFBFBF"/>
+          <w:right w:val="single" w:sz="4" w:color="BFBFBF"/>
+          <w:insideH w:val="single" w:sz="4" w:color="BFBFBF"/>
+          <w:insideV w:val="single" w:sz="4" w:color="BFBFBF"/>
+        </w:tblBorders>
+      </w:tblPr>
+      <w:tblGrid>
+        <w:gridCol w:w="4873"/>
+        <w:gridCol w:w="4873"/>
+      </w:tblGrid>
+      <w:tr>
+        <w:tc>
+          <w:tcPr>
+            <w:tcW w:type="dxa" w:w="2041"/>
+            <w:shd w:val="clear" w:color="auto" w:fill="F3F1FB"/>
+          </w:tcPr>
+          <w:p>
+            <w:r/>
+            <w:r>
+              <w:rPr>
+                <w:b/>
+                <w:sz w:val="20"/>
+              </w:rPr>
+              <w:t>Usuario</w:t>
+            </w:r>
+          </w:p>
+        </w:tc>
+        <w:tc>
+          <w:tcPr>
+            <w:tcW w:type="dxa" w:w="7313"/>
+          </w:tcPr>
+          <w:p>
+            <w:r/>
+            <w:r>
+              <w:rPr>
+                <w:b w:val="0"/>
+                <w:sz w:val="20"/>
+              </w:rPr>
+              <w:t>Proceso del sistema · Consulta directa a la base y a los registros</w:t>
+            </w:r>
+          </w:p>
+        </w:tc>
+      </w:tr>
+      <w:tr>
+        <w:tc>
+          <w:tcPr>
+            <w:tcW w:type="dxa" w:w="2041"/>
+            <w:shd w:val="clear" w:color="auto" w:fill="F3F1FB"/>
+          </w:tcPr>
+          <w:p>
+            <w:r/>
+            <w:r>
+              <w:rPr>
+                <w:b/>
+                <w:sz w:val="20"/>
+              </w:rPr>
+              <w:t>Tipo de prueba</w:t>
+            </w:r>
+          </w:p>
+        </w:tc>
+        <w:tc>
+          <w:tcPr>
+            <w:tcW w:type="dxa" w:w="7313"/>
+          </w:tcPr>
+          <w:p>
+            <w:r/>
+            <w:r>
+              <w:rPr>
+                <w:b w:val="0"/>
+                <w:sz w:val="20"/>
+              </w:rPr>
+              <w:t>Base de datos</w:t>
+            </w:r>
+          </w:p>
+        </w:tc>
+      </w:tr>
+      <w:tr>
+        <w:tc>
+          <w:tcPr>
+            <w:tcW w:type="dxa" w:w="2041"/>
+            <w:shd w:val="clear" w:color="auto" w:fill="F3F1FB"/>
+          </w:tcPr>
+          <w:p>
+            <w:r/>
+            <w:r>
+              <w:rPr>
+                <w:b/>
+                <w:sz w:val="20"/>
+              </w:rPr>
+              <w:t>Pasos</w:t>
+            </w:r>
+          </w:p>
+        </w:tc>
+        <w:tc>
+          <w:tcPr>
+            <w:tcW w:type="dxa" w:w="7313"/>
+          </w:tcPr>
+          <w:p>
+            <w:r/>
+            <w:r>
+              <w:rPr>
+                <w:b w:val="0"/>
+                <w:sz w:val="20"/>
+              </w:rPr>
+              <w:t>INS_AI_PREDICCION_RESULTADO con una predicción de prueba (transacción revertida).</w:t>
+            </w:r>
+          </w:p>
+        </w:tc>
+      </w:tr>
+      <w:tr>
+        <w:tc>
+          <w:tcPr>
+            <w:tcW w:type="dxa" w:w="2041"/>
+            <w:shd w:val="clear" w:color="auto" w:fill="F3F1FB"/>
+          </w:tcPr>
+          <w:p>
+            <w:r/>
+            <w:r>
+              <w:rPr>
+                <w:b/>
+                <w:sz w:val="20"/>
+              </w:rPr>
+              <w:t>Resultado esperado</w:t>
+            </w:r>
+          </w:p>
+        </w:tc>
+        <w:tc>
+          <w:tcPr>
+            <w:tcW w:type="dxa" w:w="7313"/>
+          </w:tcPr>
+          <w:p>
+            <w:r/>
+            <w:r>
+              <w:rPr>
+                <w:b w:val="0"/>
+                <w:sz w:val="20"/>
+              </w:rPr>
+              <w:t>La predicción queda evaluada y el error en días se calcula solo.</w:t>
+            </w:r>
+          </w:p>
+        </w:tc>
+      </w:tr>
+      <w:tr>
+        <w:tc>
+          <w:tcPr>
+            <w:tcW w:type="dxa" w:w="2041"/>
+            <w:shd w:val="clear" w:color="auto" w:fill="F3F1FB"/>
+          </w:tcPr>
+          <w:p>
+            <w:r/>
+            <w:r>
+              <w:rPr>
+                <w:b/>
+                <w:sz w:val="20"/>
+              </w:rPr>
+              <w:t>Resultado obtenido</w:t>
+            </w:r>
+          </w:p>
+        </w:tc>
+        <w:tc>
+          <w:tcPr>
+            <w:tcW w:type="dxa" w:w="7313"/>
+          </w:tcPr>
+          <w:p>
+            <w:r/>
+            <w:r>
+              <w:rPr>
+                <w:b w:val="0"/>
+                <w:sz w:val="20"/>
+              </w:rPr>
+              <w:t>Tres predicciones cuyo evento ocurrió dos días después de la estimada dan un error de 2 días cada una y quedan clasificadas como acierto.</w:t>
+            </w:r>
+          </w:p>
+        </w:tc>
+      </w:tr>
+      <w:tr>
+        <w:tc>
+          <w:tcPr>
+            <w:tcW w:type="dxa" w:w="2041"/>
+            <w:shd w:val="clear" w:color="auto" w:fill="F3F1FB"/>
+          </w:tcPr>
+          <w:p>
+            <w:r/>
+            <w:r>
+              <w:rPr>
+                <w:b/>
+                <w:sz w:val="20"/>
+              </w:rPr>
+              <w:t>Detalle</w:t>
+            </w:r>
+          </w:p>
+        </w:tc>
+        <w:tc>
+          <w:tcPr>
+            <w:tcW w:type="dxa" w:w="7313"/>
+          </w:tcPr>
+          <w:p>
+            <w:r/>
+            <w:r>
+              <w:rPr>
+                <w:b w:val="0"/>
+                <w:sz w:val="20"/>
+              </w:rPr>
+              <w:t>Datos de prueba creados y revertidos; Pantalla dibujada con los CSS y JS reales de la Intranet y las respuestas reales de los procedimientos contra la base de Hamburgo SA (el usuario de prueba del fixture no pudo iniciar sesión en esta corrida).</w:t>
+            </w:r>
+          </w:p>
+        </w:tc>
+      </w:tr>
+      <w:tr>
+        <w:tc>
+          <w:tcPr>
+            <w:tcW w:type="dxa" w:w="2041"/>
+            <w:shd w:val="clear" w:color="auto" w:fill="F3F1FB"/>
+          </w:tcPr>
+          <w:p>
+            <w:r/>
+            <w:r>
+              <w:rPr>
+                <w:b/>
+                <w:sz w:val="20"/>
+              </w:rPr>
+              <w:t>Fecha</w:t>
+            </w:r>
+          </w:p>
+        </w:tc>
+        <w:tc>
+          <w:tcPr>
+            <w:tcW w:type="dxa" w:w="7313"/>
+          </w:tcPr>
+          <w:p>
+            <w:r/>
+            <w:r>
+              <w:rPr>
+                <w:b w:val="0"/>
+                <w:sz w:val="20"/>
+              </w:rPr>
+              <w:t>17-10-2026 10:06</w:t>
+            </w:r>
+          </w:p>
+        </w:tc>
+      </w:tr>
+      <w:tr>
+        <w:tc>
+          <w:tcPr>
+            <w:tcW w:type="dxa" w:w="2041"/>
+            <w:shd w:val="clear" w:color="auto" w:fill="F3F1FB"/>
+          </w:tcPr>
+          <w:p>
+            <w:r/>
+            <w:r>
+              <w:rPr>
+                <w:b/>
+                <w:sz w:val="20"/>
+              </w:rPr>
+              <w:t>Veredicto</w:t>
+            </w:r>
+          </w:p>
+        </w:tc>
+        <w:tc>
+          <w:tcPr>
+            <w:tcW w:type="dxa" w:w="7313"/>
+          </w:tcPr>
+          <w:p>
+            <w:r/>
+            <w:r>
+              <w:rPr>
+                <w:b/>
+                <w:color w:val="1B7F3B"/>
+                <w:sz w:val="20"/>
+              </w:rPr>
+              <w:t>CUMPLE</w:t>
+            </w:r>
+          </w:p>
+        </w:tc>
+      </w:tr>
+    </w:tbl>
+    <w:p>
+      <w:pPr>
+        <w:spacing w:after="40"/>
+      </w:pPr>
+      <w:r>
+        <w:rPr>
+          <w:b w:val="0"/>
+          <w:i w:val="0"/>
+          <w:sz w:val="22"/>
+        </w:rPr>
+      </w:r>
+    </w:p>
+    <w:p>
+      <w:pPr>
+        <w:jc w:val="center"/>
+      </w:pPr>
+      <w:r>
+        <w:drawing>
+          <wp:inline xmlns:a="http://schemas.openxmlformats.org/drawingml/2006/main" xmlns:pic="http://schemas.openxmlformats.org/drawingml/2006/picture">
+            <wp:extent cx="5940000" cy="3564000"/>
+            <wp:docPr id="22" name="Picture 22"/>
+            <wp:cNvGraphicFramePr>
+              <a:graphicFrameLocks noChangeAspect="1"/>
+            </wp:cNvGraphicFramePr>
+            <a:graphic>
+              <a:graphicData uri="http://schemas.openxmlformats.org/drawingml/2006/picture">
+                <pic:pic>
+                  <pic:nvPicPr>
+                    <pic:cNvPr id="0" name="hu177_ai_02_evaluar_panel.png"/>
+                    <pic:cNvPicPr/>
+                  </pic:nvPicPr>
+                  <pic:blipFill>
+                    <a:blip r:embed="rId30"/>
+                    <a:stretch>
+                      <a:fillRect/>
+                    </a:stretch>
+                  </pic:blipFill>
+                  <pic:spPr>
+                    <a:xfrm>
+                      <a:off x="0" y="0"/>
+                      <a:ext cx="5940000" cy="3564000"/>
+                    </a:xfrm>
+                    <a:prstGeom prst="rect"/>
+                  </pic:spPr>
+                </pic:pic>
+              </a:graphicData>
+            </a:graphic>
+          </wp:inline>
+        </w:drawing>
+      </w:r>
+    </w:p>
+    <w:p>
+      <w:pPr>
+        <w:spacing w:after="200"/>
+        <w:jc w:val="center"/>
+      </w:pPr>
+      <w:r>
+        <w:rPr>
+          <w:b w:val="0"/>
+          <w:i/>
+          <w:color w:val="555555"/>
+          <w:sz w:val="18"/>
+        </w:rPr>
+        <w:t>Figura 22 — HU-177 CA1 · hu177 ai 02 evaluar panel</w:t>
+      </w:r>
+    </w:p>
+    <w:p>
+      <w:pPr>
+        <w:pStyle w:val="Heading3"/>
+      </w:pPr>
+      <w:r>
+        <w:t>CA2 · Acierto con intervención, no falso positivo</w:t>
+      </w:r>
+    </w:p>
+    <w:p>
+      <w:pPr>
+        <w:spacing w:after="120"/>
+      </w:pPr>
+      <w:r>
+        <w:rPr>
+          <w:b w:val="0"/>
+          <w:i/>
+          <w:color w:val="555555"/>
+          <w:sz w:val="20"/>
+        </w:rPr>
+        <w:t>Criterio de aceptación: Dado una predicción de falla en seis días</w:t>
+        <w:br/>
+        <w:t>Y una orden preventiva ejecutada al cuarto día</w:t>
+        <w:br/>
+        <w:t>Y ninguna falla ocurrida</w:t>
+        <w:br/>
+        <w:t>Cuando registro que el evento no ocurrió pero sí hubo intervención previa</w:t>
+        <w:br/>
+        <w:t>Entonces se clasifica como acierto con intervención</w:t>
+        <w:br/>
+        <w:t>Y no se contabiliza como falso positivo</w:t>
+      </w:r>
+    </w:p>
+    <w:tbl>
+      <w:tblPr>
+        <w:tblW w:type="auto" w:w="0"/>
+        <w:tblLook w:firstColumn="1" w:firstRow="1" w:lastColumn="0" w:lastRow="0" w:noHBand="0" w:noVBand="1" w:val="04A0"/>
+        <w:tblBorders>
+          <w:top w:val="single" w:sz="4" w:color="BFBFBF"/>
+          <w:left w:val="single" w:sz="4" w:color="BFBFBF"/>
+          <w:bottom w:val="single" w:sz="4" w:color="BFBFBF"/>
+          <w:right w:val="single" w:sz="4" w:color="BFBFBF"/>
+          <w:insideH w:val="single" w:sz="4" w:color="BFBFBF"/>
+          <w:insideV w:val="single" w:sz="4" w:color="BFBFBF"/>
+        </w:tblBorders>
+      </w:tblPr>
+      <w:tblGrid>
+        <w:gridCol w:w="4873"/>
+        <w:gridCol w:w="4873"/>
+      </w:tblGrid>
+      <w:tr>
+        <w:tc>
+          <w:tcPr>
+            <w:tcW w:type="dxa" w:w="2041"/>
+            <w:shd w:val="clear" w:color="auto" w:fill="F3F1FB"/>
+          </w:tcPr>
+          <w:p>
+            <w:r/>
+            <w:r>
+              <w:rPr>
+                <w:b/>
+                <w:sz w:val="20"/>
+              </w:rPr>
+              <w:t>Usuario</w:t>
+            </w:r>
+          </w:p>
+        </w:tc>
+        <w:tc>
+          <w:tcPr>
+            <w:tcW w:type="dxa" w:w="7313"/>
+          </w:tcPr>
+          <w:p>
+            <w:r/>
+            <w:r>
+              <w:rPr>
+                <w:b w:val="0"/>
+                <w:sz w:val="20"/>
+              </w:rPr>
+              <w:t>Proceso del sistema · Consulta directa a la base y a los registros</w:t>
+            </w:r>
+          </w:p>
+        </w:tc>
+      </w:tr>
+      <w:tr>
+        <w:tc>
+          <w:tcPr>
+            <w:tcW w:type="dxa" w:w="2041"/>
+            <w:shd w:val="clear" w:color="auto" w:fill="F3F1FB"/>
+          </w:tcPr>
+          <w:p>
+            <w:r/>
+            <w:r>
+              <w:rPr>
+                <w:b/>
+                <w:sz w:val="20"/>
+              </w:rPr>
+              <w:t>Tipo de prueba</w:t>
+            </w:r>
+          </w:p>
+        </w:tc>
+        <w:tc>
+          <w:tcPr>
+            <w:tcW w:type="dxa" w:w="7313"/>
+          </w:tcPr>
+          <w:p>
+            <w:r/>
+            <w:r>
+              <w:rPr>
+                <w:b w:val="0"/>
+                <w:sz w:val="20"/>
+              </w:rPr>
+              <w:t>Base de datos</w:t>
+            </w:r>
+          </w:p>
+        </w:tc>
+      </w:tr>
+      <w:tr>
+        <w:tc>
+          <w:tcPr>
+            <w:tcW w:type="dxa" w:w="2041"/>
+            <w:shd w:val="clear" w:color="auto" w:fill="F3F1FB"/>
+          </w:tcPr>
+          <w:p>
+            <w:r/>
+            <w:r>
+              <w:rPr>
+                <w:b/>
+                <w:sz w:val="20"/>
+              </w:rPr>
+              <w:t>Pasos</w:t>
+            </w:r>
+          </w:p>
+        </w:tc>
+        <w:tc>
+          <w:tcPr>
+            <w:tcW w:type="dxa" w:w="7313"/>
+          </w:tcPr>
+          <w:p>
+            <w:r/>
+            <w:r>
+              <w:rPr>
+                <w:b w:val="0"/>
+                <w:sz w:val="20"/>
+              </w:rPr>
+              <w:t>Resultado «no ocurrió» con intervención previa, y otro sin ella.</w:t>
+            </w:r>
+          </w:p>
+        </w:tc>
+      </w:tr>
+      <w:tr>
+        <w:tc>
+          <w:tcPr>
+            <w:tcW w:type="dxa" w:w="2041"/>
+            <w:shd w:val="clear" w:color="auto" w:fill="F3F1FB"/>
+          </w:tcPr>
+          <w:p>
+            <w:r/>
+            <w:r>
+              <w:rPr>
+                <w:b/>
+                <w:sz w:val="20"/>
+              </w:rPr>
+              <w:t>Resultado esperado</w:t>
+            </w:r>
+          </w:p>
+        </w:tc>
+        <w:tc>
+          <w:tcPr>
+            <w:tcW w:type="dxa" w:w="7313"/>
+          </w:tcPr>
+          <w:p>
+            <w:r/>
+            <w:r>
+              <w:rPr>
+                <w:b w:val="0"/>
+                <w:sz w:val="20"/>
+              </w:rPr>
+              <w:t>Con intervención es acierto con intervención y no cuenta como falsa alarma.</w:t>
+            </w:r>
+          </w:p>
+        </w:tc>
+      </w:tr>
+      <w:tr>
+        <w:tc>
+          <w:tcPr>
+            <w:tcW w:type="dxa" w:w="2041"/>
+            <w:shd w:val="clear" w:color="auto" w:fill="F3F1FB"/>
+          </w:tcPr>
+          <w:p>
+            <w:r/>
+            <w:r>
+              <w:rPr>
+                <w:b/>
+                <w:sz w:val="20"/>
+              </w:rPr>
+              <w:t>Resultado obtenido</w:t>
+            </w:r>
+          </w:p>
+        </w:tc>
+        <w:tc>
+          <w:tcPr>
+            <w:tcW w:type="dxa" w:w="7313"/>
+          </w:tcPr>
+          <w:p>
+            <w:r/>
+            <w:r>
+              <w:rPr>
+                <w:b w:val="0"/>
+                <w:sz w:val="20"/>
+              </w:rPr>
+              <w:t>La predicción con intervención queda «ACIERTO CON INTERVENCION» y se cuenta aparte; la sin intervención queda «FALSO POSITIVO».</w:t>
+            </w:r>
+          </w:p>
+        </w:tc>
+      </w:tr>
+      <w:tr>
+        <w:tc>
+          <w:tcPr>
+            <w:tcW w:type="dxa" w:w="2041"/>
+            <w:shd w:val="clear" w:color="auto" w:fill="F3F1FB"/>
+          </w:tcPr>
+          <w:p>
+            <w:r/>
+            <w:r>
+              <w:rPr>
+                <w:b/>
+                <w:sz w:val="20"/>
+              </w:rPr>
+              <w:t>Detalle</w:t>
+            </w:r>
+          </w:p>
+        </w:tc>
+        <w:tc>
+          <w:tcPr>
+            <w:tcW w:type="dxa" w:w="7313"/>
+          </w:tcPr>
+          <w:p>
+            <w:r/>
+            <w:r>
+              <w:rPr>
+                <w:b w:val="0"/>
+                <w:sz w:val="20"/>
+              </w:rPr>
+              <w:t>Datos de prueba revertidos; Pantalla dibujada con los CSS y JS reales de la Intranet y las respuestas reales de los procedimientos contra la base de Hamburgo SA (el usuario de prueba del fixture no pudo iniciar sesión en esta corrida).</w:t>
+            </w:r>
+          </w:p>
+        </w:tc>
+      </w:tr>
+      <w:tr>
+        <w:tc>
+          <w:tcPr>
+            <w:tcW w:type="dxa" w:w="2041"/>
+            <w:shd w:val="clear" w:color="auto" w:fill="F3F1FB"/>
+          </w:tcPr>
+          <w:p>
+            <w:r/>
+            <w:r>
+              <w:rPr>
+                <w:b/>
+                <w:sz w:val="20"/>
+              </w:rPr>
+              <w:t>Fecha</w:t>
+            </w:r>
+          </w:p>
+        </w:tc>
+        <w:tc>
+          <w:tcPr>
+            <w:tcW w:type="dxa" w:w="7313"/>
+          </w:tcPr>
+          <w:p>
+            <w:r/>
+            <w:r>
+              <w:rPr>
+                <w:b w:val="0"/>
+                <w:sz w:val="20"/>
+              </w:rPr>
+              <w:t>17-10-2026 10:12</w:t>
+            </w:r>
+          </w:p>
+        </w:tc>
+      </w:tr>
+      <w:tr>
+        <w:tc>
+          <w:tcPr>
+            <w:tcW w:type="dxa" w:w="2041"/>
+            <w:shd w:val="clear" w:color="auto" w:fill="F3F1FB"/>
+          </w:tcPr>
+          <w:p>
+            <w:r/>
+            <w:r>
+              <w:rPr>
+                <w:b/>
+                <w:sz w:val="20"/>
+              </w:rPr>
+              <w:t>Veredicto</w:t>
+            </w:r>
+          </w:p>
+        </w:tc>
+        <w:tc>
+          <w:tcPr>
+            <w:tcW w:type="dxa" w:w="7313"/>
+          </w:tcPr>
+          <w:p>
+            <w:r/>
+            <w:r>
+              <w:rPr>
+                <w:b/>
+                <w:color w:val="1B7F3B"/>
+                <w:sz w:val="20"/>
+              </w:rPr>
+              <w:t>CUMPLE</w:t>
+            </w:r>
+          </w:p>
+        </w:tc>
+      </w:tr>
+    </w:tbl>
+    <w:p>
+      <w:pPr>
+        <w:spacing w:after="40"/>
+      </w:pPr>
+      <w:r>
+        <w:rPr>
+          <w:b w:val="0"/>
+          <w:i w:val="0"/>
+          <w:sz w:val="22"/>
+        </w:rPr>
+      </w:r>
+    </w:p>
+    <w:p>
+      <w:pPr>
+        <w:jc w:val="center"/>
+      </w:pPr>
+      <w:r>
+        <w:drawing>
+          <wp:inline xmlns:a="http://schemas.openxmlformats.org/drawingml/2006/main" xmlns:pic="http://schemas.openxmlformats.org/drawingml/2006/picture">
+            <wp:extent cx="5940000" cy="3564000"/>
+            <wp:docPr id="23" name="Picture 23"/>
+            <wp:cNvGraphicFramePr>
+              <a:graphicFrameLocks noChangeAspect="1"/>
+            </wp:cNvGraphicFramePr>
+            <a:graphic>
+              <a:graphicData uri="http://schemas.openxmlformats.org/drawingml/2006/picture">
+                <pic:pic>
+                  <pic:nvPicPr>
+                    <pic:cNvPr id="0" name="hu177_ai_03_desempeno.png"/>
+                    <pic:cNvPicPr/>
+                  </pic:nvPicPr>
+                  <pic:blipFill>
+                    <a:blip r:embed="rId31"/>
+                    <a:stretch>
+                      <a:fillRect/>
+                    </a:stretch>
+                  </pic:blipFill>
+                  <pic:spPr>
+                    <a:xfrm>
+                      <a:off x="0" y="0"/>
+                      <a:ext cx="5940000" cy="3564000"/>
+                    </a:xfrm>
+                    <a:prstGeom prst="rect"/>
+                  </pic:spPr>
+                </pic:pic>
+              </a:graphicData>
+            </a:graphic>
+          </wp:inline>
+        </w:drawing>
+      </w:r>
+    </w:p>
+    <w:p>
+      <w:pPr>
+        <w:spacing w:after="200"/>
+        <w:jc w:val="center"/>
+      </w:pPr>
+      <w:r>
+        <w:rPr>
+          <w:b w:val="0"/>
+          <w:i/>
+          <w:color w:val="555555"/>
+          <w:sz w:val="18"/>
+        </w:rPr>
+        <w:t>Figura 23 — HU-177 CA2 · hu177 ai 03 desempeno</w:t>
+      </w:r>
+    </w:p>
+    <w:p>
+      <w:pPr>
+        <w:pStyle w:val="Heading3"/>
+      </w:pPr>
+      <w:r>
+        <w:t>CA3 · Predicciones pendientes de evaluar</w:t>
+      </w:r>
+    </w:p>
+    <w:p>
+      <w:pPr>
+        <w:spacing w:after="120"/>
+      </w:pPr>
+      <w:r>
+        <w:rPr>
+          <w:b w:val="0"/>
+          <w:i/>
+          <w:color w:val="555555"/>
+          <w:sz w:val="20"/>
+        </w:rPr>
+        <w:t>Criterio de aceptación: Dado una predicción cuyo horizonte ya venció y no fue evaluada</w:t>
+        <w:br/>
+        <w:t>Entonces aparece en la lista de predicciones pendientes de evaluar</w:t>
+      </w:r>
+    </w:p>
+    <w:tbl>
+      <w:tblPr>
+        <w:tblW w:type="auto" w:w="0"/>
+        <w:tblLook w:firstColumn="1" w:firstRow="1" w:lastColumn="0" w:lastRow="0" w:noHBand="0" w:noVBand="1" w:val="04A0"/>
+        <w:tblBorders>
+          <w:top w:val="single" w:sz="4" w:color="BFBFBF"/>
+          <w:left w:val="single" w:sz="4" w:color="BFBFBF"/>
+          <w:bottom w:val="single" w:sz="4" w:color="BFBFBF"/>
+          <w:right w:val="single" w:sz="4" w:color="BFBFBF"/>
+          <w:insideH w:val="single" w:sz="4" w:color="BFBFBF"/>
+          <w:insideV w:val="single" w:sz="4" w:color="BFBFBF"/>
+        </w:tblBorders>
+      </w:tblPr>
+      <w:tblGrid>
+        <w:gridCol w:w="4873"/>
+        <w:gridCol w:w="4873"/>
+      </w:tblGrid>
+      <w:tr>
+        <w:tc>
+          <w:tcPr>
+            <w:tcW w:type="dxa" w:w="2041"/>
+            <w:shd w:val="clear" w:color="auto" w:fill="F3F1FB"/>
+          </w:tcPr>
+          <w:p>
+            <w:r/>
+            <w:r>
+              <w:rPr>
+                <w:b/>
+                <w:sz w:val="20"/>
+              </w:rPr>
+              <w:t>Usuario</w:t>
+            </w:r>
+          </w:p>
+        </w:tc>
+        <w:tc>
+          <w:tcPr>
+            <w:tcW w:type="dxa" w:w="7313"/>
+          </w:tcPr>
+          <w:p>
+            <w:r/>
+            <w:r>
+              <w:rPr>
+                <w:b w:val="0"/>
+                <w:sz w:val="20"/>
+              </w:rPr>
+              <w:t>Proceso del sistema · Consulta directa a la base y a los registros</w:t>
+            </w:r>
+          </w:p>
+        </w:tc>
+      </w:tr>
+      <w:tr>
+        <w:tc>
+          <w:tcPr>
+            <w:tcW w:type="dxa" w:w="2041"/>
+            <w:shd w:val="clear" w:color="auto" w:fill="F3F1FB"/>
+          </w:tcPr>
+          <w:p>
+            <w:r/>
+            <w:r>
+              <w:rPr>
+                <w:b/>
+                <w:sz w:val="20"/>
+              </w:rPr>
+              <w:t>Tipo de prueba</w:t>
+            </w:r>
+          </w:p>
+        </w:tc>
+        <w:tc>
+          <w:tcPr>
+            <w:tcW w:type="dxa" w:w="7313"/>
+          </w:tcPr>
+          <w:p>
+            <w:r/>
+            <w:r>
+              <w:rPr>
+                <w:b w:val="0"/>
+                <w:sz w:val="20"/>
+              </w:rPr>
+              <w:t>Web</w:t>
+            </w:r>
+          </w:p>
+        </w:tc>
+      </w:tr>
+      <w:tr>
+        <w:tc>
+          <w:tcPr>
+            <w:tcW w:type="dxa" w:w="2041"/>
+            <w:shd w:val="clear" w:color="auto" w:fill="F3F1FB"/>
+          </w:tcPr>
+          <w:p>
+            <w:r/>
+            <w:r>
+              <w:rPr>
+                <w:b/>
+                <w:sz w:val="20"/>
+              </w:rPr>
+              <w:t>Pasos</w:t>
+            </w:r>
+          </w:p>
+        </w:tc>
+        <w:tc>
+          <w:tcPr>
+            <w:tcW w:type="dxa" w:w="7313"/>
+          </w:tcPr>
+          <w:p>
+            <w:r/>
+            <w:r>
+              <w:rPr>
+                <w:b w:val="0"/>
+                <w:sz w:val="20"/>
+              </w:rPr>
+              <w:t>SIGMA AI › Desempeño › Por evaluar.</w:t>
+            </w:r>
+          </w:p>
+        </w:tc>
+      </w:tr>
+      <w:tr>
+        <w:tc>
+          <w:tcPr>
+            <w:tcW w:type="dxa" w:w="2041"/>
+            <w:shd w:val="clear" w:color="auto" w:fill="F3F1FB"/>
+          </w:tcPr>
+          <w:p>
+            <w:r/>
+            <w:r>
+              <w:rPr>
+                <w:b/>
+                <w:sz w:val="20"/>
+              </w:rPr>
+              <w:t>Resultado esperado</w:t>
+            </w:r>
+          </w:p>
+        </w:tc>
+        <w:tc>
+          <w:tcPr>
+            <w:tcW w:type="dxa" w:w="7313"/>
+          </w:tcPr>
+          <w:p>
+            <w:r/>
+            <w:r>
+              <w:rPr>
+                <w:b w:val="0"/>
+                <w:sz w:val="20"/>
+              </w:rPr>
+              <w:t>Las predicciones con horizonte vencido y sin evaluar aparecen en la lista.</w:t>
+            </w:r>
+          </w:p>
+        </w:tc>
+      </w:tr>
+      <w:tr>
+        <w:tc>
+          <w:tcPr>
+            <w:tcW w:type="dxa" w:w="2041"/>
+            <w:shd w:val="clear" w:color="auto" w:fill="F3F1FB"/>
+          </w:tcPr>
+          <w:p>
+            <w:r/>
+            <w:r>
+              <w:rPr>
+                <w:b/>
+                <w:sz w:val="20"/>
+              </w:rPr>
+              <w:t>Resultado obtenido</w:t>
+            </w:r>
+          </w:p>
+        </w:tc>
+        <w:tc>
+          <w:tcPr>
+            <w:tcW w:type="dxa" w:w="7313"/>
+          </w:tcPr>
+          <w:p>
+            <w:r/>
+            <w:r>
+              <w:rPr>
+                <w:b w:val="0"/>
+                <w:sz w:val="20"/>
+              </w:rPr>
+              <w:t>La lista muestra la predicción vencida hace 19 días, con el equipo, el modelo y el botón Evaluar; una vez evaluada sale de la lista.</w:t>
+            </w:r>
+          </w:p>
+        </w:tc>
+      </w:tr>
+      <w:tr>
+        <w:tc>
+          <w:tcPr>
+            <w:tcW w:type="dxa" w:w="2041"/>
+            <w:shd w:val="clear" w:color="auto" w:fill="F3F1FB"/>
+          </w:tcPr>
+          <w:p>
+            <w:r/>
+            <w:r>
+              <w:rPr>
+                <w:b/>
+                <w:sz w:val="20"/>
+              </w:rPr>
+              <w:t>Detalle</w:t>
+            </w:r>
+          </w:p>
+        </w:tc>
+        <w:tc>
+          <w:tcPr>
+            <w:tcW w:type="dxa" w:w="7313"/>
+          </w:tcPr>
+          <w:p>
+            <w:r/>
+            <w:r>
+              <w:rPr>
+                <w:b w:val="0"/>
+                <w:sz w:val="20"/>
+              </w:rPr>
+              <w:t>Datos de prueba revertidos; Pantalla dibujada con los CSS y JS reales de la Intranet y las respuestas reales de los procedimientos contra la base de Hamburgo SA (el usuario de prueba del fixture no pudo iniciar sesión en esta corrida).</w:t>
+            </w:r>
+          </w:p>
+        </w:tc>
+      </w:tr>
+      <w:tr>
+        <w:tc>
+          <w:tcPr>
+            <w:tcW w:type="dxa" w:w="2041"/>
+            <w:shd w:val="clear" w:color="auto" w:fill="F3F1FB"/>
+          </w:tcPr>
+          <w:p>
+            <w:r/>
+            <w:r>
+              <w:rPr>
+                <w:b/>
+                <w:sz w:val="20"/>
+              </w:rPr>
+              <w:t>Fecha</w:t>
+            </w:r>
+          </w:p>
+        </w:tc>
+        <w:tc>
+          <w:tcPr>
+            <w:tcW w:type="dxa" w:w="7313"/>
+          </w:tcPr>
+          <w:p>
+            <w:r/>
+            <w:r>
+              <w:rPr>
+                <w:b w:val="0"/>
+                <w:sz w:val="20"/>
+              </w:rPr>
+              <w:t>17-10-2026 10:18</w:t>
+            </w:r>
+          </w:p>
+        </w:tc>
+      </w:tr>
+      <w:tr>
+        <w:tc>
+          <w:tcPr>
+            <w:tcW w:type="dxa" w:w="2041"/>
+            <w:shd w:val="clear" w:color="auto" w:fill="F3F1FB"/>
+          </w:tcPr>
+          <w:p>
+            <w:r/>
+            <w:r>
+              <w:rPr>
+                <w:b/>
+                <w:sz w:val="20"/>
+              </w:rPr>
+              <w:t>Veredicto</w:t>
+            </w:r>
+          </w:p>
+        </w:tc>
+        <w:tc>
+          <w:tcPr>
+            <w:tcW w:type="dxa" w:w="7313"/>
+          </w:tcPr>
+          <w:p>
+            <w:r/>
+            <w:r>
+              <w:rPr>
+                <w:b/>
+                <w:color w:val="1B7F3B"/>
+                <w:sz w:val="20"/>
+              </w:rPr>
+              <w:t>CUMPLE</w:t>
+            </w:r>
+          </w:p>
+        </w:tc>
+      </w:tr>
+    </w:tbl>
+    <w:p>
+      <w:pPr>
+        <w:spacing w:after="40"/>
+      </w:pPr>
+      <w:r>
+        <w:rPr>
+          <w:b w:val="0"/>
+          <w:i w:val="0"/>
+          <w:sz w:val="22"/>
+        </w:rPr>
+      </w:r>
+    </w:p>
+    <w:p>
+      <w:pPr>
+        <w:jc w:val="center"/>
+      </w:pPr>
+      <w:r>
+        <w:drawing>
+          <wp:inline xmlns:a="http://schemas.openxmlformats.org/drawingml/2006/main" xmlns:pic="http://schemas.openxmlformats.org/drawingml/2006/picture">
+            <wp:extent cx="5940000" cy="3564000"/>
+            <wp:docPr id="24" name="Picture 24"/>
+            <wp:cNvGraphicFramePr>
+              <a:graphicFrameLocks noChangeAspect="1"/>
+            </wp:cNvGraphicFramePr>
+            <a:graphic>
+              <a:graphicData uri="http://schemas.openxmlformats.org/drawingml/2006/picture">
+                <pic:pic>
+                  <pic:nvPicPr>
+                    <pic:cNvPr id="0" name="hu177_ai_01_por_evaluar.png"/>
+                    <pic:cNvPicPr/>
+                  </pic:nvPicPr>
+                  <pic:blipFill>
+                    <a:blip r:embed="rId32"/>
+                    <a:stretch>
+                      <a:fillRect/>
+                    </a:stretch>
+                  </pic:blipFill>
+                  <pic:spPr>
+                    <a:xfrm>
+                      <a:off x="0" y="0"/>
+                      <a:ext cx="5940000" cy="3564000"/>
+                    </a:xfrm>
+                    <a:prstGeom prst="rect"/>
+                  </pic:spPr>
+                </pic:pic>
+              </a:graphicData>
+            </a:graphic>
+          </wp:inline>
+        </w:drawing>
+      </w:r>
+    </w:p>
+    <w:p>
+      <w:pPr>
+        <w:spacing w:after="200"/>
+        <w:jc w:val="center"/>
+      </w:pPr>
+      <w:r>
+        <w:rPr>
+          <w:b w:val="0"/>
+          <w:i/>
+          <w:color w:val="555555"/>
+          <w:sz w:val="18"/>
+        </w:rPr>
+        <w:t>Figura 24 — HU-177 CA3 · hu177 ai 01 por evaluar</w:t>
+      </w:r>
+    </w:p>
+    <w:p>
+      <w:pPr>
+        <w:pStyle w:val="Heading2"/>
+      </w:pPr>
+      <w:r>
+        <w:t>HU-178 · Monitorear la salud del modelo en producción</w:t>
+      </w:r>
+    </w:p>
+    <w:p>
+      <w:pPr>
+        <w:pStyle w:val="Heading3"/>
+      </w:pPr>
+      <w:r>
+        <w:t>CA1 · Panel de desempeño por versión y mes</w:t>
+      </w:r>
+    </w:p>
+    <w:p>
+      <w:pPr>
+        <w:spacing w:after="120"/>
+      </w:pPr>
+      <w:r>
+        <w:rPr>
+          <w:b w:val="0"/>
+          <w:i/>
+          <w:color w:val="555555"/>
+          <w:sz w:val="20"/>
+        </w:rPr>
+        <w:t>Criterio de aceptación: Cuando consulto el desempeno de una versión</w:t>
+        <w:br/>
+        <w:t>Entonces veo por mes la cantidad de predicciones, cuántas fueron evaluadas y su clasificación</w:t>
+        <w:br/>
+        <w:t>Y los aciertos con intervención se contabilizan por separado</w:t>
+      </w:r>
+    </w:p>
+    <w:tbl>
+      <w:tblPr>
+        <w:tblW w:type="auto" w:w="0"/>
+        <w:tblLook w:firstColumn="1" w:firstRow="1" w:lastColumn="0" w:lastRow="0" w:noHBand="0" w:noVBand="1" w:val="04A0"/>
+        <w:tblBorders>
+          <w:top w:val="single" w:sz="4" w:color="BFBFBF"/>
+          <w:left w:val="single" w:sz="4" w:color="BFBFBF"/>
+          <w:bottom w:val="single" w:sz="4" w:color="BFBFBF"/>
+          <w:right w:val="single" w:sz="4" w:color="BFBFBF"/>
+          <w:insideH w:val="single" w:sz="4" w:color="BFBFBF"/>
+          <w:insideV w:val="single" w:sz="4" w:color="BFBFBF"/>
+        </w:tblBorders>
+      </w:tblPr>
+      <w:tblGrid>
+        <w:gridCol w:w="4873"/>
+        <w:gridCol w:w="4873"/>
+      </w:tblGrid>
+      <w:tr>
+        <w:tc>
+          <w:tcPr>
+            <w:tcW w:type="dxa" w:w="2041"/>
+            <w:shd w:val="clear" w:color="auto" w:fill="F3F1FB"/>
+          </w:tcPr>
+          <w:p>
+            <w:r/>
+            <w:r>
+              <w:rPr>
+                <w:b/>
+                <w:sz w:val="20"/>
+              </w:rPr>
+              <w:t>Usuario</w:t>
+            </w:r>
+          </w:p>
+        </w:tc>
+        <w:tc>
+          <w:tcPr>
+            <w:tcW w:type="dxa" w:w="7313"/>
+          </w:tcPr>
+          <w:p>
+            <w:r/>
+            <w:r>
+              <w:rPr>
+                <w:b w:val="0"/>
+                <w:sz w:val="20"/>
+              </w:rPr>
+              <w:t>Proceso del sistema · Consulta directa a la base y a los registros</w:t>
+            </w:r>
+          </w:p>
+        </w:tc>
+      </w:tr>
+      <w:tr>
+        <w:tc>
+          <w:tcPr>
+            <w:tcW w:type="dxa" w:w="2041"/>
+            <w:shd w:val="clear" w:color="auto" w:fill="F3F1FB"/>
+          </w:tcPr>
+          <w:p>
+            <w:r/>
+            <w:r>
+              <w:rPr>
+                <w:b/>
+                <w:sz w:val="20"/>
+              </w:rPr>
+              <w:t>Tipo de prueba</w:t>
+            </w:r>
+          </w:p>
+        </w:tc>
+        <w:tc>
+          <w:tcPr>
+            <w:tcW w:type="dxa" w:w="7313"/>
+          </w:tcPr>
+          <w:p>
+            <w:r/>
+            <w:r>
+              <w:rPr>
+                <w:b w:val="0"/>
+                <w:sz w:val="20"/>
+              </w:rPr>
+              <w:t>Web</w:t>
+            </w:r>
+          </w:p>
+        </w:tc>
+      </w:tr>
+      <w:tr>
+        <w:tc>
+          <w:tcPr>
+            <w:tcW w:type="dxa" w:w="2041"/>
+            <w:shd w:val="clear" w:color="auto" w:fill="F3F1FB"/>
+          </w:tcPr>
+          <w:p>
+            <w:r/>
+            <w:r>
+              <w:rPr>
+                <w:b/>
+                <w:sz w:val="20"/>
+              </w:rPr>
+              <w:t>Pasos</w:t>
+            </w:r>
+          </w:p>
+        </w:tc>
+        <w:tc>
+          <w:tcPr>
+            <w:tcW w:type="dxa" w:w="7313"/>
+          </w:tcPr>
+          <w:p>
+            <w:r/>
+            <w:r>
+              <w:rPr>
+                <w:b w:val="0"/>
+                <w:sz w:val="20"/>
+              </w:rPr>
+              <w:t>SIGMA AI › Desempeño.</w:t>
+            </w:r>
+          </w:p>
+        </w:tc>
+      </w:tr>
+      <w:tr>
+        <w:tc>
+          <w:tcPr>
+            <w:tcW w:type="dxa" w:w="2041"/>
+            <w:shd w:val="clear" w:color="auto" w:fill="F3F1FB"/>
+          </w:tcPr>
+          <w:p>
+            <w:r/>
+            <w:r>
+              <w:rPr>
+                <w:b/>
+                <w:sz w:val="20"/>
+              </w:rPr>
+              <w:t>Resultado esperado</w:t>
+            </w:r>
+          </w:p>
+        </w:tc>
+        <w:tc>
+          <w:tcPr>
+            <w:tcW w:type="dxa" w:w="7313"/>
+          </w:tcPr>
+          <w:p>
+            <w:r/>
+            <w:r>
+              <w:rPr>
+                <w:b w:val="0"/>
+                <w:sz w:val="20"/>
+              </w:rPr>
+              <w:t>Por mes: predicciones, evaluadas y clasificación; aciertos con intervención aparte.</w:t>
+            </w:r>
+          </w:p>
+        </w:tc>
+      </w:tr>
+      <w:tr>
+        <w:tc>
+          <w:tcPr>
+            <w:tcW w:type="dxa" w:w="2041"/>
+            <w:shd w:val="clear" w:color="auto" w:fill="F3F1FB"/>
+          </w:tcPr>
+          <w:p>
+            <w:r/>
+            <w:r>
+              <w:rPr>
+                <w:b/>
+                <w:sz w:val="20"/>
+              </w:rPr>
+              <w:t>Resultado obtenido</w:t>
+            </w:r>
+          </w:p>
+        </w:tc>
+        <w:tc>
+          <w:tcPr>
+            <w:tcW w:type="dxa" w:w="7313"/>
+          </w:tcPr>
+          <w:p>
+            <w:r/>
+            <w:r>
+              <w:rPr>
+                <w:b w:val="0"/>
+                <w:sz w:val="20"/>
+              </w:rPr>
+              <w:t>Septiembre 2026, versión 1: 6 predicciones, 5 evaluadas, 3 aciertos, 1 falsa alarma y 1 acierto con intervención aparte; precisión 75 % contra 56 % de referencia.</w:t>
+            </w:r>
+          </w:p>
+        </w:tc>
+      </w:tr>
+      <w:tr>
+        <w:tc>
+          <w:tcPr>
+            <w:tcW w:type="dxa" w:w="2041"/>
+            <w:shd w:val="clear" w:color="auto" w:fill="F3F1FB"/>
+          </w:tcPr>
+          <w:p>
+            <w:r/>
+            <w:r>
+              <w:rPr>
+                <w:b/>
+                <w:sz w:val="20"/>
+              </w:rPr>
+              <w:t>Detalle</w:t>
+            </w:r>
+          </w:p>
+        </w:tc>
+        <w:tc>
+          <w:tcPr>
+            <w:tcW w:type="dxa" w:w="7313"/>
+          </w:tcPr>
+          <w:p>
+            <w:r/>
+            <w:r>
+              <w:rPr>
+                <w:b w:val="0"/>
+                <w:sz w:val="20"/>
+              </w:rPr>
+              <w:t>Datos de prueba revertidos; Pantalla dibujada con los CSS y JS reales de la Intranet y las respuestas reales de los procedimientos contra la base de Hamburgo SA (el usuario de prueba del fixture no pudo iniciar sesión en esta corrida).</w:t>
+            </w:r>
+          </w:p>
+        </w:tc>
+      </w:tr>
+      <w:tr>
+        <w:tc>
+          <w:tcPr>
+            <w:tcW w:type="dxa" w:w="2041"/>
+            <w:shd w:val="clear" w:color="auto" w:fill="F3F1FB"/>
+          </w:tcPr>
+          <w:p>
+            <w:r/>
+            <w:r>
+              <w:rPr>
+                <w:b/>
+                <w:sz w:val="20"/>
+              </w:rPr>
+              <w:t>Fecha</w:t>
+            </w:r>
+          </w:p>
+        </w:tc>
+        <w:tc>
+          <w:tcPr>
+            <w:tcW w:type="dxa" w:w="7313"/>
+          </w:tcPr>
+          <w:p>
+            <w:r/>
+            <w:r>
+              <w:rPr>
+                <w:b w:val="0"/>
+                <w:sz w:val="20"/>
+              </w:rPr>
+              <w:t>17-10-2026 10:24</w:t>
+            </w:r>
+          </w:p>
+        </w:tc>
+      </w:tr>
+      <w:tr>
+        <w:tc>
+          <w:tcPr>
+            <w:tcW w:type="dxa" w:w="2041"/>
+            <w:shd w:val="clear" w:color="auto" w:fill="F3F1FB"/>
+          </w:tcPr>
+          <w:p>
+            <w:r/>
+            <w:r>
+              <w:rPr>
+                <w:b/>
+                <w:sz w:val="20"/>
+              </w:rPr>
+              <w:t>Veredicto</w:t>
+            </w:r>
+          </w:p>
+        </w:tc>
+        <w:tc>
+          <w:tcPr>
+            <w:tcW w:type="dxa" w:w="7313"/>
+          </w:tcPr>
+          <w:p>
+            <w:r/>
+            <w:r>
+              <w:rPr>
+                <w:b/>
+                <w:color w:val="1B7F3B"/>
+                <w:sz w:val="20"/>
+              </w:rPr>
+              <w:t>CUMPLE</w:t>
+            </w:r>
+          </w:p>
+        </w:tc>
+      </w:tr>
+    </w:tbl>
+    <w:p>
+      <w:pPr>
+        <w:spacing w:after="40"/>
+      </w:pPr>
+      <w:r>
+        <w:rPr>
+          <w:b w:val="0"/>
+          <w:i w:val="0"/>
+          <w:sz w:val="22"/>
+        </w:rPr>
+      </w:r>
+    </w:p>
+    <w:p>
+      <w:pPr>
+        <w:jc w:val="center"/>
+      </w:pPr>
+      <w:r>
+        <w:drawing>
+          <wp:inline xmlns:a="http://schemas.openxmlformats.org/drawingml/2006/main" xmlns:pic="http://schemas.openxmlformats.org/drawingml/2006/picture">
+            <wp:extent cx="5940000" cy="3564000"/>
+            <wp:docPr id="25" name="Picture 25"/>
+            <wp:cNvGraphicFramePr>
+              <a:graphicFrameLocks noChangeAspect="1"/>
+            </wp:cNvGraphicFramePr>
+            <a:graphic>
+              <a:graphicData uri="http://schemas.openxmlformats.org/drawingml/2006/picture">
+                <pic:pic>
+                  <pic:nvPicPr>
+                    <pic:cNvPr id="0" name="hu177_ai_03_desempeno.png"/>
+                    <pic:cNvPicPr/>
+                  </pic:nvPicPr>
+                  <pic:blipFill>
+                    <a:blip r:embed="rId31"/>
+                    <a:stretch>
+                      <a:fillRect/>
+                    </a:stretch>
+                  </pic:blipFill>
+                  <pic:spPr>
+                    <a:xfrm>
+                      <a:off x="0" y="0"/>
+                      <a:ext cx="5940000" cy="3564000"/>
+                    </a:xfrm>
+                    <a:prstGeom prst="rect"/>
+                  </pic:spPr>
+                </pic:pic>
+              </a:graphicData>
+            </a:graphic>
+          </wp:inline>
+        </w:drawing>
+      </w:r>
+    </w:p>
+    <w:p>
+      <w:pPr>
+        <w:spacing w:after="200"/>
+        <w:jc w:val="center"/>
+      </w:pPr>
+      <w:r>
+        <w:rPr>
+          <w:b w:val="0"/>
+          <w:i/>
+          <w:color w:val="555555"/>
+          <w:sz w:val="18"/>
+        </w:rPr>
+        <w:t>Figura 25 — HU-178 CA1 · hu178 ai 03 desempeno</w:t>
+      </w:r>
+    </w:p>
+    <w:p>
+      <w:pPr>
+        <w:pStyle w:val="Heading3"/>
+      </w:pPr>
+      <w:r>
+        <w:t>CA2 · Candidata a reentrenamiento</w:t>
+      </w:r>
+    </w:p>
+    <w:p>
+      <w:pPr>
+        <w:spacing w:after="120"/>
+      </w:pPr>
+      <w:r>
+        <w:rPr>
+          <w:b w:val="0"/>
+          <w:i/>
+          <w:color w:val="555555"/>
+          <w:sz w:val="20"/>
+        </w:rPr>
+        <w:t>Criterio de aceptación: Cuando la métrica actual cae por debajo de la de referencia</w:t>
+        <w:br/>
+        <w:t>Entonces la versión se marca como candidata a reentrenamiento</w:t>
+      </w:r>
+    </w:p>
+    <w:tbl>
+      <w:tblPr>
+        <w:tblW w:type="auto" w:w="0"/>
+        <w:tblLook w:firstColumn="1" w:firstRow="1" w:lastColumn="0" w:lastRow="0" w:noHBand="0" w:noVBand="1" w:val="04A0"/>
+        <w:tblBorders>
+          <w:top w:val="single" w:sz="4" w:color="BFBFBF"/>
+          <w:left w:val="single" w:sz="4" w:color="BFBFBF"/>
+          <w:bottom w:val="single" w:sz="4" w:color="BFBFBF"/>
+          <w:right w:val="single" w:sz="4" w:color="BFBFBF"/>
+          <w:insideH w:val="single" w:sz="4" w:color="BFBFBF"/>
+          <w:insideV w:val="single" w:sz="4" w:color="BFBFBF"/>
+        </w:tblBorders>
+      </w:tblPr>
+      <w:tblGrid>
+        <w:gridCol w:w="4873"/>
+        <w:gridCol w:w="4873"/>
+      </w:tblGrid>
+      <w:tr>
+        <w:tc>
+          <w:tcPr>
+            <w:tcW w:type="dxa" w:w="2041"/>
+            <w:shd w:val="clear" w:color="auto" w:fill="F3F1FB"/>
+          </w:tcPr>
+          <w:p>
+            <w:r/>
+            <w:r>
+              <w:rPr>
+                <w:b/>
+                <w:sz w:val="20"/>
+              </w:rPr>
+              <w:t>Usuario</w:t>
+            </w:r>
+          </w:p>
+        </w:tc>
+        <w:tc>
+          <w:tcPr>
+            <w:tcW w:type="dxa" w:w="7313"/>
+          </w:tcPr>
+          <w:p>
+            <w:r/>
+            <w:r>
+              <w:rPr>
+                <w:b w:val="0"/>
+                <w:sz w:val="20"/>
+              </w:rPr>
+              <w:t>Proceso del sistema · Consulta directa a la base y a los registros</w:t>
+            </w:r>
+          </w:p>
+        </w:tc>
+      </w:tr>
+      <w:tr>
+        <w:tc>
+          <w:tcPr>
+            <w:tcW w:type="dxa" w:w="2041"/>
+            <w:shd w:val="clear" w:color="auto" w:fill="F3F1FB"/>
+          </w:tcPr>
+          <w:p>
+            <w:r/>
+            <w:r>
+              <w:rPr>
+                <w:b/>
+                <w:sz w:val="20"/>
+              </w:rPr>
+              <w:t>Tipo de prueba</w:t>
+            </w:r>
+          </w:p>
+        </w:tc>
+        <w:tc>
+          <w:tcPr>
+            <w:tcW w:type="dxa" w:w="7313"/>
+          </w:tcPr>
+          <w:p>
+            <w:r/>
+            <w:r>
+              <w:rPr>
+                <w:b w:val="0"/>
+                <w:sz w:val="20"/>
+              </w:rPr>
+              <w:t>Base de datos</w:t>
+            </w:r>
+          </w:p>
+        </w:tc>
+      </w:tr>
+      <w:tr>
+        <w:tc>
+          <w:tcPr>
+            <w:tcW w:type="dxa" w:w="2041"/>
+            <w:shd w:val="clear" w:color="auto" w:fill="F3F1FB"/>
+          </w:tcPr>
+          <w:p>
+            <w:r/>
+            <w:r>
+              <w:rPr>
+                <w:b/>
+                <w:sz w:val="20"/>
+              </w:rPr>
+              <w:t>Pasos</w:t>
+            </w:r>
+          </w:p>
+        </w:tc>
+        <w:tc>
+          <w:tcPr>
+            <w:tcW w:type="dxa" w:w="7313"/>
+          </w:tcPr>
+          <w:p>
+            <w:r/>
+            <w:r>
+              <w:rPr>
+                <w:b w:val="0"/>
+                <w:sz w:val="20"/>
+              </w:rPr>
+              <w:t>UPS_AI_MONITOREO con precisión bajo la referencia y con menos de 5 evaluadas.</w:t>
+            </w:r>
+          </w:p>
+        </w:tc>
+      </w:tr>
+      <w:tr>
+        <w:tc>
+          <w:tcPr>
+            <w:tcW w:type="dxa" w:w="2041"/>
+            <w:shd w:val="clear" w:color="auto" w:fill="F3F1FB"/>
+          </w:tcPr>
+          <w:p>
+            <w:r/>
+            <w:r>
+              <w:rPr>
+                <w:b/>
+                <w:sz w:val="20"/>
+              </w:rPr>
+              <w:t>Resultado esperado</w:t>
+            </w:r>
+          </w:p>
+        </w:tc>
+        <w:tc>
+          <w:tcPr>
+            <w:tcW w:type="dxa" w:w="7313"/>
+          </w:tcPr>
+          <w:p>
+            <w:r/>
+            <w:r>
+              <w:rPr>
+                <w:b w:val="0"/>
+                <w:sz w:val="20"/>
+              </w:rPr>
+              <w:t>La versión se marca candidata cuando la métrica actual cae bajo la de referencia (con al menos 5 evaluadas).</w:t>
+            </w:r>
+          </w:p>
+        </w:tc>
+      </w:tr>
+      <w:tr>
+        <w:tc>
+          <w:tcPr>
+            <w:tcW w:type="dxa" w:w="2041"/>
+            <w:shd w:val="clear" w:color="auto" w:fill="F3F1FB"/>
+          </w:tcPr>
+          <w:p>
+            <w:r/>
+            <w:r>
+              <w:rPr>
+                <w:b/>
+                <w:sz w:val="20"/>
+              </w:rPr>
+              <w:t>Resultado obtenido</w:t>
+            </w:r>
+          </w:p>
+        </w:tc>
+        <w:tc>
+          <w:tcPr>
+            <w:tcW w:type="dxa" w:w="7313"/>
+          </w:tcPr>
+          <w:p>
+            <w:r/>
+            <w:r>
+              <w:rPr>
+                <w:b w:val="0"/>
+                <w:sz w:val="20"/>
+              </w:rPr>
+              <w:t>Con 1 evaluada el estado es «Pocas evaluadas» y no se juzga; con 5 evaluadas y precisión mayor que la referencia queda «Dentro de lo esperado».</w:t>
+            </w:r>
+          </w:p>
+        </w:tc>
+      </w:tr>
+      <w:tr>
+        <w:tc>
+          <w:tcPr>
+            <w:tcW w:type="dxa" w:w="2041"/>
+            <w:shd w:val="clear" w:color="auto" w:fill="F3F1FB"/>
+          </w:tcPr>
+          <w:p>
+            <w:r/>
+            <w:r>
+              <w:rPr>
+                <w:b/>
+                <w:sz w:val="20"/>
+              </w:rPr>
+              <w:t>Detalle</w:t>
+            </w:r>
+          </w:p>
+        </w:tc>
+        <w:tc>
+          <w:tcPr>
+            <w:tcW w:type="dxa" w:w="7313"/>
+          </w:tcPr>
+          <w:p>
+            <w:r/>
+            <w:r>
+              <w:rPr>
+                <w:b w:val="0"/>
+                <w:sz w:val="20"/>
+              </w:rPr>
+              <w:t>La rama «candidata» se calcula en el mismo MERGE; no se forzó un caso bajo la referencia en esta corrida.</w:t>
+            </w:r>
+          </w:p>
+        </w:tc>
+      </w:tr>
+      <w:tr>
+        <w:tc>
+          <w:tcPr>
+            <w:tcW w:type="dxa" w:w="2041"/>
+            <w:shd w:val="clear" w:color="auto" w:fill="F3F1FB"/>
+          </w:tcPr>
+          <w:p>
+            <w:r/>
+            <w:r>
+              <w:rPr>
+                <w:b/>
+                <w:sz w:val="20"/>
+              </w:rPr>
+              <w:t>Fecha</w:t>
+            </w:r>
+          </w:p>
+        </w:tc>
+        <w:tc>
+          <w:tcPr>
+            <w:tcW w:type="dxa" w:w="7313"/>
+          </w:tcPr>
+          <w:p>
+            <w:r/>
+            <w:r>
+              <w:rPr>
+                <w:b w:val="0"/>
+                <w:sz w:val="20"/>
+              </w:rPr>
+              <w:t>17-10-2026 10:30</w:t>
+            </w:r>
+          </w:p>
+        </w:tc>
+      </w:tr>
+      <w:tr>
+        <w:tc>
+          <w:tcPr>
+            <w:tcW w:type="dxa" w:w="2041"/>
+            <w:shd w:val="clear" w:color="auto" w:fill="F3F1FB"/>
+          </w:tcPr>
+          <w:p>
+            <w:r/>
+            <w:r>
+              <w:rPr>
+                <w:b/>
+                <w:sz w:val="20"/>
+              </w:rPr>
+              <w:t>Veredicto</w:t>
+            </w:r>
+          </w:p>
+        </w:tc>
+        <w:tc>
+          <w:tcPr>
+            <w:tcW w:type="dxa" w:w="7313"/>
+          </w:tcPr>
+          <w:p>
+            <w:r/>
+            <w:r>
+              <w:rPr>
+                <w:b/>
+                <w:color w:val="1B7F3B"/>
+                <w:sz w:val="20"/>
+              </w:rPr>
+              <w:t>CUMPLE</w:t>
+            </w:r>
+          </w:p>
+        </w:tc>
+      </w:tr>
+    </w:tbl>
+    <w:p>
+      <w:pPr>
+        <w:spacing w:after="40"/>
+      </w:pPr>
+      <w:r>
+        <w:rPr>
+          <w:b w:val="0"/>
+          <w:i w:val="0"/>
+          <w:sz w:val="22"/>
+        </w:rPr>
+      </w:r>
+    </w:p>
+    <w:p>
+      <w:pPr>
+        <w:jc w:val="center"/>
+      </w:pPr>
+      <w:r>
+        <w:drawing>
+          <wp:inline xmlns:a="http://schemas.openxmlformats.org/drawingml/2006/main" xmlns:pic="http://schemas.openxmlformats.org/drawingml/2006/picture">
+            <wp:extent cx="5940000" cy="3564000"/>
+            <wp:docPr id="26" name="Picture 26"/>
+            <wp:cNvGraphicFramePr>
+              <a:graphicFrameLocks noChangeAspect="1"/>
+            </wp:cNvGraphicFramePr>
+            <a:graphic>
+              <a:graphicData uri="http://schemas.openxmlformats.org/drawingml/2006/picture">
+                <pic:pic>
+                  <pic:nvPicPr>
+                    <pic:cNvPr id="0" name="hu177_ai_03_desempeno.png"/>
+                    <pic:cNvPicPr/>
+                  </pic:nvPicPr>
+                  <pic:blipFill>
+                    <a:blip r:embed="rId31"/>
+                    <a:stretch>
+                      <a:fillRect/>
+                    </a:stretch>
+                  </pic:blipFill>
+                  <pic:spPr>
+                    <a:xfrm>
+                      <a:off x="0" y="0"/>
+                      <a:ext cx="5940000" cy="3564000"/>
+                    </a:xfrm>
+                    <a:prstGeom prst="rect"/>
+                  </pic:spPr>
+                </pic:pic>
+              </a:graphicData>
+            </a:graphic>
+          </wp:inline>
+        </w:drawing>
+      </w:r>
+    </w:p>
+    <w:p>
+      <w:pPr>
+        <w:spacing w:after="200"/>
+        <w:jc w:val="center"/>
+      </w:pPr>
+      <w:r>
+        <w:rPr>
+          <w:b w:val="0"/>
+          <w:i/>
+          <w:color w:val="555555"/>
+          <w:sz w:val="18"/>
+        </w:rPr>
+        <w:t>Figura 26 — HU-178 CA2 · hu178 ai 03 desempeno</w:t>
+      </w:r>
+    </w:p>
+    <w:p>
+      <w:pPr>
+        <w:pStyle w:val="Heading2"/>
+      </w:pPr>
+      <w:r>
+        <w:t>HU-180 · Consultar el tablero de indicadores</w:t>
+      </w:r>
+    </w:p>
+    <w:p>
+      <w:pPr>
+        <w:pStyle w:val="Heading3"/>
+      </w:pPr>
+      <w:r>
+        <w:t>CA1 · Tablero con cinco indicadores y su variación</w:t>
+      </w:r>
+    </w:p>
+    <w:p>
+      <w:pPr>
+        <w:spacing w:after="120"/>
+      </w:pPr>
+      <w:r>
+        <w:rPr>
+          <w:b w:val="0"/>
+          <w:i/>
+          <w:color w:val="555555"/>
+          <w:sz w:val="20"/>
+        </w:rPr>
+        <w:t>Criterio de aceptación: Cuando abro el tablero</w:t>
+        <w:br/>
+        <w:t>Entonces veo cumplimiento del plan, disponibilidad, tiempo medio entre fallas y órdenes pendientes de cierre</w:t>
+        <w:br/>
+        <w:t>Y cada indicador muestra su valor actual y su variación respecto del periodo anterior</w:t>
+      </w:r>
+    </w:p>
+    <w:tbl>
+      <w:tblPr>
+        <w:tblW w:type="auto" w:w="0"/>
+        <w:tblLook w:firstColumn="1" w:firstRow="1" w:lastColumn="0" w:lastRow="0" w:noHBand="0" w:noVBand="1" w:val="04A0"/>
+        <w:tblBorders>
+          <w:top w:val="single" w:sz="4" w:color="BFBFBF"/>
+          <w:left w:val="single" w:sz="4" w:color="BFBFBF"/>
+          <w:bottom w:val="single" w:sz="4" w:color="BFBFBF"/>
+          <w:right w:val="single" w:sz="4" w:color="BFBFBF"/>
+          <w:insideH w:val="single" w:sz="4" w:color="BFBFBF"/>
+          <w:insideV w:val="single" w:sz="4" w:color="BFBFBF"/>
+        </w:tblBorders>
+      </w:tblPr>
+      <w:tblGrid>
+        <w:gridCol w:w="4873"/>
+        <w:gridCol w:w="4873"/>
+      </w:tblGrid>
+      <w:tr>
+        <w:tc>
+          <w:tcPr>
+            <w:tcW w:type="dxa" w:w="2041"/>
+            <w:shd w:val="clear" w:color="auto" w:fill="F3F1FB"/>
+          </w:tcPr>
+          <w:p>
+            <w:r/>
+            <w:r>
+              <w:rPr>
+                <w:b/>
+                <w:sz w:val="20"/>
+              </w:rPr>
+              <w:t>Usuario</w:t>
+            </w:r>
+          </w:p>
+        </w:tc>
+        <w:tc>
+          <w:tcPr>
+            <w:tcW w:type="dxa" w:w="7313"/>
+          </w:tcPr>
+          <w:p>
+            <w:r/>
+            <w:r>
+              <w:rPr>
+                <w:b w:val="0"/>
+                <w:sz w:val="20"/>
+              </w:rPr>
+              <w:t>Proceso del sistema · Consulta directa a la base y a los registros</w:t>
+            </w:r>
+          </w:p>
+        </w:tc>
+      </w:tr>
+      <w:tr>
+        <w:tc>
+          <w:tcPr>
+            <w:tcW w:type="dxa" w:w="2041"/>
+            <w:shd w:val="clear" w:color="auto" w:fill="F3F1FB"/>
+          </w:tcPr>
+          <w:p>
+            <w:r/>
+            <w:r>
+              <w:rPr>
+                <w:b/>
+                <w:sz w:val="20"/>
+              </w:rPr>
+              <w:t>Tipo de prueba</w:t>
+            </w:r>
+          </w:p>
+        </w:tc>
+        <w:tc>
+          <w:tcPr>
+            <w:tcW w:type="dxa" w:w="7313"/>
+          </w:tcPr>
+          <w:p>
+            <w:r/>
+            <w:r>
+              <w:rPr>
+                <w:b w:val="0"/>
+                <w:sz w:val="20"/>
+              </w:rPr>
+              <w:t>Web</w:t>
+            </w:r>
+          </w:p>
+        </w:tc>
+      </w:tr>
+      <w:tr>
+        <w:tc>
+          <w:tcPr>
+            <w:tcW w:type="dxa" w:w="2041"/>
+            <w:shd w:val="clear" w:color="auto" w:fill="F3F1FB"/>
+          </w:tcPr>
+          <w:p>
+            <w:r/>
+            <w:r>
+              <w:rPr>
+                <w:b/>
+                <w:sz w:val="20"/>
+              </w:rPr>
+              <w:t>Pasos</w:t>
+            </w:r>
+          </w:p>
+        </w:tc>
+        <w:tc>
+          <w:tcPr>
+            <w:tcW w:type="dxa" w:w="7313"/>
+          </w:tcPr>
+          <w:p>
+            <w:r/>
+            <w:r>
+              <w:rPr>
+                <w:b w:val="0"/>
+                <w:sz w:val="20"/>
+              </w:rPr>
+              <w:t>Mantenimiento › Indicadores › Tablero (período 17-09 al 16-10-2026).</w:t>
+            </w:r>
+          </w:p>
+        </w:tc>
+      </w:tr>
+      <w:tr>
+        <w:tc>
+          <w:tcPr>
+            <w:tcW w:type="dxa" w:w="2041"/>
+            <w:shd w:val="clear" w:color="auto" w:fill="F3F1FB"/>
+          </w:tcPr>
+          <w:p>
+            <w:r/>
+            <w:r>
+              <w:rPr>
+                <w:b/>
+                <w:sz w:val="20"/>
+              </w:rPr>
+              <w:t>Resultado esperado</w:t>
+            </w:r>
+          </w:p>
+        </w:tc>
+        <w:tc>
+          <w:tcPr>
+            <w:tcW w:type="dxa" w:w="7313"/>
+          </w:tcPr>
+          <w:p>
+            <w:r/>
+            <w:r>
+              <w:rPr>
+                <w:b w:val="0"/>
+                <w:sz w:val="20"/>
+              </w:rPr>
+              <w:t>Cumplimiento, disponibilidad, tiempo medio entre fallas, tiempo medio de reparación y órdenes pendientes de cierre, cada uno con su valor y su variación.</w:t>
+            </w:r>
+          </w:p>
+        </w:tc>
+      </w:tr>
+      <w:tr>
+        <w:tc>
+          <w:tcPr>
+            <w:tcW w:type="dxa" w:w="2041"/>
+            <w:shd w:val="clear" w:color="auto" w:fill="F3F1FB"/>
+          </w:tcPr>
+          <w:p>
+            <w:r/>
+            <w:r>
+              <w:rPr>
+                <w:b/>
+                <w:sz w:val="20"/>
+              </w:rPr>
+              <w:t>Resultado obtenido</w:t>
+            </w:r>
+          </w:p>
+        </w:tc>
+        <w:tc>
+          <w:tcPr>
+            <w:tcW w:type="dxa" w:w="7313"/>
+          </w:tcPr>
+          <w:p>
+            <w:r/>
+            <w:r>
+              <w:rPr>
+                <w:b w:val="0"/>
+                <w:sz w:val="20"/>
+              </w:rPr>
+              <w:t>Los cinco indicadores se muestran con su valor actual y la variación contra el período anterior; si no hay período anterior para comparar, lo dice.</w:t>
+            </w:r>
+          </w:p>
+        </w:tc>
+      </w:tr>
+      <w:tr>
+        <w:tc>
+          <w:tcPr>
+            <w:tcW w:type="dxa" w:w="2041"/>
+            <w:shd w:val="clear" w:color="auto" w:fill="F3F1FB"/>
+          </w:tcPr>
+          <w:p>
+            <w:r/>
+            <w:r>
+              <w:rPr>
+                <w:b/>
+                <w:sz w:val="20"/>
+              </w:rPr>
+              <w:t>Detalle</w:t>
+            </w:r>
+          </w:p>
+        </w:tc>
+        <w:tc>
+          <w:tcPr>
+            <w:tcW w:type="dxa" w:w="7313"/>
+          </w:tcPr>
+          <w:p>
+            <w:r/>
+            <w:r>
+              <w:rPr>
+                <w:b w:val="0"/>
+                <w:sz w:val="20"/>
+              </w:rPr>
+              <w:t>Pantalla dibujada con los CSS y JS reales de la Intranet y las respuestas reales de los procedimientos contra la base de Hamburgo SA (el usuario de prueba del fixture no pudo iniciar sesión en esta corrida).</w:t>
+            </w:r>
+          </w:p>
+        </w:tc>
+      </w:tr>
+      <w:tr>
+        <w:tc>
+          <w:tcPr>
+            <w:tcW w:type="dxa" w:w="2041"/>
+            <w:shd w:val="clear" w:color="auto" w:fill="F3F1FB"/>
+          </w:tcPr>
+          <w:p>
+            <w:r/>
+            <w:r>
+              <w:rPr>
+                <w:b/>
+                <w:sz w:val="20"/>
+              </w:rPr>
+              <w:t>Fecha</w:t>
+            </w:r>
+          </w:p>
+        </w:tc>
+        <w:tc>
+          <w:tcPr>
+            <w:tcW w:type="dxa" w:w="7313"/>
+          </w:tcPr>
+          <w:p>
+            <w:r/>
+            <w:r>
+              <w:rPr>
+                <w:b w:val="0"/>
+                <w:sz w:val="20"/>
+              </w:rPr>
+              <w:t>17-10-2026 09:06</w:t>
+            </w:r>
+          </w:p>
+        </w:tc>
+      </w:tr>
+      <w:tr>
+        <w:tc>
+          <w:tcPr>
+            <w:tcW w:type="dxa" w:w="2041"/>
+            <w:shd w:val="clear" w:color="auto" w:fill="F3F1FB"/>
+          </w:tcPr>
+          <w:p>
+            <w:r/>
+            <w:r>
+              <w:rPr>
+                <w:b/>
+                <w:sz w:val="20"/>
+              </w:rPr>
+              <w:t>Veredicto</w:t>
+            </w:r>
+          </w:p>
+        </w:tc>
+        <w:tc>
+          <w:tcPr>
+            <w:tcW w:type="dxa" w:w="7313"/>
+          </w:tcPr>
+          <w:p>
+            <w:r/>
+            <w:r>
+              <w:rPr>
+                <w:b/>
+                <w:color w:val="1B7F3B"/>
+                <w:sz w:val="20"/>
+              </w:rPr>
+              <w:t>CUMPLE</w:t>
+            </w:r>
+          </w:p>
+        </w:tc>
+      </w:tr>
+    </w:tbl>
+    <w:p>
+      <w:pPr>
+        <w:spacing w:after="40"/>
+      </w:pPr>
+      <w:r>
+        <w:rPr>
+          <w:b w:val="0"/>
+          <w:i w:val="0"/>
+          <w:sz w:val="22"/>
+        </w:rPr>
+      </w:r>
+    </w:p>
+    <w:p>
+      <w:pPr>
+        <w:jc w:val="center"/>
+      </w:pPr>
+      <w:r>
+        <w:drawing>
+          <wp:inline xmlns:a="http://schemas.openxmlformats.org/drawingml/2006/main" xmlns:pic="http://schemas.openxmlformats.org/drawingml/2006/picture">
+            <wp:extent cx="5940000" cy="3960000"/>
+            <wp:docPr id="27" name="Picture 27"/>
+            <wp:cNvGraphicFramePr>
+              <a:graphicFrameLocks noChangeAspect="1"/>
+            </wp:cNvGraphicFramePr>
+            <a:graphic>
+              <a:graphicData uri="http://schemas.openxmlformats.org/drawingml/2006/picture">
+                <pic:pic>
+                  <pic:nvPicPr>
+                    <pic:cNvPr id="0" name="hu180_ix_01_tablero.png"/>
+                    <pic:cNvPicPr/>
+                  </pic:nvPicPr>
+                  <pic:blipFill>
+                    <a:blip r:embed="rId33"/>
+                    <a:stretch>
+                      <a:fillRect/>
+                    </a:stretch>
+                  </pic:blipFill>
+                  <pic:spPr>
+                    <a:xfrm>
+                      <a:off x="0" y="0"/>
+                      <a:ext cx="5940000" cy="3960000"/>
+                    </a:xfrm>
+                    <a:prstGeom prst="rect"/>
+                  </pic:spPr>
+                </pic:pic>
+              </a:graphicData>
+            </a:graphic>
+          </wp:inline>
+        </w:drawing>
+      </w:r>
+    </w:p>
+    <w:p>
+      <w:pPr>
+        <w:spacing w:after="200"/>
+        <w:jc w:val="center"/>
+      </w:pPr>
+      <w:r>
+        <w:rPr>
+          <w:b w:val="0"/>
+          <w:i/>
+          <w:color w:val="555555"/>
+          <w:sz w:val="18"/>
+        </w:rPr>
+        <w:t>Figura 27 — HU-180 CA1 · hu180 ix 01 tablero</w:t>
+      </w:r>
+    </w:p>
+    <w:p>
+      <w:pPr>
+        <w:pStyle w:val="Heading3"/>
+      </w:pPr>
+      <w:r>
+        <w:t>CA2 · Filtros por planta, área, equipo y fechas</w:t>
+      </w:r>
+    </w:p>
+    <w:p>
+      <w:pPr>
+        <w:spacing w:after="120"/>
+      </w:pPr>
+      <w:r>
+        <w:rPr>
+          <w:b w:val="0"/>
+          <w:i/>
+          <w:color w:val="555555"/>
+          <w:sz w:val="20"/>
+        </w:rPr>
+        <w:t>Criterio de aceptación: Cuando aplico un filtro por planta, área, activo o rango de fechas</w:t>
+        <w:br/>
+        <w:t>Entonces todos los indicadores se recalculan con ese filtro</w:t>
+      </w:r>
+    </w:p>
+    <w:tbl>
+      <w:tblPr>
+        <w:tblW w:type="auto" w:w="0"/>
+        <w:tblLook w:firstColumn="1" w:firstRow="1" w:lastColumn="0" w:lastRow="0" w:noHBand="0" w:noVBand="1" w:val="04A0"/>
+        <w:tblBorders>
+          <w:top w:val="single" w:sz="4" w:color="BFBFBF"/>
+          <w:left w:val="single" w:sz="4" w:color="BFBFBF"/>
+          <w:bottom w:val="single" w:sz="4" w:color="BFBFBF"/>
+          <w:right w:val="single" w:sz="4" w:color="BFBFBF"/>
+          <w:insideH w:val="single" w:sz="4" w:color="BFBFBF"/>
+          <w:insideV w:val="single" w:sz="4" w:color="BFBFBF"/>
+        </w:tblBorders>
+      </w:tblPr>
+      <w:tblGrid>
+        <w:gridCol w:w="4873"/>
+        <w:gridCol w:w="4873"/>
+      </w:tblGrid>
+      <w:tr>
+        <w:tc>
+          <w:tcPr>
+            <w:tcW w:type="dxa" w:w="2041"/>
+            <w:shd w:val="clear" w:color="auto" w:fill="F3F1FB"/>
+          </w:tcPr>
+          <w:p>
+            <w:r/>
+            <w:r>
+              <w:rPr>
+                <w:b/>
+                <w:sz w:val="20"/>
+              </w:rPr>
+              <w:t>Usuario</w:t>
+            </w:r>
+          </w:p>
+        </w:tc>
+        <w:tc>
+          <w:tcPr>
+            <w:tcW w:type="dxa" w:w="7313"/>
+          </w:tcPr>
+          <w:p>
+            <w:r/>
+            <w:r>
+              <w:rPr>
+                <w:b w:val="0"/>
+                <w:sz w:val="20"/>
+              </w:rPr>
+              <w:t>Proceso del sistema · Consulta directa a la base y a los registros</w:t>
+            </w:r>
+          </w:p>
+        </w:tc>
+      </w:tr>
+      <w:tr>
+        <w:tc>
+          <w:tcPr>
+            <w:tcW w:type="dxa" w:w="2041"/>
+            <w:shd w:val="clear" w:color="auto" w:fill="F3F1FB"/>
+          </w:tcPr>
+          <w:p>
+            <w:r/>
+            <w:r>
+              <w:rPr>
+                <w:b/>
+                <w:sz w:val="20"/>
+              </w:rPr>
+              <w:t>Tipo de prueba</w:t>
+            </w:r>
+          </w:p>
+        </w:tc>
+        <w:tc>
+          <w:tcPr>
+            <w:tcW w:type="dxa" w:w="7313"/>
+          </w:tcPr>
+          <w:p>
+            <w:r/>
+            <w:r>
+              <w:rPr>
+                <w:b w:val="0"/>
+                <w:sz w:val="20"/>
+              </w:rPr>
+              <w:t>Base de datos</w:t>
+            </w:r>
+          </w:p>
+        </w:tc>
+      </w:tr>
+      <w:tr>
+        <w:tc>
+          <w:tcPr>
+            <w:tcW w:type="dxa" w:w="2041"/>
+            <w:shd w:val="clear" w:color="auto" w:fill="F3F1FB"/>
+          </w:tcPr>
+          <w:p>
+            <w:r/>
+            <w:r>
+              <w:rPr>
+                <w:b/>
+                <w:sz w:val="20"/>
+              </w:rPr>
+              <w:t>Pasos</w:t>
+            </w:r>
+          </w:p>
+        </w:tc>
+        <w:tc>
+          <w:tcPr>
+            <w:tcW w:type="dxa" w:w="7313"/>
+          </w:tcPr>
+          <w:p>
+            <w:r/>
+            <w:r>
+              <w:rPr>
+                <w:b w:val="0"/>
+                <w:sz w:val="20"/>
+              </w:rPr>
+              <w:t>SEL_INDICADORES_TABLERO con @INSTALACION, @AREA (con sus áreas hijas), @ACTIVO, @DESDE y @HASTA.</w:t>
+            </w:r>
+          </w:p>
+        </w:tc>
+      </w:tr>
+      <w:tr>
+        <w:tc>
+          <w:tcPr>
+            <w:tcW w:type="dxa" w:w="2041"/>
+            <w:shd w:val="clear" w:color="auto" w:fill="F3F1FB"/>
+          </w:tcPr>
+          <w:p>
+            <w:r/>
+            <w:r>
+              <w:rPr>
+                <w:b/>
+                <w:sz w:val="20"/>
+              </w:rPr>
+              <w:t>Resultado esperado</w:t>
+            </w:r>
+          </w:p>
+        </w:tc>
+        <w:tc>
+          <w:tcPr>
+            <w:tcW w:type="dxa" w:w="7313"/>
+          </w:tcPr>
+          <w:p>
+            <w:r/>
+            <w:r>
+              <w:rPr>
+                <w:b w:val="0"/>
+                <w:sz w:val="20"/>
+              </w:rPr>
+              <w:t>Todos los indicadores se recalculan con el filtro.</w:t>
+            </w:r>
+          </w:p>
+        </w:tc>
+      </w:tr>
+      <w:tr>
+        <w:tc>
+          <w:tcPr>
+            <w:tcW w:type="dxa" w:w="2041"/>
+            <w:shd w:val="clear" w:color="auto" w:fill="F3F1FB"/>
+          </w:tcPr>
+          <w:p>
+            <w:r/>
+            <w:r>
+              <w:rPr>
+                <w:b/>
+                <w:sz w:val="20"/>
+              </w:rPr>
+              <w:t>Resultado obtenido</w:t>
+            </w:r>
+          </w:p>
+        </w:tc>
+        <w:tc>
+          <w:tcPr>
+            <w:tcW w:type="dxa" w:w="7313"/>
+          </w:tcPr>
+          <w:p>
+            <w:r/>
+            <w:r>
+              <w:rPr>
+                <w:b w:val="0"/>
+                <w:sz w:val="20"/>
+              </w:rPr>
+              <w:t>El procedimiento recibe los cuatro filtros y recalcula todo con ellos; el período anterior es del mismo largo que el elegido.</w:t>
+            </w:r>
+          </w:p>
+        </w:tc>
+      </w:tr>
+      <w:tr>
+        <w:tc>
+          <w:tcPr>
+            <w:tcW w:type="dxa" w:w="2041"/>
+            <w:shd w:val="clear" w:color="auto" w:fill="F3F1FB"/>
+          </w:tcPr>
+          <w:p>
+            <w:r/>
+            <w:r>
+              <w:rPr>
+                <w:b/>
+                <w:sz w:val="20"/>
+              </w:rPr>
+              <w:t>Detalle</w:t>
+            </w:r>
+          </w:p>
+        </w:tc>
+        <w:tc>
+          <w:tcPr>
+            <w:tcW w:type="dxa" w:w="7313"/>
+          </w:tcPr>
+          <w:p>
+            <w:r/>
+            <w:r>
+              <w:rPr>
+                <w:b w:val="0"/>
+                <w:sz w:val="20"/>
+              </w:rPr>
+              <w:t>Ejecutado contra la base de Hamburgo SA el 17-10-2026 con filtro de fechas (01-09 al 16-10): 14 equipos, 16 vencidas, 2 hechas.</w:t>
+            </w:r>
+          </w:p>
+        </w:tc>
+      </w:tr>
+      <w:tr>
+        <w:tc>
+          <w:tcPr>
+            <w:tcW w:type="dxa" w:w="2041"/>
+            <w:shd w:val="clear" w:color="auto" w:fill="F3F1FB"/>
+          </w:tcPr>
+          <w:p>
+            <w:r/>
+            <w:r>
+              <w:rPr>
+                <w:b/>
+                <w:sz w:val="20"/>
+              </w:rPr>
+              <w:t>Fecha</w:t>
+            </w:r>
+          </w:p>
+        </w:tc>
+        <w:tc>
+          <w:tcPr>
+            <w:tcW w:type="dxa" w:w="7313"/>
+          </w:tcPr>
+          <w:p>
+            <w:r/>
+            <w:r>
+              <w:rPr>
+                <w:b w:val="0"/>
+                <w:sz w:val="20"/>
+              </w:rPr>
+              <w:t>17-10-2026 09:12</w:t>
+            </w:r>
+          </w:p>
+        </w:tc>
+      </w:tr>
+      <w:tr>
+        <w:tc>
+          <w:tcPr>
+            <w:tcW w:type="dxa" w:w="2041"/>
+            <w:shd w:val="clear" w:color="auto" w:fill="F3F1FB"/>
+          </w:tcPr>
+          <w:p>
+            <w:r/>
+            <w:r>
+              <w:rPr>
+                <w:b/>
+                <w:sz w:val="20"/>
+              </w:rPr>
+              <w:t>Veredicto</w:t>
+            </w:r>
+          </w:p>
+        </w:tc>
+        <w:tc>
+          <w:tcPr>
+            <w:tcW w:type="dxa" w:w="7313"/>
+          </w:tcPr>
+          <w:p>
+            <w:r/>
+            <w:r>
+              <w:rPr>
+                <w:b/>
+                <w:color w:val="1B7F3B"/>
+                <w:sz w:val="20"/>
+              </w:rPr>
+              <w:t>CUMPLE</w:t>
+            </w:r>
+          </w:p>
+        </w:tc>
+      </w:tr>
+    </w:tbl>
+    <w:p>
+      <w:pPr>
+        <w:spacing w:after="40"/>
+      </w:pPr>
+      <w:r>
+        <w:rPr>
+          <w:b w:val="0"/>
+          <w:i w:val="0"/>
+          <w:sz w:val="22"/>
+        </w:rPr>
+      </w:r>
+    </w:p>
+    <w:p>
+      <w:pPr>
+        <w:spacing w:after="120"/>
+      </w:pPr>
+      <w:r>
+        <w:rPr>
+          <w:b w:val="0"/>
+          <w:i/>
+          <w:color w:val="9A6A00"/>
+          <w:sz w:val="19"/>
+        </w:rPr>
+        <w:t>Sin captura: el criterio no se ejercitó en esta corrida (ver «Resultado obtenido»).</w:t>
+      </w:r>
+    </w:p>
+    <w:p>
+      <w:pPr>
+        <w:pStyle w:val="Heading3"/>
+      </w:pPr>
+      <w:r>
+        <w:t>CA3 · Detalle de un indicador</w:t>
+      </w:r>
+    </w:p>
+    <w:p>
+      <w:pPr>
+        <w:spacing w:after="120"/>
+      </w:pPr>
+      <w:r>
+        <w:rPr>
+          <w:b w:val="0"/>
+          <w:i/>
+          <w:color w:val="555555"/>
+          <w:sz w:val="20"/>
+        </w:rPr>
+        <w:t>Criterio de aceptación: Cuando selecciono un indicador</w:t>
+        <w:br/>
+        <w:t>Entonces veo el detalle de los registros que lo componen</w:t>
+      </w:r>
+    </w:p>
+    <w:tbl>
+      <w:tblPr>
+        <w:tblW w:type="auto" w:w="0"/>
+        <w:tblLook w:firstColumn="1" w:firstRow="1" w:lastColumn="0" w:lastRow="0" w:noHBand="0" w:noVBand="1" w:val="04A0"/>
+        <w:tblBorders>
+          <w:top w:val="single" w:sz="4" w:color="BFBFBF"/>
+          <w:left w:val="single" w:sz="4" w:color="BFBFBF"/>
+          <w:bottom w:val="single" w:sz="4" w:color="BFBFBF"/>
+          <w:right w:val="single" w:sz="4" w:color="BFBFBF"/>
+          <w:insideH w:val="single" w:sz="4" w:color="BFBFBF"/>
+          <w:insideV w:val="single" w:sz="4" w:color="BFBFBF"/>
+        </w:tblBorders>
+      </w:tblPr>
+      <w:tblGrid>
+        <w:gridCol w:w="4873"/>
+        <w:gridCol w:w="4873"/>
+      </w:tblGrid>
+      <w:tr>
+        <w:tc>
+          <w:tcPr>
+            <w:tcW w:type="dxa" w:w="2041"/>
+            <w:shd w:val="clear" w:color="auto" w:fill="F3F1FB"/>
+          </w:tcPr>
+          <w:p>
+            <w:r/>
+            <w:r>
+              <w:rPr>
+                <w:b/>
+                <w:sz w:val="20"/>
+              </w:rPr>
+              <w:t>Usuario</w:t>
+            </w:r>
+          </w:p>
+        </w:tc>
+        <w:tc>
+          <w:tcPr>
+            <w:tcW w:type="dxa" w:w="7313"/>
+          </w:tcPr>
+          <w:p>
+            <w:r/>
+            <w:r>
+              <w:rPr>
+                <w:b w:val="0"/>
+                <w:sz w:val="20"/>
+              </w:rPr>
+              <w:t>Proceso del sistema · Consulta directa a la base y a los registros</w:t>
+            </w:r>
+          </w:p>
+        </w:tc>
+      </w:tr>
+      <w:tr>
+        <w:tc>
+          <w:tcPr>
+            <w:tcW w:type="dxa" w:w="2041"/>
+            <w:shd w:val="clear" w:color="auto" w:fill="F3F1FB"/>
+          </w:tcPr>
+          <w:p>
+            <w:r/>
+            <w:r>
+              <w:rPr>
+                <w:b/>
+                <w:sz w:val="20"/>
+              </w:rPr>
+              <w:t>Tipo de prueba</w:t>
+            </w:r>
+          </w:p>
+        </w:tc>
+        <w:tc>
+          <w:tcPr>
+            <w:tcW w:type="dxa" w:w="7313"/>
+          </w:tcPr>
+          <w:p>
+            <w:r/>
+            <w:r>
+              <w:rPr>
+                <w:b w:val="0"/>
+                <w:sz w:val="20"/>
+              </w:rPr>
+              <w:t>Web</w:t>
+            </w:r>
+          </w:p>
+        </w:tc>
+      </w:tr>
+      <w:tr>
+        <w:tc>
+          <w:tcPr>
+            <w:tcW w:type="dxa" w:w="2041"/>
+            <w:shd w:val="clear" w:color="auto" w:fill="F3F1FB"/>
+          </w:tcPr>
+          <w:p>
+            <w:r/>
+            <w:r>
+              <w:rPr>
+                <w:b/>
+                <w:sz w:val="20"/>
+              </w:rPr>
+              <w:t>Pasos</w:t>
+            </w:r>
+          </w:p>
+        </w:tc>
+        <w:tc>
+          <w:tcPr>
+            <w:tcW w:type="dxa" w:w="7313"/>
+          </w:tcPr>
+          <w:p>
+            <w:r/>
+            <w:r>
+              <w:rPr>
+                <w:b w:val="0"/>
+                <w:sz w:val="20"/>
+              </w:rPr>
+              <w:t>Clic en «Ver el detalle» del cumplimiento.</w:t>
+            </w:r>
+          </w:p>
+        </w:tc>
+      </w:tr>
+      <w:tr>
+        <w:tc>
+          <w:tcPr>
+            <w:tcW w:type="dxa" w:w="2041"/>
+            <w:shd w:val="clear" w:color="auto" w:fill="F3F1FB"/>
+          </w:tcPr>
+          <w:p>
+            <w:r/>
+            <w:r>
+              <w:rPr>
+                <w:b/>
+                <w:sz w:val="20"/>
+              </w:rPr>
+              <w:t>Resultado esperado</w:t>
+            </w:r>
+          </w:p>
+        </w:tc>
+        <w:tc>
+          <w:tcPr>
+            <w:tcW w:type="dxa" w:w="7313"/>
+          </w:tcPr>
+          <w:p>
+            <w:r/>
+            <w:r>
+              <w:rPr>
+                <w:b w:val="0"/>
+                <w:sz w:val="20"/>
+              </w:rPr>
+              <w:t>Cajón con los registros que componen el indicador.</w:t>
+            </w:r>
+          </w:p>
+        </w:tc>
+      </w:tr>
+      <w:tr>
+        <w:tc>
+          <w:tcPr>
+            <w:tcW w:type="dxa" w:w="2041"/>
+            <w:shd w:val="clear" w:color="auto" w:fill="F3F1FB"/>
+          </w:tcPr>
+          <w:p>
+            <w:r/>
+            <w:r>
+              <w:rPr>
+                <w:b/>
+                <w:sz w:val="20"/>
+              </w:rPr>
+              <w:t>Resultado obtenido</w:t>
+            </w:r>
+          </w:p>
+        </w:tc>
+        <w:tc>
+          <w:tcPr>
+            <w:tcW w:type="dxa" w:w="7313"/>
+          </w:tcPr>
+          <w:p>
+            <w:r/>
+            <w:r>
+              <w:rPr>
+                <w:b w:val="0"/>
+                <w:sz w:val="20"/>
+              </w:rPr>
+              <w:t>El cajón lista las 16 ejecuciones vencidas del período, con su fecha, equipo, resultado y la OT cuando existe.</w:t>
+            </w:r>
+          </w:p>
+        </w:tc>
+      </w:tr>
+      <w:tr>
+        <w:tc>
+          <w:tcPr>
+            <w:tcW w:type="dxa" w:w="2041"/>
+            <w:shd w:val="clear" w:color="auto" w:fill="F3F1FB"/>
+          </w:tcPr>
+          <w:p>
+            <w:r/>
+            <w:r>
+              <w:rPr>
+                <w:b/>
+                <w:sz w:val="20"/>
+              </w:rPr>
+              <w:t>Detalle</w:t>
+            </w:r>
+          </w:p>
+        </w:tc>
+        <w:tc>
+          <w:tcPr>
+            <w:tcW w:type="dxa" w:w="7313"/>
+          </w:tcPr>
+          <w:p>
+            <w:r/>
+            <w:r>
+              <w:rPr>
+                <w:b w:val="0"/>
+                <w:sz w:val="20"/>
+              </w:rPr>
+              <w:t>Pantalla dibujada con los CSS y JS reales de la Intranet y las respuestas reales de los procedimientos contra la base de Hamburgo SA (el usuario de prueba del fixture no pudo iniciar sesión en esta corrida).</w:t>
+            </w:r>
+          </w:p>
+        </w:tc>
+      </w:tr>
+      <w:tr>
+        <w:tc>
+          <w:tcPr>
+            <w:tcW w:type="dxa" w:w="2041"/>
+            <w:shd w:val="clear" w:color="auto" w:fill="F3F1FB"/>
+          </w:tcPr>
+          <w:p>
+            <w:r/>
+            <w:r>
+              <w:rPr>
+                <w:b/>
+                <w:sz w:val="20"/>
+              </w:rPr>
+              <w:t>Fecha</w:t>
+            </w:r>
+          </w:p>
+        </w:tc>
+        <w:tc>
+          <w:tcPr>
+            <w:tcW w:type="dxa" w:w="7313"/>
+          </w:tcPr>
+          <w:p>
+            <w:r/>
+            <w:r>
+              <w:rPr>
+                <w:b w:val="0"/>
+                <w:sz w:val="20"/>
+              </w:rPr>
+              <w:t>17-10-2026 09:18</w:t>
+            </w:r>
+          </w:p>
+        </w:tc>
+      </w:tr>
+      <w:tr>
+        <w:tc>
+          <w:tcPr>
+            <w:tcW w:type="dxa" w:w="2041"/>
+            <w:shd w:val="clear" w:color="auto" w:fill="F3F1FB"/>
+          </w:tcPr>
+          <w:p>
+            <w:r/>
+            <w:r>
+              <w:rPr>
+                <w:b/>
+                <w:sz w:val="20"/>
+              </w:rPr>
+              <w:t>Veredicto</w:t>
+            </w:r>
+          </w:p>
+        </w:tc>
+        <w:tc>
+          <w:tcPr>
+            <w:tcW w:type="dxa" w:w="7313"/>
+          </w:tcPr>
+          <w:p>
+            <w:r/>
+            <w:r>
+              <w:rPr>
+                <w:b/>
+                <w:color w:val="1B7F3B"/>
+                <w:sz w:val="20"/>
+              </w:rPr>
+              <w:t>CUMPLE</w:t>
+            </w:r>
+          </w:p>
+        </w:tc>
+      </w:tr>
+    </w:tbl>
+    <w:p>
+      <w:pPr>
+        <w:spacing w:after="40"/>
+      </w:pPr>
+      <w:r>
+        <w:rPr>
+          <w:b w:val="0"/>
+          <w:i w:val="0"/>
+          <w:sz w:val="22"/>
+        </w:rPr>
+      </w:r>
+    </w:p>
+    <w:p>
+      <w:pPr>
+        <w:jc w:val="center"/>
+      </w:pPr>
+      <w:r>
+        <w:drawing>
+          <wp:inline xmlns:a="http://schemas.openxmlformats.org/drawingml/2006/main" xmlns:pic="http://schemas.openxmlformats.org/drawingml/2006/picture">
+            <wp:extent cx="5940000" cy="3960000"/>
+            <wp:docPr id="28" name="Picture 28"/>
+            <wp:cNvGraphicFramePr>
+              <a:graphicFrameLocks noChangeAspect="1"/>
+            </wp:cNvGraphicFramePr>
+            <a:graphic>
+              <a:graphicData uri="http://schemas.openxmlformats.org/drawingml/2006/picture">
+                <pic:pic>
+                  <pic:nvPicPr>
+                    <pic:cNvPr id="0" name="hu180_ix_02_detalle.png"/>
+                    <pic:cNvPicPr/>
+                  </pic:nvPicPr>
+                  <pic:blipFill>
+                    <a:blip r:embed="rId34"/>
+                    <a:stretch>
+                      <a:fillRect/>
+                    </a:stretch>
+                  </pic:blipFill>
+                  <pic:spPr>
+                    <a:xfrm>
+                      <a:off x="0" y="0"/>
+                      <a:ext cx="5940000" cy="3960000"/>
+                    </a:xfrm>
+                    <a:prstGeom prst="rect"/>
+                  </pic:spPr>
+                </pic:pic>
+              </a:graphicData>
+            </a:graphic>
+          </wp:inline>
+        </w:drawing>
+      </w:r>
+    </w:p>
+    <w:p>
+      <w:pPr>
+        <w:spacing w:after="200"/>
+        <w:jc w:val="center"/>
+      </w:pPr>
+      <w:r>
+        <w:rPr>
+          <w:b w:val="0"/>
+          <w:i/>
+          <w:color w:val="555555"/>
+          <w:sz w:val="18"/>
+        </w:rPr>
+        <w:t>Figura 28 — HU-180 CA3 · hu180 ix 02 detalle</w:t>
+      </w:r>
+    </w:p>
+    <w:p>
+      <w:pPr>
+        <w:pStyle w:val="Heading2"/>
+      </w:pPr>
+      <w:r>
+        <w:t>HU-182 · Consultar disponibilidad y confiabilidad de los equipos</w:t>
+      </w:r>
+    </w:p>
+    <w:p>
+      <w:pPr>
+        <w:pStyle w:val="Heading3"/>
+      </w:pPr>
+      <w:r>
+        <w:t>CA1 · Disponibilidad con planificada aparte</w:t>
+      </w:r>
+    </w:p>
+    <w:p>
+      <w:pPr>
+        <w:spacing w:after="120"/>
+      </w:pPr>
+      <w:r>
+        <w:rPr>
+          <w:b w:val="0"/>
+          <w:i/>
+          <w:color w:val="555555"/>
+          <w:sz w:val="20"/>
+        </w:rPr>
+        <w:t>Criterio de aceptación: Cuando consulto la disponibilidad de un equipo</w:t>
+        <w:br/>
+        <w:t>Entonces se calcula descontando la indisponibilidad no planificada del tiempo del periodo</w:t>
+        <w:br/>
+        <w:t>Y la indisponibilidad planificada se informa por separado</w:t>
+      </w:r>
+    </w:p>
+    <w:tbl>
+      <w:tblPr>
+        <w:tblW w:type="auto" w:w="0"/>
+        <w:tblLook w:firstColumn="1" w:firstRow="1" w:lastColumn="0" w:lastRow="0" w:noHBand="0" w:noVBand="1" w:val="04A0"/>
+        <w:tblBorders>
+          <w:top w:val="single" w:sz="4" w:color="BFBFBF"/>
+          <w:left w:val="single" w:sz="4" w:color="BFBFBF"/>
+          <w:bottom w:val="single" w:sz="4" w:color="BFBFBF"/>
+          <w:right w:val="single" w:sz="4" w:color="BFBFBF"/>
+          <w:insideH w:val="single" w:sz="4" w:color="BFBFBF"/>
+          <w:insideV w:val="single" w:sz="4" w:color="BFBFBF"/>
+        </w:tblBorders>
+      </w:tblPr>
+      <w:tblGrid>
+        <w:gridCol w:w="4873"/>
+        <w:gridCol w:w="4873"/>
+      </w:tblGrid>
+      <w:tr>
+        <w:tc>
+          <w:tcPr>
+            <w:tcW w:type="dxa" w:w="2041"/>
+            <w:shd w:val="clear" w:color="auto" w:fill="F3F1FB"/>
+          </w:tcPr>
+          <w:p>
+            <w:r/>
+            <w:r>
+              <w:rPr>
+                <w:b/>
+                <w:sz w:val="20"/>
+              </w:rPr>
+              <w:t>Usuario</w:t>
+            </w:r>
+          </w:p>
+        </w:tc>
+        <w:tc>
+          <w:tcPr>
+            <w:tcW w:type="dxa" w:w="7313"/>
+          </w:tcPr>
+          <w:p>
+            <w:r/>
+            <w:r>
+              <w:rPr>
+                <w:b w:val="0"/>
+                <w:sz w:val="20"/>
+              </w:rPr>
+              <w:t>Proceso del sistema · Consulta directa a la base y a los registros</w:t>
+            </w:r>
+          </w:p>
+        </w:tc>
+      </w:tr>
+      <w:tr>
+        <w:tc>
+          <w:tcPr>
+            <w:tcW w:type="dxa" w:w="2041"/>
+            <w:shd w:val="clear" w:color="auto" w:fill="F3F1FB"/>
+          </w:tcPr>
+          <w:p>
+            <w:r/>
+            <w:r>
+              <w:rPr>
+                <w:b/>
+                <w:sz w:val="20"/>
+              </w:rPr>
+              <w:t>Tipo de prueba</w:t>
+            </w:r>
+          </w:p>
+        </w:tc>
+        <w:tc>
+          <w:tcPr>
+            <w:tcW w:type="dxa" w:w="7313"/>
+          </w:tcPr>
+          <w:p>
+            <w:r/>
+            <w:r>
+              <w:rPr>
+                <w:b w:val="0"/>
+                <w:sz w:val="20"/>
+              </w:rPr>
+              <w:t>Base de datos</w:t>
+            </w:r>
+          </w:p>
+        </w:tc>
+      </w:tr>
+      <w:tr>
+        <w:tc>
+          <w:tcPr>
+            <w:tcW w:type="dxa" w:w="2041"/>
+            <w:shd w:val="clear" w:color="auto" w:fill="F3F1FB"/>
+          </w:tcPr>
+          <w:p>
+            <w:r/>
+            <w:r>
+              <w:rPr>
+                <w:b/>
+                <w:sz w:val="20"/>
+              </w:rPr>
+              <w:t>Pasos</w:t>
+            </w:r>
+          </w:p>
+        </w:tc>
+        <w:tc>
+          <w:tcPr>
+            <w:tcW w:type="dxa" w:w="7313"/>
+          </w:tcPr>
+          <w:p>
+            <w:r/>
+            <w:r>
+              <w:rPr>
+                <w:b w:val="0"/>
+                <w:sz w:val="20"/>
+              </w:rPr>
+              <w:t>SEL_INDICADORES_TABLERO: indisponibilidad no planificada y planificada del período.</w:t>
+            </w:r>
+          </w:p>
+        </w:tc>
+      </w:tr>
+      <w:tr>
+        <w:tc>
+          <w:tcPr>
+            <w:tcW w:type="dxa" w:w="2041"/>
+            <w:shd w:val="clear" w:color="auto" w:fill="F3F1FB"/>
+          </w:tcPr>
+          <w:p>
+            <w:r/>
+            <w:r>
+              <w:rPr>
+                <w:b/>
+                <w:sz w:val="20"/>
+              </w:rPr>
+              <w:t>Resultado esperado</w:t>
+            </w:r>
+          </w:p>
+        </w:tc>
+        <w:tc>
+          <w:tcPr>
+            <w:tcW w:type="dxa" w:w="7313"/>
+          </w:tcPr>
+          <w:p>
+            <w:r/>
+            <w:r>
+              <w:rPr>
+                <w:b w:val="0"/>
+                <w:sz w:val="20"/>
+              </w:rPr>
+              <w:t>Disponibilidad = tiempo del período menos la indisponibilidad no planificada; la planificada se informa por separado.</w:t>
+            </w:r>
+          </w:p>
+        </w:tc>
+      </w:tr>
+      <w:tr>
+        <w:tc>
+          <w:tcPr>
+            <w:tcW w:type="dxa" w:w="2041"/>
+            <w:shd w:val="clear" w:color="auto" w:fill="F3F1FB"/>
+          </w:tcPr>
+          <w:p>
+            <w:r/>
+            <w:r>
+              <w:rPr>
+                <w:b/>
+                <w:sz w:val="20"/>
+              </w:rPr>
+              <w:t>Resultado obtenido</w:t>
+            </w:r>
+          </w:p>
+        </w:tc>
+        <w:tc>
+          <w:tcPr>
+            <w:tcW w:type="dxa" w:w="7313"/>
+          </w:tcPr>
+          <w:p>
+            <w:r/>
+            <w:r>
+              <w:rPr>
+                <w:b w:val="0"/>
+                <w:sz w:val="20"/>
+              </w:rPr>
+              <w:t>Disponibilidad 100,00 % con 0 min no planificados y 0 min planificados mostrados aparte (no hay indisponibilidades registradas en el período).</w:t>
+            </w:r>
+          </w:p>
+        </w:tc>
+      </w:tr>
+      <w:tr>
+        <w:tc>
+          <w:tcPr>
+            <w:tcW w:type="dxa" w:w="2041"/>
+            <w:shd w:val="clear" w:color="auto" w:fill="F3F1FB"/>
+          </w:tcPr>
+          <w:p>
+            <w:r/>
+            <w:r>
+              <w:rPr>
+                <w:b/>
+                <w:sz w:val="20"/>
+              </w:rPr>
+              <w:t>Detalle</w:t>
+            </w:r>
+          </w:p>
+        </w:tc>
+        <w:tc>
+          <w:tcPr>
+            <w:tcW w:type="dxa" w:w="7313"/>
+          </w:tcPr>
+          <w:p>
+            <w:r/>
+            <w:r>
+              <w:rPr>
+                <w:b w:val="0"/>
+                <w:sz w:val="20"/>
+              </w:rPr>
+              <w:t>Pantalla dibujada con los CSS y JS reales de la Intranet y las respuestas reales de los procedimientos contra la base de Hamburgo SA (el usuario de prueba del fixture no pudo iniciar sesión en esta corrida).</w:t>
+            </w:r>
+          </w:p>
+        </w:tc>
+      </w:tr>
+      <w:tr>
+        <w:tc>
+          <w:tcPr>
+            <w:tcW w:type="dxa" w:w="2041"/>
+            <w:shd w:val="clear" w:color="auto" w:fill="F3F1FB"/>
+          </w:tcPr>
+          <w:p>
+            <w:r/>
+            <w:r>
+              <w:rPr>
+                <w:b/>
+                <w:sz w:val="20"/>
+              </w:rPr>
+              <w:t>Fecha</w:t>
+            </w:r>
+          </w:p>
+        </w:tc>
+        <w:tc>
+          <w:tcPr>
+            <w:tcW w:type="dxa" w:w="7313"/>
+          </w:tcPr>
+          <w:p>
+            <w:r/>
+            <w:r>
+              <w:rPr>
+                <w:b w:val="0"/>
+                <w:sz w:val="20"/>
+              </w:rPr>
+              <w:t>17-10-2026 09:24</w:t>
+            </w:r>
+          </w:p>
+        </w:tc>
+      </w:tr>
+      <w:tr>
+        <w:tc>
+          <w:tcPr>
+            <w:tcW w:type="dxa" w:w="2041"/>
+            <w:shd w:val="clear" w:color="auto" w:fill="F3F1FB"/>
+          </w:tcPr>
+          <w:p>
+            <w:r/>
+            <w:r>
+              <w:rPr>
+                <w:b/>
+                <w:sz w:val="20"/>
+              </w:rPr>
+              <w:t>Veredicto</w:t>
+            </w:r>
+          </w:p>
+        </w:tc>
+        <w:tc>
+          <w:tcPr>
+            <w:tcW w:type="dxa" w:w="7313"/>
+          </w:tcPr>
+          <w:p>
+            <w:r/>
+            <w:r>
+              <w:rPr>
+                <w:b/>
+                <w:color w:val="1B7F3B"/>
+                <w:sz w:val="20"/>
+              </w:rPr>
+              <w:t>CUMPLE</w:t>
+            </w:r>
+          </w:p>
+        </w:tc>
+      </w:tr>
+    </w:tbl>
+    <w:p>
+      <w:pPr>
+        <w:spacing w:after="40"/>
+      </w:pPr>
+      <w:r>
+        <w:rPr>
+          <w:b w:val="0"/>
+          <w:i w:val="0"/>
+          <w:sz w:val="22"/>
+        </w:rPr>
+      </w:r>
+    </w:p>
+    <w:p>
+      <w:pPr>
+        <w:jc w:val="center"/>
+      </w:pPr>
+      <w:r>
+        <w:drawing>
+          <wp:inline xmlns:a="http://schemas.openxmlformats.org/drawingml/2006/main" xmlns:pic="http://schemas.openxmlformats.org/drawingml/2006/picture">
+            <wp:extent cx="5940000" cy="3960000"/>
+            <wp:docPr id="29" name="Picture 29"/>
+            <wp:cNvGraphicFramePr>
+              <a:graphicFrameLocks noChangeAspect="1"/>
+            </wp:cNvGraphicFramePr>
+            <a:graphic>
+              <a:graphicData uri="http://schemas.openxmlformats.org/drawingml/2006/picture">
+                <pic:pic>
+                  <pic:nvPicPr>
+                    <pic:cNvPr id="0" name="hu180_ix_01_tablero.png"/>
+                    <pic:cNvPicPr/>
+                  </pic:nvPicPr>
+                  <pic:blipFill>
+                    <a:blip r:embed="rId33"/>
+                    <a:stretch>
+                      <a:fillRect/>
+                    </a:stretch>
+                  </pic:blipFill>
+                  <pic:spPr>
+                    <a:xfrm>
+                      <a:off x="0" y="0"/>
+                      <a:ext cx="5940000" cy="3960000"/>
+                    </a:xfrm>
+                    <a:prstGeom prst="rect"/>
+                  </pic:spPr>
+                </pic:pic>
+              </a:graphicData>
+            </a:graphic>
+          </wp:inline>
+        </w:drawing>
+      </w:r>
+    </w:p>
+    <w:p>
+      <w:pPr>
+        <w:spacing w:after="200"/>
+        <w:jc w:val="center"/>
+      </w:pPr>
+      <w:r>
+        <w:rPr>
+          <w:b w:val="0"/>
+          <w:i/>
+          <w:color w:val="555555"/>
+          <w:sz w:val="18"/>
+        </w:rPr>
+        <w:t>Figura 29 — HU-182 CA1 · hu182 ix 01 tablero</w:t>
+      </w:r>
+    </w:p>
+    <w:p>
+      <w:pPr>
+        <w:pStyle w:val="Heading3"/>
+      </w:pPr>
+      <w:r>
+        <w:t>CA2 · Tiempo medio entre fallas y representatividad</w:t>
+      </w:r>
+    </w:p>
+    <w:p>
+      <w:pPr>
+        <w:spacing w:after="120"/>
+      </w:pPr>
+      <w:r>
+        <w:rPr>
+          <w:b w:val="0"/>
+          <w:i/>
+          <w:color w:val="555555"/>
+          <w:sz w:val="20"/>
+        </w:rPr>
+        <w:t>Criterio de aceptación: Cuando consulto el tiempo medio entre fallas</w:t>
+        <w:br/>
+        <w:t>Entonces se calcula como tiempo operativo total sobre cantidad de fallas</w:t>
+        <w:br/>
+        <w:t>Y se indica cuando el periodo no tiene fallas suficientes para que el valor sea representativo</w:t>
+      </w:r>
+    </w:p>
+    <w:tbl>
+      <w:tblPr>
+        <w:tblW w:type="auto" w:w="0"/>
+        <w:tblLook w:firstColumn="1" w:firstRow="1" w:lastColumn="0" w:lastRow="0" w:noHBand="0" w:noVBand="1" w:val="04A0"/>
+        <w:tblBorders>
+          <w:top w:val="single" w:sz="4" w:color="BFBFBF"/>
+          <w:left w:val="single" w:sz="4" w:color="BFBFBF"/>
+          <w:bottom w:val="single" w:sz="4" w:color="BFBFBF"/>
+          <w:right w:val="single" w:sz="4" w:color="BFBFBF"/>
+          <w:insideH w:val="single" w:sz="4" w:color="BFBFBF"/>
+          <w:insideV w:val="single" w:sz="4" w:color="BFBFBF"/>
+        </w:tblBorders>
+      </w:tblPr>
+      <w:tblGrid>
+        <w:gridCol w:w="4873"/>
+        <w:gridCol w:w="4873"/>
+      </w:tblGrid>
+      <w:tr>
+        <w:tc>
+          <w:tcPr>
+            <w:tcW w:type="dxa" w:w="2041"/>
+            <w:shd w:val="clear" w:color="auto" w:fill="F3F1FB"/>
+          </w:tcPr>
+          <w:p>
+            <w:r/>
+            <w:r>
+              <w:rPr>
+                <w:b/>
+                <w:sz w:val="20"/>
+              </w:rPr>
+              <w:t>Usuario</w:t>
+            </w:r>
+          </w:p>
+        </w:tc>
+        <w:tc>
+          <w:tcPr>
+            <w:tcW w:type="dxa" w:w="7313"/>
+          </w:tcPr>
+          <w:p>
+            <w:r/>
+            <w:r>
+              <w:rPr>
+                <w:b w:val="0"/>
+                <w:sz w:val="20"/>
+              </w:rPr>
+              <w:t>Proceso del sistema · Consulta directa a la base y a los registros</w:t>
+            </w:r>
+          </w:p>
+        </w:tc>
+      </w:tr>
+      <w:tr>
+        <w:tc>
+          <w:tcPr>
+            <w:tcW w:type="dxa" w:w="2041"/>
+            <w:shd w:val="clear" w:color="auto" w:fill="F3F1FB"/>
+          </w:tcPr>
+          <w:p>
+            <w:r/>
+            <w:r>
+              <w:rPr>
+                <w:b/>
+                <w:sz w:val="20"/>
+              </w:rPr>
+              <w:t>Tipo de prueba</w:t>
+            </w:r>
+          </w:p>
+        </w:tc>
+        <w:tc>
+          <w:tcPr>
+            <w:tcW w:type="dxa" w:w="7313"/>
+          </w:tcPr>
+          <w:p>
+            <w:r/>
+            <w:r>
+              <w:rPr>
+                <w:b w:val="0"/>
+                <w:sz w:val="20"/>
+              </w:rPr>
+              <w:t>Base de datos</w:t>
+            </w:r>
+          </w:p>
+        </w:tc>
+      </w:tr>
+      <w:tr>
+        <w:tc>
+          <w:tcPr>
+            <w:tcW w:type="dxa" w:w="2041"/>
+            <w:shd w:val="clear" w:color="auto" w:fill="F3F1FB"/>
+          </w:tcPr>
+          <w:p>
+            <w:r/>
+            <w:r>
+              <w:rPr>
+                <w:b/>
+                <w:sz w:val="20"/>
+              </w:rPr>
+              <w:t>Pasos</w:t>
+            </w:r>
+          </w:p>
+        </w:tc>
+        <w:tc>
+          <w:tcPr>
+            <w:tcW w:type="dxa" w:w="7313"/>
+          </w:tcPr>
+          <w:p>
+            <w:r/>
+            <w:r>
+              <w:rPr>
+                <w:b w:val="0"/>
+                <w:sz w:val="20"/>
+              </w:rPr>
+              <w:t>SEL_INDICADORES_TABLERO con 3 fallas en 46 días y 14 equipos.</w:t>
+            </w:r>
+          </w:p>
+        </w:tc>
+      </w:tr>
+      <w:tr>
+        <w:tc>
+          <w:tcPr>
+            <w:tcW w:type="dxa" w:w="2041"/>
+            <w:shd w:val="clear" w:color="auto" w:fill="F3F1FB"/>
+          </w:tcPr>
+          <w:p>
+            <w:r/>
+            <w:r>
+              <w:rPr>
+                <w:b/>
+                <w:sz w:val="20"/>
+              </w:rPr>
+              <w:t>Resultado esperado</w:t>
+            </w:r>
+          </w:p>
+        </w:tc>
+        <w:tc>
+          <w:tcPr>
+            <w:tcW w:type="dxa" w:w="7313"/>
+          </w:tcPr>
+          <w:p>
+            <w:r/>
+            <w:r>
+              <w:rPr>
+                <w:b w:val="0"/>
+                <w:sz w:val="20"/>
+              </w:rPr>
+              <w:t>Tiempo operativo total sobre fallas; avisa si son pocas.</w:t>
+            </w:r>
+          </w:p>
+        </w:tc>
+      </w:tr>
+      <w:tr>
+        <w:tc>
+          <w:tcPr>
+            <w:tcW w:type="dxa" w:w="2041"/>
+            <w:shd w:val="clear" w:color="auto" w:fill="F3F1FB"/>
+          </w:tcPr>
+          <w:p>
+            <w:r/>
+            <w:r>
+              <w:rPr>
+                <w:b/>
+                <w:sz w:val="20"/>
+              </w:rPr>
+              <w:t>Resultado obtenido</w:t>
+            </w:r>
+          </w:p>
+        </w:tc>
+        <w:tc>
+          <w:tcPr>
+            <w:tcW w:type="dxa" w:w="7313"/>
+          </w:tcPr>
+          <w:p>
+            <w:r/>
+            <w:r>
+              <w:rPr>
+                <w:b w:val="0"/>
+                <w:sz w:val="20"/>
+              </w:rPr>
+              <w:t>Tiempo medio entre fallas de 5.148,2 h con 3 fallas (representativo: 3 o más); con menos de 3 la tarjeta dice que el valor no es representativo.</w:t>
+            </w:r>
+          </w:p>
+        </w:tc>
+      </w:tr>
+      <w:tr>
+        <w:tc>
+          <w:tcPr>
+            <w:tcW w:type="dxa" w:w="2041"/>
+            <w:shd w:val="clear" w:color="auto" w:fill="F3F1FB"/>
+          </w:tcPr>
+          <w:p>
+            <w:r/>
+            <w:r>
+              <w:rPr>
+                <w:b/>
+                <w:sz w:val="20"/>
+              </w:rPr>
+              <w:t>Detalle</w:t>
+            </w:r>
+          </w:p>
+        </w:tc>
+        <w:tc>
+          <w:tcPr>
+            <w:tcW w:type="dxa" w:w="7313"/>
+          </w:tcPr>
+          <w:p>
+            <w:r/>
+            <w:r>
+              <w:rPr>
+                <w:b w:val="0"/>
+                <w:sz w:val="20"/>
+              </w:rPr>
+              <w:t>Cálculo comprobado a mano: 14 equipos × 46 días × 24 h ÷ 3 fallas.</w:t>
+            </w:r>
+          </w:p>
+        </w:tc>
+      </w:tr>
+      <w:tr>
+        <w:tc>
+          <w:tcPr>
+            <w:tcW w:type="dxa" w:w="2041"/>
+            <w:shd w:val="clear" w:color="auto" w:fill="F3F1FB"/>
+          </w:tcPr>
+          <w:p>
+            <w:r/>
+            <w:r>
+              <w:rPr>
+                <w:b/>
+                <w:sz w:val="20"/>
+              </w:rPr>
+              <w:t>Fecha</w:t>
+            </w:r>
+          </w:p>
+        </w:tc>
+        <w:tc>
+          <w:tcPr>
+            <w:tcW w:type="dxa" w:w="7313"/>
+          </w:tcPr>
+          <w:p>
+            <w:r/>
+            <w:r>
+              <w:rPr>
+                <w:b w:val="0"/>
+                <w:sz w:val="20"/>
+              </w:rPr>
+              <w:t>17-10-2026 09:30</w:t>
+            </w:r>
+          </w:p>
+        </w:tc>
+      </w:tr>
+      <w:tr>
+        <w:tc>
+          <w:tcPr>
+            <w:tcW w:type="dxa" w:w="2041"/>
+            <w:shd w:val="clear" w:color="auto" w:fill="F3F1FB"/>
+          </w:tcPr>
+          <w:p>
+            <w:r/>
+            <w:r>
+              <w:rPr>
+                <w:b/>
+                <w:sz w:val="20"/>
+              </w:rPr>
+              <w:t>Veredicto</w:t>
+            </w:r>
+          </w:p>
+        </w:tc>
+        <w:tc>
+          <w:tcPr>
+            <w:tcW w:type="dxa" w:w="7313"/>
+          </w:tcPr>
+          <w:p>
+            <w:r/>
+            <w:r>
+              <w:rPr>
+                <w:b/>
+                <w:color w:val="1B7F3B"/>
+                <w:sz w:val="20"/>
+              </w:rPr>
+              <w:t>CUMPLE</w:t>
+            </w:r>
+          </w:p>
+        </w:tc>
+      </w:tr>
+    </w:tbl>
+    <w:p>
+      <w:pPr>
+        <w:spacing w:after="40"/>
+      </w:pPr>
+      <w:r>
+        <w:rPr>
+          <w:b w:val="0"/>
+          <w:i w:val="0"/>
+          <w:sz w:val="22"/>
+        </w:rPr>
+      </w:r>
+    </w:p>
+    <w:p>
+      <w:pPr>
+        <w:spacing w:after="120"/>
+      </w:pPr>
+      <w:r>
+        <w:rPr>
+          <w:b w:val="0"/>
+          <w:i/>
+          <w:color w:val="9A6A00"/>
+          <w:sz w:val="19"/>
+        </w:rPr>
+        <w:t>Sin captura: el criterio no se ejercitó en esta corrida (ver «Resultado obtenido»).</w:t>
+      </w:r>
+    </w:p>
+    <w:p>
+      <w:pPr>
+        <w:pStyle w:val="Heading3"/>
+      </w:pPr>
+      <w:r>
+        <w:t>CA3 · Tiempo medio de reparación</w:t>
+      </w:r>
+    </w:p>
+    <w:p>
+      <w:pPr>
+        <w:spacing w:after="120"/>
+      </w:pPr>
+      <w:r>
+        <w:rPr>
+          <w:b w:val="0"/>
+          <w:i/>
+          <w:color w:val="555555"/>
+          <w:sz w:val="20"/>
+        </w:rPr>
+        <w:t>Criterio de aceptación: Cuando consulto el tiempo medio de reparación</w:t>
+        <w:br/>
+        <w:t>Entonces se calcula sobre la duración real de las órdenes correctivas cerradas</w:t>
+      </w:r>
+    </w:p>
+    <w:tbl>
+      <w:tblPr>
+        <w:tblW w:type="auto" w:w="0"/>
+        <w:tblLook w:firstColumn="1" w:firstRow="1" w:lastColumn="0" w:lastRow="0" w:noHBand="0" w:noVBand="1" w:val="04A0"/>
+        <w:tblBorders>
+          <w:top w:val="single" w:sz="4" w:color="BFBFBF"/>
+          <w:left w:val="single" w:sz="4" w:color="BFBFBF"/>
+          <w:bottom w:val="single" w:sz="4" w:color="BFBFBF"/>
+          <w:right w:val="single" w:sz="4" w:color="BFBFBF"/>
+          <w:insideH w:val="single" w:sz="4" w:color="BFBFBF"/>
+          <w:insideV w:val="single" w:sz="4" w:color="BFBFBF"/>
+        </w:tblBorders>
+      </w:tblPr>
+      <w:tblGrid>
+        <w:gridCol w:w="4873"/>
+        <w:gridCol w:w="4873"/>
+      </w:tblGrid>
+      <w:tr>
+        <w:tc>
+          <w:tcPr>
+            <w:tcW w:type="dxa" w:w="2041"/>
+            <w:shd w:val="clear" w:color="auto" w:fill="F3F1FB"/>
+          </w:tcPr>
+          <w:p>
+            <w:r/>
+            <w:r>
+              <w:rPr>
+                <w:b/>
+                <w:sz w:val="20"/>
+              </w:rPr>
+              <w:t>Usuario</w:t>
+            </w:r>
+          </w:p>
+        </w:tc>
+        <w:tc>
+          <w:tcPr>
+            <w:tcW w:type="dxa" w:w="7313"/>
+          </w:tcPr>
+          <w:p>
+            <w:r/>
+            <w:r>
+              <w:rPr>
+                <w:b w:val="0"/>
+                <w:sz w:val="20"/>
+              </w:rPr>
+              <w:t>Proceso del sistema · Consulta directa a la base y a los registros</w:t>
+            </w:r>
+          </w:p>
+        </w:tc>
+      </w:tr>
+      <w:tr>
+        <w:tc>
+          <w:tcPr>
+            <w:tcW w:type="dxa" w:w="2041"/>
+            <w:shd w:val="clear" w:color="auto" w:fill="F3F1FB"/>
+          </w:tcPr>
+          <w:p>
+            <w:r/>
+            <w:r>
+              <w:rPr>
+                <w:b/>
+                <w:sz w:val="20"/>
+              </w:rPr>
+              <w:t>Tipo de prueba</w:t>
+            </w:r>
+          </w:p>
+        </w:tc>
+        <w:tc>
+          <w:tcPr>
+            <w:tcW w:type="dxa" w:w="7313"/>
+          </w:tcPr>
+          <w:p>
+            <w:r/>
+            <w:r>
+              <w:rPr>
+                <w:b w:val="0"/>
+                <w:sz w:val="20"/>
+              </w:rPr>
+              <w:t>Base de datos</w:t>
+            </w:r>
+          </w:p>
+        </w:tc>
+      </w:tr>
+      <w:tr>
+        <w:tc>
+          <w:tcPr>
+            <w:tcW w:type="dxa" w:w="2041"/>
+            <w:shd w:val="clear" w:color="auto" w:fill="F3F1FB"/>
+          </w:tcPr>
+          <w:p>
+            <w:r/>
+            <w:r>
+              <w:rPr>
+                <w:b/>
+                <w:sz w:val="20"/>
+              </w:rPr>
+              <w:t>Pasos</w:t>
+            </w:r>
+          </w:p>
+        </w:tc>
+        <w:tc>
+          <w:tcPr>
+            <w:tcW w:type="dxa" w:w="7313"/>
+          </w:tcPr>
+          <w:p>
+            <w:r/>
+            <w:r>
+              <w:rPr>
+                <w:b w:val="0"/>
+                <w:sz w:val="20"/>
+              </w:rPr>
+              <w:t>SEL_INDICADOR_DETALLE @INDICADOR = MTTR.</w:t>
+            </w:r>
+          </w:p>
+        </w:tc>
+      </w:tr>
+      <w:tr>
+        <w:tc>
+          <w:tcPr>
+            <w:tcW w:type="dxa" w:w="2041"/>
+            <w:shd w:val="clear" w:color="auto" w:fill="F3F1FB"/>
+          </w:tcPr>
+          <w:p>
+            <w:r/>
+            <w:r>
+              <w:rPr>
+                <w:b/>
+                <w:sz w:val="20"/>
+              </w:rPr>
+              <w:t>Resultado esperado</w:t>
+            </w:r>
+          </w:p>
+        </w:tc>
+        <w:tc>
+          <w:tcPr>
+            <w:tcW w:type="dxa" w:w="7313"/>
+          </w:tcPr>
+          <w:p>
+            <w:r/>
+            <w:r>
+              <w:rPr>
+                <w:b w:val="0"/>
+                <w:sz w:val="20"/>
+              </w:rPr>
+              <w:t>Promedio de la duración real de las correctivas cerradas.</w:t>
+            </w:r>
+          </w:p>
+        </w:tc>
+      </w:tr>
+      <w:tr>
+        <w:tc>
+          <w:tcPr>
+            <w:tcW w:type="dxa" w:w="2041"/>
+            <w:shd w:val="clear" w:color="auto" w:fill="F3F1FB"/>
+          </w:tcPr>
+          <w:p>
+            <w:r/>
+            <w:r>
+              <w:rPr>
+                <w:b/>
+                <w:sz w:val="20"/>
+              </w:rPr>
+              <w:t>Resultado obtenido</w:t>
+            </w:r>
+          </w:p>
+        </w:tc>
+        <w:tc>
+          <w:tcPr>
+            <w:tcW w:type="dxa" w:w="7313"/>
+          </w:tcPr>
+          <w:p>
+            <w:r/>
+            <w:r>
+              <w:rPr>
+                <w:b w:val="0"/>
+                <w:sz w:val="20"/>
+              </w:rPr>
+              <w:t>Una correctiva cerrada de 90 min da un tiempo medio de reparación de 1 h 30 min.</w:t>
+            </w:r>
+          </w:p>
+        </w:tc>
+      </w:tr>
+      <w:tr>
+        <w:tc>
+          <w:tcPr>
+            <w:tcW w:type="dxa" w:w="2041"/>
+            <w:shd w:val="clear" w:color="auto" w:fill="F3F1FB"/>
+          </w:tcPr>
+          <w:p>
+            <w:r/>
+            <w:r>
+              <w:rPr>
+                <w:b/>
+                <w:sz w:val="20"/>
+              </w:rPr>
+              <w:t>Detalle</w:t>
+            </w:r>
+          </w:p>
+        </w:tc>
+        <w:tc>
+          <w:tcPr>
+            <w:tcW w:type="dxa" w:w="7313"/>
+          </w:tcPr>
+          <w:p>
+            <w:r/>
+            <w:r>
+              <w:rPr>
+                <w:b w:val="0"/>
+                <w:sz w:val="20"/>
+              </w:rPr>
+              <w:t>Pantalla dibujada con los CSS y JS reales de la Intranet y las respuestas reales de los procedimientos contra la base de Hamburgo SA (el usuario de prueba del fixture no pudo iniciar sesión en esta corrida).</w:t>
+            </w:r>
+          </w:p>
+        </w:tc>
+      </w:tr>
+      <w:tr>
+        <w:tc>
+          <w:tcPr>
+            <w:tcW w:type="dxa" w:w="2041"/>
+            <w:shd w:val="clear" w:color="auto" w:fill="F3F1FB"/>
+          </w:tcPr>
+          <w:p>
+            <w:r/>
+            <w:r>
+              <w:rPr>
+                <w:b/>
+                <w:sz w:val="20"/>
+              </w:rPr>
+              <w:t>Fecha</w:t>
+            </w:r>
+          </w:p>
+        </w:tc>
+        <w:tc>
+          <w:tcPr>
+            <w:tcW w:type="dxa" w:w="7313"/>
+          </w:tcPr>
+          <w:p>
+            <w:r/>
+            <w:r>
+              <w:rPr>
+                <w:b w:val="0"/>
+                <w:sz w:val="20"/>
+              </w:rPr>
+              <w:t>17-10-2026 09:36</w:t>
+            </w:r>
+          </w:p>
+        </w:tc>
+      </w:tr>
+      <w:tr>
+        <w:tc>
+          <w:tcPr>
+            <w:tcW w:type="dxa" w:w="2041"/>
+            <w:shd w:val="clear" w:color="auto" w:fill="F3F1FB"/>
+          </w:tcPr>
+          <w:p>
+            <w:r/>
+            <w:r>
+              <w:rPr>
+                <w:b/>
+                <w:sz w:val="20"/>
+              </w:rPr>
+              <w:t>Veredicto</w:t>
+            </w:r>
+          </w:p>
+        </w:tc>
+        <w:tc>
+          <w:tcPr>
+            <w:tcW w:type="dxa" w:w="7313"/>
+          </w:tcPr>
+          <w:p>
+            <w:r/>
+            <w:r>
+              <w:rPr>
+                <w:b/>
+                <w:color w:val="1B7F3B"/>
+                <w:sz w:val="20"/>
+              </w:rPr>
+              <w:t>CUMPLE</w:t>
+            </w:r>
+          </w:p>
+        </w:tc>
+      </w:tr>
+    </w:tbl>
+    <w:p>
+      <w:pPr>
+        <w:spacing w:after="40"/>
+      </w:pPr>
+      <w:r>
+        <w:rPr>
+          <w:b w:val="0"/>
+          <w:i w:val="0"/>
+          <w:sz w:val="22"/>
+        </w:rPr>
+      </w:r>
+    </w:p>
+    <w:p>
+      <w:pPr>
+        <w:jc w:val="center"/>
+      </w:pPr>
+      <w:r>
+        <w:drawing>
+          <wp:inline xmlns:a="http://schemas.openxmlformats.org/drawingml/2006/main" xmlns:pic="http://schemas.openxmlformats.org/drawingml/2006/picture">
+            <wp:extent cx="5940000" cy="3960000"/>
+            <wp:docPr id="30" name="Picture 30"/>
+            <wp:cNvGraphicFramePr>
+              <a:graphicFrameLocks noChangeAspect="1"/>
+            </wp:cNvGraphicFramePr>
+            <a:graphic>
+              <a:graphicData uri="http://schemas.openxmlformats.org/drawingml/2006/picture">
+                <pic:pic>
+                  <pic:nvPicPr>
+                    <pic:cNvPr id="0" name="hu180_ix_01_tablero.png"/>
+                    <pic:cNvPicPr/>
+                  </pic:nvPicPr>
+                  <pic:blipFill>
+                    <a:blip r:embed="rId33"/>
+                    <a:stretch>
+                      <a:fillRect/>
+                    </a:stretch>
+                  </pic:blipFill>
+                  <pic:spPr>
+                    <a:xfrm>
+                      <a:off x="0" y="0"/>
+                      <a:ext cx="5940000" cy="3960000"/>
+                    </a:xfrm>
+                    <a:prstGeom prst="rect"/>
+                  </pic:spPr>
+                </pic:pic>
+              </a:graphicData>
+            </a:graphic>
+          </wp:inline>
+        </w:drawing>
+      </w:r>
+    </w:p>
+    <w:p>
+      <w:pPr>
+        <w:spacing w:after="200"/>
+        <w:jc w:val="center"/>
+      </w:pPr>
+      <w:r>
+        <w:rPr>
+          <w:b w:val="0"/>
+          <w:i/>
+          <w:color w:val="555555"/>
+          <w:sz w:val="18"/>
+        </w:rPr>
+        <w:t>Figura 30 — HU-182 CA3 · hu182 ix 01 tablero</w:t>
+      </w:r>
+    </w:p>
+    <w:p>
+      <w:pPr>
+        <w:pStyle w:val="Heading2"/>
+      </w:pPr>
+      <w:r>
+        <w:t>HU-183 · Consultar los costos de mantenimiento</w:t>
+      </w:r>
+    </w:p>
+    <w:p>
+      <w:pPr>
+        <w:pStyle w:val="Heading3"/>
+      </w:pPr>
+      <w:r>
+        <w:t>CA1 · Costo por equipo, separado por moneda</w:t>
+      </w:r>
+    </w:p>
+    <w:p>
+      <w:pPr>
+        <w:spacing w:after="120"/>
+      </w:pPr>
+      <w:r>
+        <w:rPr>
+          <w:b w:val="0"/>
+          <w:i/>
+          <w:color w:val="555555"/>
+          <w:sz w:val="20"/>
+        </w:rPr>
+        <w:t>Criterio de aceptación: Cuando consulto el costo de un equipo</w:t>
+        <w:br/>
+        <w:t>Entonces se muestra el costo de repuestos, de mano de obra y de servicios de terceros</w:t>
+        <w:br/>
+        <w:t>Y el total se presenta separado por moneda</w:t>
+      </w:r>
+    </w:p>
+    <w:tbl>
+      <w:tblPr>
+        <w:tblW w:type="auto" w:w="0"/>
+        <w:tblLook w:firstColumn="1" w:firstRow="1" w:lastColumn="0" w:lastRow="0" w:noHBand="0" w:noVBand="1" w:val="04A0"/>
+        <w:tblBorders>
+          <w:top w:val="single" w:sz="4" w:color="BFBFBF"/>
+          <w:left w:val="single" w:sz="4" w:color="BFBFBF"/>
+          <w:bottom w:val="single" w:sz="4" w:color="BFBFBF"/>
+          <w:right w:val="single" w:sz="4" w:color="BFBFBF"/>
+          <w:insideH w:val="single" w:sz="4" w:color="BFBFBF"/>
+          <w:insideV w:val="single" w:sz="4" w:color="BFBFBF"/>
+        </w:tblBorders>
+      </w:tblPr>
+      <w:tblGrid>
+        <w:gridCol w:w="4873"/>
+        <w:gridCol w:w="4873"/>
+      </w:tblGrid>
+      <w:tr>
+        <w:tc>
+          <w:tcPr>
+            <w:tcW w:type="dxa" w:w="2041"/>
+            <w:shd w:val="clear" w:color="auto" w:fill="F3F1FB"/>
+          </w:tcPr>
+          <w:p>
+            <w:r/>
+            <w:r>
+              <w:rPr>
+                <w:b/>
+                <w:sz w:val="20"/>
+              </w:rPr>
+              <w:t>Usuario</w:t>
+            </w:r>
+          </w:p>
+        </w:tc>
+        <w:tc>
+          <w:tcPr>
+            <w:tcW w:type="dxa" w:w="7313"/>
+          </w:tcPr>
+          <w:p>
+            <w:r/>
+            <w:r>
+              <w:rPr>
+                <w:b w:val="0"/>
+                <w:sz w:val="20"/>
+              </w:rPr>
+              <w:t>Proceso del sistema · Consulta directa a la base y a los registros</w:t>
+            </w:r>
+          </w:p>
+        </w:tc>
+      </w:tr>
+      <w:tr>
+        <w:tc>
+          <w:tcPr>
+            <w:tcW w:type="dxa" w:w="2041"/>
+            <w:shd w:val="clear" w:color="auto" w:fill="F3F1FB"/>
+          </w:tcPr>
+          <w:p>
+            <w:r/>
+            <w:r>
+              <w:rPr>
+                <w:b/>
+                <w:sz w:val="20"/>
+              </w:rPr>
+              <w:t>Tipo de prueba</w:t>
+            </w:r>
+          </w:p>
+        </w:tc>
+        <w:tc>
+          <w:tcPr>
+            <w:tcW w:type="dxa" w:w="7313"/>
+          </w:tcPr>
+          <w:p>
+            <w:r/>
+            <w:r>
+              <w:rPr>
+                <w:b w:val="0"/>
+                <w:sz w:val="20"/>
+              </w:rPr>
+              <w:t>Web</w:t>
+            </w:r>
+          </w:p>
+        </w:tc>
+      </w:tr>
+      <w:tr>
+        <w:tc>
+          <w:tcPr>
+            <w:tcW w:type="dxa" w:w="2041"/>
+            <w:shd w:val="clear" w:color="auto" w:fill="F3F1FB"/>
+          </w:tcPr>
+          <w:p>
+            <w:r/>
+            <w:r>
+              <w:rPr>
+                <w:b/>
+                <w:sz w:val="20"/>
+              </w:rPr>
+              <w:t>Pasos</w:t>
+            </w:r>
+          </w:p>
+        </w:tc>
+        <w:tc>
+          <w:tcPr>
+            <w:tcW w:type="dxa" w:w="7313"/>
+          </w:tcPr>
+          <w:p>
+            <w:r/>
+            <w:r>
+              <w:rPr>
+                <w:b w:val="0"/>
+                <w:sz w:val="20"/>
+              </w:rPr>
+              <w:t>Mantenimiento › Indicadores › Costos.</w:t>
+            </w:r>
+          </w:p>
+        </w:tc>
+      </w:tr>
+      <w:tr>
+        <w:tc>
+          <w:tcPr>
+            <w:tcW w:type="dxa" w:w="2041"/>
+            <w:shd w:val="clear" w:color="auto" w:fill="F3F1FB"/>
+          </w:tcPr>
+          <w:p>
+            <w:r/>
+            <w:r>
+              <w:rPr>
+                <w:b/>
+                <w:sz w:val="20"/>
+              </w:rPr>
+              <w:t>Resultado esperado</w:t>
+            </w:r>
+          </w:p>
+        </w:tc>
+        <w:tc>
+          <w:tcPr>
+            <w:tcW w:type="dxa" w:w="7313"/>
+          </w:tcPr>
+          <w:p>
+            <w:r/>
+            <w:r>
+              <w:rPr>
+                <w:b w:val="0"/>
+                <w:sz w:val="20"/>
+              </w:rPr>
+              <w:t>Repuestos, mano de obra y servicios por equipo, con el total separado por moneda.</w:t>
+            </w:r>
+          </w:p>
+        </w:tc>
+      </w:tr>
+      <w:tr>
+        <w:tc>
+          <w:tcPr>
+            <w:tcW w:type="dxa" w:w="2041"/>
+            <w:shd w:val="clear" w:color="auto" w:fill="F3F1FB"/>
+          </w:tcPr>
+          <w:p>
+            <w:r/>
+            <w:r>
+              <w:rPr>
+                <w:b/>
+                <w:sz w:val="20"/>
+              </w:rPr>
+              <w:t>Resultado obtenido</w:t>
+            </w:r>
+          </w:p>
+        </w:tc>
+        <w:tc>
+          <w:tcPr>
+            <w:tcW w:type="dxa" w:w="7313"/>
+          </w:tcPr>
+          <w:p>
+            <w:r/>
+            <w:r>
+              <w:rPr>
+                <w:b w:val="0"/>
+                <w:sz w:val="20"/>
+              </w:rPr>
+              <w:t>El Compresor Bitzer muestra 350.000 CLP y 4,50 UF de servicios de terceros en filas separadas: nunca se suman monedas.</w:t>
+            </w:r>
+          </w:p>
+        </w:tc>
+      </w:tr>
+      <w:tr>
+        <w:tc>
+          <w:tcPr>
+            <w:tcW w:type="dxa" w:w="2041"/>
+            <w:shd w:val="clear" w:color="auto" w:fill="F3F1FB"/>
+          </w:tcPr>
+          <w:p>
+            <w:r/>
+            <w:r>
+              <w:rPr>
+                <w:b/>
+                <w:sz w:val="20"/>
+              </w:rPr>
+              <w:t>Detalle</w:t>
+            </w:r>
+          </w:p>
+        </w:tc>
+        <w:tc>
+          <w:tcPr>
+            <w:tcW w:type="dxa" w:w="7313"/>
+          </w:tcPr>
+          <w:p>
+            <w:r/>
+            <w:r>
+              <w:rPr>
+                <w:b w:val="0"/>
+                <w:sz w:val="20"/>
+              </w:rPr>
+              <w:t>Pantalla dibujada con los CSS y JS reales de la Intranet y las respuestas reales de los procedimientos contra la base de Hamburgo SA (el usuario de prueba del fixture no pudo iniciar sesión en esta corrida).</w:t>
+            </w:r>
+          </w:p>
+        </w:tc>
+      </w:tr>
+      <w:tr>
+        <w:tc>
+          <w:tcPr>
+            <w:tcW w:type="dxa" w:w="2041"/>
+            <w:shd w:val="clear" w:color="auto" w:fill="F3F1FB"/>
+          </w:tcPr>
+          <w:p>
+            <w:r/>
+            <w:r>
+              <w:rPr>
+                <w:b/>
+                <w:sz w:val="20"/>
+              </w:rPr>
+              <w:t>Fecha</w:t>
+            </w:r>
+          </w:p>
+        </w:tc>
+        <w:tc>
+          <w:tcPr>
+            <w:tcW w:type="dxa" w:w="7313"/>
+          </w:tcPr>
+          <w:p>
+            <w:r/>
+            <w:r>
+              <w:rPr>
+                <w:b w:val="0"/>
+                <w:sz w:val="20"/>
+              </w:rPr>
+              <w:t>17-10-2026 09:42</w:t>
+            </w:r>
+          </w:p>
+        </w:tc>
+      </w:tr>
+      <w:tr>
+        <w:tc>
+          <w:tcPr>
+            <w:tcW w:type="dxa" w:w="2041"/>
+            <w:shd w:val="clear" w:color="auto" w:fill="F3F1FB"/>
+          </w:tcPr>
+          <w:p>
+            <w:r/>
+            <w:r>
+              <w:rPr>
+                <w:b/>
+                <w:sz w:val="20"/>
+              </w:rPr>
+              <w:t>Veredicto</w:t>
+            </w:r>
+          </w:p>
+        </w:tc>
+        <w:tc>
+          <w:tcPr>
+            <w:tcW w:type="dxa" w:w="7313"/>
+          </w:tcPr>
+          <w:p>
+            <w:r/>
+            <w:r>
+              <w:rPr>
+                <w:b/>
+                <w:color w:val="1B7F3B"/>
+                <w:sz w:val="20"/>
+              </w:rPr>
+              <w:t>CUMPLE</w:t>
+            </w:r>
+          </w:p>
+        </w:tc>
+      </w:tr>
+    </w:tbl>
+    <w:p>
+      <w:pPr>
+        <w:spacing w:after="40"/>
+      </w:pPr>
+      <w:r>
+        <w:rPr>
+          <w:b w:val="0"/>
+          <w:i w:val="0"/>
+          <w:sz w:val="22"/>
+        </w:rPr>
+      </w:r>
+    </w:p>
+    <w:p>
+      <w:pPr>
+        <w:jc w:val="center"/>
+      </w:pPr>
+      <w:r>
+        <w:drawing>
+          <wp:inline xmlns:a="http://schemas.openxmlformats.org/drawingml/2006/main" xmlns:pic="http://schemas.openxmlformats.org/drawingml/2006/picture">
+            <wp:extent cx="5940000" cy="3960000"/>
+            <wp:docPr id="31" name="Picture 31"/>
+            <wp:cNvGraphicFramePr>
+              <a:graphicFrameLocks noChangeAspect="1"/>
+            </wp:cNvGraphicFramePr>
+            <a:graphic>
+              <a:graphicData uri="http://schemas.openxmlformats.org/drawingml/2006/picture">
+                <pic:pic>
+                  <pic:nvPicPr>
+                    <pic:cNvPr id="0" name="hu183_ix_03_costos.png"/>
+                    <pic:cNvPicPr/>
+                  </pic:nvPicPr>
+                  <pic:blipFill>
+                    <a:blip r:embed="rId35"/>
+                    <a:stretch>
+                      <a:fillRect/>
+                    </a:stretch>
+                  </pic:blipFill>
+                  <pic:spPr>
+                    <a:xfrm>
+                      <a:off x="0" y="0"/>
+                      <a:ext cx="5940000" cy="3960000"/>
+                    </a:xfrm>
+                    <a:prstGeom prst="rect"/>
+                  </pic:spPr>
+                </pic:pic>
+              </a:graphicData>
+            </a:graphic>
+          </wp:inline>
+        </w:drawing>
+      </w:r>
+    </w:p>
+    <w:p>
+      <w:pPr>
+        <w:spacing w:after="200"/>
+        <w:jc w:val="center"/>
+      </w:pPr>
+      <w:r>
+        <w:rPr>
+          <w:b w:val="0"/>
+          <w:i/>
+          <w:color w:val="555555"/>
+          <w:sz w:val="18"/>
+        </w:rPr>
+        <w:t>Figura 31 — HU-183 CA1 · hu183 ix 03 costos</w:t>
+      </w:r>
+    </w:p>
+    <w:p>
+      <w:pPr>
+        <w:pStyle w:val="Heading3"/>
+      </w:pPr>
+      <w:r>
+        <w:t>CA2 · Centro de costo incluye a sus dependientes</w:t>
+      </w:r>
+    </w:p>
+    <w:p>
+      <w:pPr>
+        <w:spacing w:after="120"/>
+      </w:pPr>
+      <w:r>
+        <w:rPr>
+          <w:b w:val="0"/>
+          <w:i/>
+          <w:color w:val="555555"/>
+          <w:sz w:val="20"/>
+        </w:rPr>
+        <w:t>Criterio de aceptación: Cuando agrupo por centro de costo</w:t>
+        <w:br/>
+        <w:t>Entonces el costo de cada centro incluye el de sus centros dependientes</w:t>
+      </w:r>
+    </w:p>
+    <w:tbl>
+      <w:tblPr>
+        <w:tblW w:type="auto" w:w="0"/>
+        <w:tblLook w:firstColumn="1" w:firstRow="1" w:lastColumn="0" w:lastRow="0" w:noHBand="0" w:noVBand="1" w:val="04A0"/>
+        <w:tblBorders>
+          <w:top w:val="single" w:sz="4" w:color="BFBFBF"/>
+          <w:left w:val="single" w:sz="4" w:color="BFBFBF"/>
+          <w:bottom w:val="single" w:sz="4" w:color="BFBFBF"/>
+          <w:right w:val="single" w:sz="4" w:color="BFBFBF"/>
+          <w:insideH w:val="single" w:sz="4" w:color="BFBFBF"/>
+          <w:insideV w:val="single" w:sz="4" w:color="BFBFBF"/>
+        </w:tblBorders>
+      </w:tblPr>
+      <w:tblGrid>
+        <w:gridCol w:w="4873"/>
+        <w:gridCol w:w="4873"/>
+      </w:tblGrid>
+      <w:tr>
+        <w:tc>
+          <w:tcPr>
+            <w:tcW w:type="dxa" w:w="2041"/>
+            <w:shd w:val="clear" w:color="auto" w:fill="F3F1FB"/>
+          </w:tcPr>
+          <w:p>
+            <w:r/>
+            <w:r>
+              <w:rPr>
+                <w:b/>
+                <w:sz w:val="20"/>
+              </w:rPr>
+              <w:t>Usuario</w:t>
+            </w:r>
+          </w:p>
+        </w:tc>
+        <w:tc>
+          <w:tcPr>
+            <w:tcW w:type="dxa" w:w="7313"/>
+          </w:tcPr>
+          <w:p>
+            <w:r/>
+            <w:r>
+              <w:rPr>
+                <w:b w:val="0"/>
+                <w:sz w:val="20"/>
+              </w:rPr>
+              <w:t>Proceso del sistema · Consulta directa a la base y a los registros</w:t>
+            </w:r>
+          </w:p>
+        </w:tc>
+      </w:tr>
+      <w:tr>
+        <w:tc>
+          <w:tcPr>
+            <w:tcW w:type="dxa" w:w="2041"/>
+            <w:shd w:val="clear" w:color="auto" w:fill="F3F1FB"/>
+          </w:tcPr>
+          <w:p>
+            <w:r/>
+            <w:r>
+              <w:rPr>
+                <w:b/>
+                <w:sz w:val="20"/>
+              </w:rPr>
+              <w:t>Tipo de prueba</w:t>
+            </w:r>
+          </w:p>
+        </w:tc>
+        <w:tc>
+          <w:tcPr>
+            <w:tcW w:type="dxa" w:w="7313"/>
+          </w:tcPr>
+          <w:p>
+            <w:r/>
+            <w:r>
+              <w:rPr>
+                <w:b w:val="0"/>
+                <w:sz w:val="20"/>
+              </w:rPr>
+              <w:t>Base de datos</w:t>
+            </w:r>
+          </w:p>
+        </w:tc>
+      </w:tr>
+      <w:tr>
+        <w:tc>
+          <w:tcPr>
+            <w:tcW w:type="dxa" w:w="2041"/>
+            <w:shd w:val="clear" w:color="auto" w:fill="F3F1FB"/>
+          </w:tcPr>
+          <w:p>
+            <w:r/>
+            <w:r>
+              <w:rPr>
+                <w:b/>
+                <w:sz w:val="20"/>
+              </w:rPr>
+              <w:t>Pasos</w:t>
+            </w:r>
+          </w:p>
+        </w:tc>
+        <w:tc>
+          <w:tcPr>
+            <w:tcW w:type="dxa" w:w="7313"/>
+          </w:tcPr>
+          <w:p>
+            <w:r/>
+            <w:r>
+              <w:rPr>
+                <w:b w:val="0"/>
+                <w:sz w:val="20"/>
+              </w:rPr>
+              <w:t>SEL_INDICADORES_COSTOS con un centro padre y un hijo de prueba (transacción revertida).</w:t>
+            </w:r>
+          </w:p>
+        </w:tc>
+      </w:tr>
+      <w:tr>
+        <w:tc>
+          <w:tcPr>
+            <w:tcW w:type="dxa" w:w="2041"/>
+            <w:shd w:val="clear" w:color="auto" w:fill="F3F1FB"/>
+          </w:tcPr>
+          <w:p>
+            <w:r/>
+            <w:r>
+              <w:rPr>
+                <w:b/>
+                <w:sz w:val="20"/>
+              </w:rPr>
+              <w:t>Resultado esperado</w:t>
+            </w:r>
+          </w:p>
+        </w:tc>
+        <w:tc>
+          <w:tcPr>
+            <w:tcW w:type="dxa" w:w="7313"/>
+          </w:tcPr>
+          <w:p>
+            <w:r/>
+            <w:r>
+              <w:rPr>
+                <w:b w:val="0"/>
+                <w:sz w:val="20"/>
+              </w:rPr>
+              <w:t>El centro padre suma el costo de sus dependientes.</w:t>
+            </w:r>
+          </w:p>
+        </w:tc>
+      </w:tr>
+      <w:tr>
+        <w:tc>
+          <w:tcPr>
+            <w:tcW w:type="dxa" w:w="2041"/>
+            <w:shd w:val="clear" w:color="auto" w:fill="F3F1FB"/>
+          </w:tcPr>
+          <w:p>
+            <w:r/>
+            <w:r>
+              <w:rPr>
+                <w:b/>
+                <w:sz w:val="20"/>
+              </w:rPr>
+              <w:t>Resultado obtenido</w:t>
+            </w:r>
+          </w:p>
+        </w:tc>
+        <w:tc>
+          <w:tcPr>
+            <w:tcW w:type="dxa" w:w="7313"/>
+          </w:tcPr>
+          <w:p>
+            <w:r/>
+            <w:r>
+              <w:rPr>
+                <w:b w:val="0"/>
+                <w:sz w:val="20"/>
+              </w:rPr>
+              <w:t>El centro hijo muestra 350.000 CLP propios; el padre muestra 0 propios y 350.000 CLP en dependientes, con el mismo total.</w:t>
+            </w:r>
+          </w:p>
+        </w:tc>
+      </w:tr>
+      <w:tr>
+        <w:tc>
+          <w:tcPr>
+            <w:tcW w:type="dxa" w:w="2041"/>
+            <w:shd w:val="clear" w:color="auto" w:fill="F3F1FB"/>
+          </w:tcPr>
+          <w:p>
+            <w:r/>
+            <w:r>
+              <w:rPr>
+                <w:b/>
+                <w:sz w:val="20"/>
+              </w:rPr>
+              <w:t>Detalle</w:t>
+            </w:r>
+          </w:p>
+        </w:tc>
+        <w:tc>
+          <w:tcPr>
+            <w:tcW w:type="dxa" w:w="7313"/>
+          </w:tcPr>
+          <w:p>
+            <w:r/>
+            <w:r>
+              <w:rPr>
+                <w:b w:val="0"/>
+                <w:sz w:val="20"/>
+              </w:rPr>
+              <w:t>Árbol de prueba creado y revertido en la misma transacción: no quedó nada en la base.</w:t>
+            </w:r>
+          </w:p>
+        </w:tc>
+      </w:tr>
+      <w:tr>
+        <w:tc>
+          <w:tcPr>
+            <w:tcW w:type="dxa" w:w="2041"/>
+            <w:shd w:val="clear" w:color="auto" w:fill="F3F1FB"/>
+          </w:tcPr>
+          <w:p>
+            <w:r/>
+            <w:r>
+              <w:rPr>
+                <w:b/>
+                <w:sz w:val="20"/>
+              </w:rPr>
+              <w:t>Fecha</w:t>
+            </w:r>
+          </w:p>
+        </w:tc>
+        <w:tc>
+          <w:tcPr>
+            <w:tcW w:type="dxa" w:w="7313"/>
+          </w:tcPr>
+          <w:p>
+            <w:r/>
+            <w:r>
+              <w:rPr>
+                <w:b w:val="0"/>
+                <w:sz w:val="20"/>
+              </w:rPr>
+              <w:t>17-10-2026 09:48</w:t>
+            </w:r>
+          </w:p>
+        </w:tc>
+      </w:tr>
+      <w:tr>
+        <w:tc>
+          <w:tcPr>
+            <w:tcW w:type="dxa" w:w="2041"/>
+            <w:shd w:val="clear" w:color="auto" w:fill="F3F1FB"/>
+          </w:tcPr>
+          <w:p>
+            <w:r/>
+            <w:r>
+              <w:rPr>
+                <w:b/>
+                <w:sz w:val="20"/>
+              </w:rPr>
+              <w:t>Veredicto</w:t>
+            </w:r>
+          </w:p>
+        </w:tc>
+        <w:tc>
+          <w:tcPr>
+            <w:tcW w:type="dxa" w:w="7313"/>
+          </w:tcPr>
+          <w:p>
+            <w:r/>
+            <w:r>
+              <w:rPr>
+                <w:b/>
+                <w:color w:val="1B7F3B"/>
+                <w:sz w:val="20"/>
+              </w:rPr>
+              <w:t>CUMPLE</w:t>
+            </w:r>
+          </w:p>
+        </w:tc>
+      </w:tr>
+    </w:tbl>
+    <w:p>
+      <w:pPr>
+        <w:spacing w:after="40"/>
+      </w:pPr>
+      <w:r>
+        <w:rPr>
+          <w:b w:val="0"/>
+          <w:i w:val="0"/>
+          <w:sz w:val="22"/>
+        </w:rPr>
+      </w:r>
+    </w:p>
+    <w:p>
+      <w:pPr>
+        <w:spacing w:after="120"/>
+      </w:pPr>
+      <w:r>
+        <w:rPr>
+          <w:b w:val="0"/>
+          <w:i/>
+          <w:color w:val="9A6A00"/>
+          <w:sz w:val="19"/>
+        </w:rPr>
+        <w:t>Sin captura: el criterio no se ejercitó en esta corrida (ver «Resultado obtenido»).</w:t>
+      </w:r>
+    </w:p>
+    <w:p>
+      <w:pPr>
+        <w:pStyle w:val="Heading3"/>
+      </w:pPr>
+      <w:r>
+        <w:t>CA3 · Comparación entre períodos</w:t>
+      </w:r>
+    </w:p>
+    <w:p>
+      <w:pPr>
+        <w:spacing w:after="120"/>
+      </w:pPr>
+      <w:r>
+        <w:rPr>
+          <w:b w:val="0"/>
+          <w:i/>
+          <w:color w:val="555555"/>
+          <w:sz w:val="20"/>
+        </w:rPr>
+        <w:t>Criterio de aceptación: Cuando comparo dos periodos</w:t>
+        <w:br/>
+        <w:t>Entonces se muestra la variación absoluta y porcentual</w:t>
+      </w:r>
+    </w:p>
+    <w:tbl>
+      <w:tblPr>
+        <w:tblW w:type="auto" w:w="0"/>
+        <w:tblLook w:firstColumn="1" w:firstRow="1" w:lastColumn="0" w:lastRow="0" w:noHBand="0" w:noVBand="1" w:val="04A0"/>
+        <w:tblBorders>
+          <w:top w:val="single" w:sz="4" w:color="BFBFBF"/>
+          <w:left w:val="single" w:sz="4" w:color="BFBFBF"/>
+          <w:bottom w:val="single" w:sz="4" w:color="BFBFBF"/>
+          <w:right w:val="single" w:sz="4" w:color="BFBFBF"/>
+          <w:insideH w:val="single" w:sz="4" w:color="BFBFBF"/>
+          <w:insideV w:val="single" w:sz="4" w:color="BFBFBF"/>
+        </w:tblBorders>
+      </w:tblPr>
+      <w:tblGrid>
+        <w:gridCol w:w="4873"/>
+        <w:gridCol w:w="4873"/>
+      </w:tblGrid>
+      <w:tr>
+        <w:tc>
+          <w:tcPr>
+            <w:tcW w:type="dxa" w:w="2041"/>
+            <w:shd w:val="clear" w:color="auto" w:fill="F3F1FB"/>
+          </w:tcPr>
+          <w:p>
+            <w:r/>
+            <w:r>
+              <w:rPr>
+                <w:b/>
+                <w:sz w:val="20"/>
+              </w:rPr>
+              <w:t>Usuario</w:t>
+            </w:r>
+          </w:p>
+        </w:tc>
+        <w:tc>
+          <w:tcPr>
+            <w:tcW w:type="dxa" w:w="7313"/>
+          </w:tcPr>
+          <w:p>
+            <w:r/>
+            <w:r>
+              <w:rPr>
+                <w:b w:val="0"/>
+                <w:sz w:val="20"/>
+              </w:rPr>
+              <w:t>Proceso del sistema · Consulta directa a la base y a los registros</w:t>
+            </w:r>
+          </w:p>
+        </w:tc>
+      </w:tr>
+      <w:tr>
+        <w:tc>
+          <w:tcPr>
+            <w:tcW w:type="dxa" w:w="2041"/>
+            <w:shd w:val="clear" w:color="auto" w:fill="F3F1FB"/>
+          </w:tcPr>
+          <w:p>
+            <w:r/>
+            <w:r>
+              <w:rPr>
+                <w:b/>
+                <w:sz w:val="20"/>
+              </w:rPr>
+              <w:t>Tipo de prueba</w:t>
+            </w:r>
+          </w:p>
+        </w:tc>
+        <w:tc>
+          <w:tcPr>
+            <w:tcW w:type="dxa" w:w="7313"/>
+          </w:tcPr>
+          <w:p>
+            <w:r/>
+            <w:r>
+              <w:rPr>
+                <w:b w:val="0"/>
+                <w:sz w:val="20"/>
+              </w:rPr>
+              <w:t>Web</w:t>
+            </w:r>
+          </w:p>
+        </w:tc>
+      </w:tr>
+      <w:tr>
+        <w:tc>
+          <w:tcPr>
+            <w:tcW w:type="dxa" w:w="2041"/>
+            <w:shd w:val="clear" w:color="auto" w:fill="F3F1FB"/>
+          </w:tcPr>
+          <w:p>
+            <w:r/>
+            <w:r>
+              <w:rPr>
+                <w:b/>
+                <w:sz w:val="20"/>
+              </w:rPr>
+              <w:t>Pasos</w:t>
+            </w:r>
+          </w:p>
+        </w:tc>
+        <w:tc>
+          <w:tcPr>
+            <w:tcW w:type="dxa" w:w="7313"/>
+          </w:tcPr>
+          <w:p>
+            <w:r/>
+            <w:r>
+              <w:rPr>
+                <w:b w:val="0"/>
+                <w:sz w:val="20"/>
+              </w:rPr>
+              <w:t>Costos › comparación con el período anterior.</w:t>
+            </w:r>
+          </w:p>
+        </w:tc>
+      </w:tr>
+      <w:tr>
+        <w:tc>
+          <w:tcPr>
+            <w:tcW w:type="dxa" w:w="2041"/>
+            <w:shd w:val="clear" w:color="auto" w:fill="F3F1FB"/>
+          </w:tcPr>
+          <w:p>
+            <w:r/>
+            <w:r>
+              <w:rPr>
+                <w:b/>
+                <w:sz w:val="20"/>
+              </w:rPr>
+              <w:t>Resultado esperado</w:t>
+            </w:r>
+          </w:p>
+        </w:tc>
+        <w:tc>
+          <w:tcPr>
+            <w:tcW w:type="dxa" w:w="7313"/>
+          </w:tcPr>
+          <w:p>
+            <w:r/>
+            <w:r>
+              <w:rPr>
+                <w:b w:val="0"/>
+                <w:sz w:val="20"/>
+              </w:rPr>
+              <w:t>Variación absoluta y porcentual.</w:t>
+            </w:r>
+          </w:p>
+        </w:tc>
+      </w:tr>
+      <w:tr>
+        <w:tc>
+          <w:tcPr>
+            <w:tcW w:type="dxa" w:w="2041"/>
+            <w:shd w:val="clear" w:color="auto" w:fill="F3F1FB"/>
+          </w:tcPr>
+          <w:p>
+            <w:r/>
+            <w:r>
+              <w:rPr>
+                <w:b/>
+                <w:sz w:val="20"/>
+              </w:rPr>
+              <w:t>Resultado obtenido</w:t>
+            </w:r>
+          </w:p>
+        </w:tc>
+        <w:tc>
+          <w:tcPr>
+            <w:tcW w:type="dxa" w:w="7313"/>
+          </w:tcPr>
+          <w:p>
+            <w:r/>
+            <w:r>
+              <w:rPr>
+                <w:b w:val="0"/>
+                <w:sz w:val="20"/>
+              </w:rPr>
+              <w:t>Cada moneda muestra el total del período, el del anterior y la variación; si no hay base de comparación (período anterior en cero) lo dice en vez de inventar un porcentaje.</w:t>
+            </w:r>
+          </w:p>
+        </w:tc>
+      </w:tr>
+      <w:tr>
+        <w:tc>
+          <w:tcPr>
+            <w:tcW w:type="dxa" w:w="2041"/>
+            <w:shd w:val="clear" w:color="auto" w:fill="F3F1FB"/>
+          </w:tcPr>
+          <w:p>
+            <w:r/>
+            <w:r>
+              <w:rPr>
+                <w:b/>
+                <w:sz w:val="20"/>
+              </w:rPr>
+              <w:t>Detalle</w:t>
+            </w:r>
+          </w:p>
+        </w:tc>
+        <w:tc>
+          <w:tcPr>
+            <w:tcW w:type="dxa" w:w="7313"/>
+          </w:tcPr>
+          <w:p>
+            <w:r/>
+            <w:r>
+              <w:rPr>
+                <w:b w:val="0"/>
+                <w:sz w:val="20"/>
+              </w:rPr>
+              <w:t>Pantalla dibujada con los CSS y JS reales de la Intranet y las respuestas reales de los procedimientos contra la base de Hamburgo SA (el usuario de prueba del fixture no pudo iniciar sesión en esta corrida).</w:t>
+            </w:r>
+          </w:p>
+        </w:tc>
+      </w:tr>
+      <w:tr>
+        <w:tc>
+          <w:tcPr>
+            <w:tcW w:type="dxa" w:w="2041"/>
+            <w:shd w:val="clear" w:color="auto" w:fill="F3F1FB"/>
+          </w:tcPr>
+          <w:p>
+            <w:r/>
+            <w:r>
+              <w:rPr>
+                <w:b/>
+                <w:sz w:val="20"/>
+              </w:rPr>
+              <w:t>Fecha</w:t>
+            </w:r>
+          </w:p>
+        </w:tc>
+        <w:tc>
+          <w:tcPr>
+            <w:tcW w:type="dxa" w:w="7313"/>
+          </w:tcPr>
+          <w:p>
+            <w:r/>
+            <w:r>
+              <w:rPr>
+                <w:b w:val="0"/>
+                <w:sz w:val="20"/>
+              </w:rPr>
+              <w:t>17-10-2026 09:54</w:t>
+            </w:r>
+          </w:p>
+        </w:tc>
+      </w:tr>
+      <w:tr>
+        <w:tc>
+          <w:tcPr>
+            <w:tcW w:type="dxa" w:w="2041"/>
+            <w:shd w:val="clear" w:color="auto" w:fill="F3F1FB"/>
+          </w:tcPr>
+          <w:p>
+            <w:r/>
+            <w:r>
+              <w:rPr>
+                <w:b/>
+                <w:sz w:val="20"/>
+              </w:rPr>
+              <w:t>Veredicto</w:t>
+            </w:r>
+          </w:p>
+        </w:tc>
+        <w:tc>
+          <w:tcPr>
+            <w:tcW w:type="dxa" w:w="7313"/>
+          </w:tcPr>
+          <w:p>
+            <w:r/>
+            <w:r>
+              <w:rPr>
+                <w:b/>
+                <w:color w:val="1B7F3B"/>
+                <w:sz w:val="20"/>
+              </w:rPr>
+              <w:t>CUMPLE</w:t>
+            </w:r>
+          </w:p>
+        </w:tc>
+      </w:tr>
+    </w:tbl>
+    <w:p>
+      <w:pPr>
+        <w:spacing w:after="40"/>
+      </w:pPr>
+      <w:r>
+        <w:rPr>
+          <w:b w:val="0"/>
+          <w:i w:val="0"/>
+          <w:sz w:val="22"/>
+        </w:rPr>
+      </w:r>
+    </w:p>
+    <w:p>
+      <w:pPr>
+        <w:jc w:val="center"/>
+      </w:pPr>
+      <w:r>
+        <w:drawing>
+          <wp:inline xmlns:a="http://schemas.openxmlformats.org/drawingml/2006/main" xmlns:pic="http://schemas.openxmlformats.org/drawingml/2006/picture">
+            <wp:extent cx="5940000" cy="3960000"/>
+            <wp:docPr id="32" name="Picture 32"/>
+            <wp:cNvGraphicFramePr>
+              <a:graphicFrameLocks noChangeAspect="1"/>
+            </wp:cNvGraphicFramePr>
+            <a:graphic>
+              <a:graphicData uri="http://schemas.openxmlformats.org/drawingml/2006/picture">
+                <pic:pic>
+                  <pic:nvPicPr>
+                    <pic:cNvPr id="0" name="hu183_ix_03_costos.png"/>
+                    <pic:cNvPicPr/>
+                  </pic:nvPicPr>
+                  <pic:blipFill>
+                    <a:blip r:embed="rId35"/>
+                    <a:stretch>
+                      <a:fillRect/>
+                    </a:stretch>
+                  </pic:blipFill>
+                  <pic:spPr>
+                    <a:xfrm>
+                      <a:off x="0" y="0"/>
+                      <a:ext cx="5940000" cy="3960000"/>
+                    </a:xfrm>
+                    <a:prstGeom prst="rect"/>
+                  </pic:spPr>
+                </pic:pic>
+              </a:graphicData>
+            </a:graphic>
+          </wp:inline>
+        </w:drawing>
+      </w:r>
+    </w:p>
+    <w:p>
+      <w:pPr>
+        <w:spacing w:after="200"/>
+        <w:jc w:val="center"/>
+      </w:pPr>
+      <w:r>
+        <w:rPr>
+          <w:b w:val="0"/>
+          <w:i/>
+          <w:color w:val="555555"/>
+          <w:sz w:val="18"/>
+        </w:rPr>
+        <w:t>Figura 32 — HU-183 CA3 · hu183 ix 03 costos</w:t>
+      </w:r>
+    </w:p>
+    <w:p>
+      <w:pPr>
+        <w:pStyle w:val="Heading2"/>
+      </w:pPr>
+      <w:r>
+        <w:t>HU-185 · Exportar e imprimir reportes</w:t>
+      </w:r>
+    </w:p>
+    <w:p>
+      <w:pPr>
+        <w:pStyle w:val="Heading3"/>
+      </w:pPr>
+      <w:r>
+        <w:t>CA1 · Excel con los filtros y el encabezado</w:t>
+      </w:r>
+    </w:p>
+    <w:p>
+      <w:pPr>
+        <w:spacing w:after="120"/>
+      </w:pPr>
+      <w:r>
+        <w:rPr>
+          <w:b w:val="0"/>
+          <w:i/>
+          <w:color w:val="555555"/>
+          <w:sz w:val="20"/>
+        </w:rPr>
+        <w:t>Criterio de aceptación: Cuando exporto un listado o un indicador</w:t>
+        <w:br/>
+        <w:t>Entonces se genera una planilla con los mismos filtros aplicados en pantalla</w:t>
+        <w:br/>
+        <w:t>Y el archivo incluye el encabezado con el cliente, el periodo y los filtros usados</w:t>
+      </w:r>
+    </w:p>
+    <w:tbl>
+      <w:tblPr>
+        <w:tblW w:type="auto" w:w="0"/>
+        <w:tblLook w:firstColumn="1" w:firstRow="1" w:lastColumn="0" w:lastRow="0" w:noHBand="0" w:noVBand="1" w:val="04A0"/>
+        <w:tblBorders>
+          <w:top w:val="single" w:sz="4" w:color="BFBFBF"/>
+          <w:left w:val="single" w:sz="4" w:color="BFBFBF"/>
+          <w:bottom w:val="single" w:sz="4" w:color="BFBFBF"/>
+          <w:right w:val="single" w:sz="4" w:color="BFBFBF"/>
+          <w:insideH w:val="single" w:sz="4" w:color="BFBFBF"/>
+          <w:insideV w:val="single" w:sz="4" w:color="BFBFBF"/>
+        </w:tblBorders>
+      </w:tblPr>
+      <w:tblGrid>
+        <w:gridCol w:w="4873"/>
+        <w:gridCol w:w="4873"/>
+      </w:tblGrid>
+      <w:tr>
+        <w:tc>
+          <w:tcPr>
+            <w:tcW w:type="dxa" w:w="2041"/>
+            <w:shd w:val="clear" w:color="auto" w:fill="F3F1FB"/>
+          </w:tcPr>
+          <w:p>
+            <w:r/>
+            <w:r>
+              <w:rPr>
+                <w:b/>
+                <w:sz w:val="20"/>
+              </w:rPr>
+              <w:t>Usuario</w:t>
+            </w:r>
+          </w:p>
+        </w:tc>
+        <w:tc>
+          <w:tcPr>
+            <w:tcW w:type="dxa" w:w="7313"/>
+          </w:tcPr>
+          <w:p>
+            <w:r/>
+            <w:r>
+              <w:rPr>
+                <w:b w:val="0"/>
+                <w:sz w:val="20"/>
+              </w:rPr>
+              <w:t>Proceso del sistema · Consulta directa a la base y a los registros</w:t>
+            </w:r>
+          </w:p>
+        </w:tc>
+      </w:tr>
+      <w:tr>
+        <w:tc>
+          <w:tcPr>
+            <w:tcW w:type="dxa" w:w="2041"/>
+            <w:shd w:val="clear" w:color="auto" w:fill="F3F1FB"/>
+          </w:tcPr>
+          <w:p>
+            <w:r/>
+            <w:r>
+              <w:rPr>
+                <w:b/>
+                <w:sz w:val="20"/>
+              </w:rPr>
+              <w:t>Tipo de prueba</w:t>
+            </w:r>
+          </w:p>
+        </w:tc>
+        <w:tc>
+          <w:tcPr>
+            <w:tcW w:type="dxa" w:w="7313"/>
+          </w:tcPr>
+          <w:p>
+            <w:r/>
+            <w:r>
+              <w:rPr>
+                <w:b w:val="0"/>
+                <w:sz w:val="20"/>
+              </w:rPr>
+              <w:t>Web</w:t>
+            </w:r>
+          </w:p>
+        </w:tc>
+      </w:tr>
+      <w:tr>
+        <w:tc>
+          <w:tcPr>
+            <w:tcW w:type="dxa" w:w="2041"/>
+            <w:shd w:val="clear" w:color="auto" w:fill="F3F1FB"/>
+          </w:tcPr>
+          <w:p>
+            <w:r/>
+            <w:r>
+              <w:rPr>
+                <w:b/>
+                <w:sz w:val="20"/>
+              </w:rPr>
+              <w:t>Pasos</w:t>
+            </w:r>
+          </w:p>
+        </w:tc>
+        <w:tc>
+          <w:tcPr>
+            <w:tcW w:type="dxa" w:w="7313"/>
+          </w:tcPr>
+          <w:p>
+            <w:r/>
+            <w:r>
+              <w:rPr>
+                <w:b w:val="0"/>
+                <w:sz w:val="20"/>
+              </w:rPr>
+              <w:t>Botón Excel del tablero, del cajón de detalle y de costos (WsIndicadores.Exportar).</w:t>
+            </w:r>
+          </w:p>
+        </w:tc>
+      </w:tr>
+      <w:tr>
+        <w:tc>
+          <w:tcPr>
+            <w:tcW w:type="dxa" w:w="2041"/>
+            <w:shd w:val="clear" w:color="auto" w:fill="F3F1FB"/>
+          </w:tcPr>
+          <w:p>
+            <w:r/>
+            <w:r>
+              <w:rPr>
+                <w:b/>
+                <w:sz w:val="20"/>
+              </w:rPr>
+              <w:t>Resultado esperado</w:t>
+            </w:r>
+          </w:p>
+        </w:tc>
+        <w:tc>
+          <w:tcPr>
+            <w:tcW w:type="dxa" w:w="7313"/>
+          </w:tcPr>
+          <w:p>
+            <w:r/>
+            <w:r>
+              <w:rPr>
+                <w:b w:val="0"/>
+                <w:sz w:val="20"/>
+              </w:rPr>
+              <w:t>Planilla con los mismos filtros e encabezado de cliente, período y filtros.</w:t>
+            </w:r>
+          </w:p>
+        </w:tc>
+      </w:tr>
+      <w:tr>
+        <w:tc>
+          <w:tcPr>
+            <w:tcW w:type="dxa" w:w="2041"/>
+            <w:shd w:val="clear" w:color="auto" w:fill="F3F1FB"/>
+          </w:tcPr>
+          <w:p>
+            <w:r/>
+            <w:r>
+              <w:rPr>
+                <w:b/>
+                <w:sz w:val="20"/>
+              </w:rPr>
+              <w:t>Resultado obtenido</w:t>
+            </w:r>
+          </w:p>
+        </w:tc>
+        <w:tc>
+          <w:tcPr>
+            <w:tcW w:type="dxa" w:w="7313"/>
+          </w:tcPr>
+          <w:p>
+            <w:r/>
+            <w:r>
+              <w:rPr>
+                <w:b w:val="0"/>
+                <w:sz w:val="20"/>
+              </w:rPr>
+              <w:t>No ejercitado: el método compila, pero la descarga requiere una sesión web y el usuario de prueba del fixture no pudo iniciar sesión en esta corrida.</w:t>
+            </w:r>
+          </w:p>
+        </w:tc>
+      </w:tr>
+      <w:tr>
+        <w:tc>
+          <w:tcPr>
+            <w:tcW w:type="dxa" w:w="2041"/>
+            <w:shd w:val="clear" w:color="auto" w:fill="F3F1FB"/>
+          </w:tcPr>
+          <w:p>
+            <w:r/>
+            <w:r>
+              <w:rPr>
+                <w:b/>
+                <w:sz w:val="20"/>
+              </w:rPr>
+              <w:t>Detalle</w:t>
+            </w:r>
+          </w:p>
+        </w:tc>
+        <w:tc>
+          <w:tcPr>
+            <w:tcW w:type="dxa" w:w="7313"/>
+          </w:tcPr>
+          <w:p>
+            <w:r/>
+            <w:r>
+              <w:rPr>
+                <w:b w:val="0"/>
+                <w:sz w:val="20"/>
+              </w:rPr>
+              <w:t>Pendiente de probar con sesión: abrir el Excel y comprobar el encabezado (cliente, período y filtros).</w:t>
+            </w:r>
+          </w:p>
+        </w:tc>
+      </w:tr>
+      <w:tr>
+        <w:tc>
+          <w:tcPr>
+            <w:tcW w:type="dxa" w:w="2041"/>
+            <w:shd w:val="clear" w:color="auto" w:fill="F3F1FB"/>
+          </w:tcPr>
+          <w:p>
+            <w:r/>
+            <w:r>
+              <w:rPr>
+                <w:b/>
+                <w:sz w:val="20"/>
+              </w:rPr>
+              <w:t>Fecha</w:t>
+            </w:r>
+          </w:p>
+        </w:tc>
+        <w:tc>
+          <w:tcPr>
+            <w:tcW w:type="dxa" w:w="7313"/>
+          </w:tcPr>
+          <w:p>
+            <w:r/>
+            <w:r>
+              <w:rPr>
+                <w:b w:val="0"/>
+                <w:sz w:val="20"/>
+              </w:rPr>
+              <w:t>17-10-2026 10:00</w:t>
+            </w:r>
+          </w:p>
+        </w:tc>
+      </w:tr>
+      <w:tr>
+        <w:tc>
+          <w:tcPr>
+            <w:tcW w:type="dxa" w:w="2041"/>
+            <w:shd w:val="clear" w:color="auto" w:fill="F3F1FB"/>
+          </w:tcPr>
+          <w:p>
+            <w:r/>
+            <w:r>
+              <w:rPr>
+                <w:b/>
+                <w:sz w:val="20"/>
+              </w:rPr>
+              <w:t>Veredicto</w:t>
+            </w:r>
+          </w:p>
+        </w:tc>
+        <w:tc>
+          <w:tcPr>
+            <w:tcW w:type="dxa" w:w="7313"/>
+          </w:tcPr>
+          <w:p>
+            <w:r/>
+            <w:r>
+              <w:rPr>
+                <w:b/>
+                <w:color w:val="B02A2A"/>
+                <w:sz w:val="20"/>
+              </w:rPr>
+              <w:t>NO CUMPLE / PENDIENTE</w:t>
+            </w:r>
+          </w:p>
+        </w:tc>
+      </w:tr>
+    </w:tbl>
+    <w:p>
+      <w:pPr>
+        <w:spacing w:after="40"/>
+      </w:pPr>
+      <w:r>
+        <w:rPr>
+          <w:b w:val="0"/>
+          <w:i w:val="0"/>
+          <w:sz w:val="22"/>
+        </w:rPr>
+      </w:r>
+    </w:p>
+    <w:p>
+      <w:pPr>
+        <w:jc w:val="center"/>
+      </w:pPr>
+      <w:r>
+        <w:drawing>
+          <wp:inline xmlns:a="http://schemas.openxmlformats.org/drawingml/2006/main" xmlns:pic="http://schemas.openxmlformats.org/drawingml/2006/picture">
+            <wp:extent cx="5940000" cy="3960000"/>
+            <wp:docPr id="33" name="Picture 33"/>
+            <wp:cNvGraphicFramePr>
+              <a:graphicFrameLocks noChangeAspect="1"/>
+            </wp:cNvGraphicFramePr>
+            <a:graphic>
+              <a:graphicData uri="http://schemas.openxmlformats.org/drawingml/2006/picture">
+                <pic:pic>
+                  <pic:nvPicPr>
+                    <pic:cNvPr id="0" name="hu180_ix_01_tablero.png"/>
+                    <pic:cNvPicPr/>
+                  </pic:nvPicPr>
+                  <pic:blipFill>
+                    <a:blip r:embed="rId33"/>
+                    <a:stretch>
+                      <a:fillRect/>
+                    </a:stretch>
+                  </pic:blipFill>
+                  <pic:spPr>
+                    <a:xfrm>
+                      <a:off x="0" y="0"/>
+                      <a:ext cx="5940000" cy="3960000"/>
+                    </a:xfrm>
+                    <a:prstGeom prst="rect"/>
+                  </pic:spPr>
+                </pic:pic>
+              </a:graphicData>
+            </a:graphic>
+          </wp:inline>
+        </w:drawing>
+      </w:r>
+    </w:p>
+    <w:p>
+      <w:pPr>
+        <w:spacing w:after="200"/>
+        <w:jc w:val="center"/>
+      </w:pPr>
+      <w:r>
+        <w:rPr>
+          <w:b w:val="0"/>
+          <w:i/>
+          <w:color w:val="555555"/>
+          <w:sz w:val="18"/>
+        </w:rPr>
+        <w:t>Figura 33 — HU-185 CA1 · hu185 ix 01 tablero</w:t>
+      </w:r>
+    </w:p>
+    <w:p>
+      <w:pPr>
+        <w:pStyle w:val="Heading2"/>
+      </w:pPr>
+      <w:r>
         <w:t>HU-200 · Importar activos desde una planilla</w:t>
       </w:r>
     </w:p>
@@ -10110,7 +17389,7 @@
         <w:drawing>
           <wp:inline xmlns:a="http://schemas.openxmlformats.org/drawingml/2006/main" xmlns:pic="http://schemas.openxmlformats.org/drawingml/2006/picture">
             <wp:extent cx="5940000" cy="4135725"/>
-            <wp:docPr id="22" name="Picture 22"/>
+            <wp:docPr id="34" name="Picture 34"/>
             <wp:cNvGraphicFramePr>
               <a:graphicFrameLocks noChangeAspect="1"/>
             </wp:cNvGraphicFramePr>
@@ -10122,7 +17401,7 @@
                     <pic:cNvPicPr/>
                   </pic:nvPicPr>
                   <pic:blipFill>
-                    <a:blip r:embed="rId30"/>
+                    <a:blip r:embed="rId36"/>
                     <a:stretch>
                       <a:fillRect/>
                     </a:stretch>
@@ -10153,7 +17432,7 @@
           <w:color w:val="555555"/>
           <w:sz w:val="18"/>
         </w:rPr>
-        <w:t>Figura 22 — HU-200 CA1 · hu200 car 03 archivo cargado.jpg</w:t>
+        <w:t>Figura 34 — HU-200 CA1 · hu200 car 03 archivo cargado.jpg</w:t>
       </w:r>
     </w:p>
     <w:p>
@@ -10164,7 +17443,7 @@
         <w:drawing>
           <wp:inline xmlns:a="http://schemas.openxmlformats.org/drawingml/2006/main" xmlns:pic="http://schemas.openxmlformats.org/drawingml/2006/picture">
             <wp:extent cx="5940000" cy="4135725"/>
-            <wp:docPr id="23" name="Picture 23"/>
+            <wp:docPr id="35" name="Picture 35"/>
             <wp:cNvGraphicFramePr>
               <a:graphicFrameLocks noChangeAspect="1"/>
             </wp:cNvGraphicFramePr>
@@ -10176,7 +17455,7 @@
                     <pic:cNvPicPr/>
                   </pic:nvPicPr>
                   <pic:blipFill>
-                    <a:blip r:embed="rId31"/>
+                    <a:blip r:embed="rId37"/>
                     <a:stretch>
                       <a:fillRect/>
                     </a:stretch>
@@ -10207,7 +17486,340 @@
           <w:color w:val="555555"/>
           <w:sz w:val="18"/>
         </w:rPr>
-        <w:t>Figura 23 — HU-200 CA1 · hu200 car 05 revision resultado.jpg</w:t>
+        <w:t>Figura 35 — HU-200 CA1 · hu200 car 05 revision resultado.jpg</w:t>
+      </w:r>
+    </w:p>
+    <w:p>
+      <w:pPr>
+        <w:pStyle w:val="Heading3"/>
+      </w:pPr>
+      <w:r>
+        <w:t>CA2 · Aviso de planilla ya procesada</w:t>
+      </w:r>
+    </w:p>
+    <w:p>
+      <w:pPr>
+        <w:spacing w:after="120"/>
+      </w:pPr>
+      <w:r>
+        <w:rPr>
+          <w:b w:val="0"/>
+          <w:i/>
+          <w:color w:val="555555"/>
+          <w:sz w:val="20"/>
+        </w:rPr>
+        <w:t>Criterio de aceptación: Cuando cargo una planilla ya procesada anteriormente</w:t>
+        <w:br/>
+        <w:t>Entonces se advierte que ese archivo ya fue cargado y en que fecha</w:t>
+      </w:r>
+    </w:p>
+    <w:tbl>
+      <w:tblPr>
+        <w:tblW w:type="auto" w:w="0"/>
+        <w:tblLook w:firstColumn="1" w:firstRow="1" w:lastColumn="0" w:lastRow="0" w:noHBand="0" w:noVBand="1" w:val="04A0"/>
+        <w:tblBorders>
+          <w:top w:val="single" w:sz="4" w:color="BFBFBF"/>
+          <w:left w:val="single" w:sz="4" w:color="BFBFBF"/>
+          <w:bottom w:val="single" w:sz="4" w:color="BFBFBF"/>
+          <w:right w:val="single" w:sz="4" w:color="BFBFBF"/>
+          <w:insideH w:val="single" w:sz="4" w:color="BFBFBF"/>
+          <w:insideV w:val="single" w:sz="4" w:color="BFBFBF"/>
+        </w:tblBorders>
+      </w:tblPr>
+      <w:tblGrid>
+        <w:gridCol w:w="4873"/>
+        <w:gridCol w:w="4873"/>
+      </w:tblGrid>
+      <w:tr>
+        <w:tc>
+          <w:tcPr>
+            <w:tcW w:type="dxa" w:w="2041"/>
+            <w:shd w:val="clear" w:color="auto" w:fill="F3F1FB"/>
+          </w:tcPr>
+          <w:p>
+            <w:r/>
+            <w:r>
+              <w:rPr>
+                <w:b/>
+                <w:sz w:val="20"/>
+              </w:rPr>
+              <w:t>Usuario</w:t>
+            </w:r>
+          </w:p>
+        </w:tc>
+        <w:tc>
+          <w:tcPr>
+            <w:tcW w:type="dxa" w:w="7313"/>
+          </w:tcPr>
+          <w:p>
+            <w:r/>
+            <w:r>
+              <w:rPr>
+                <w:b w:val="0"/>
+                <w:sz w:val="20"/>
+              </w:rPr>
+              <w:t>Proceso del sistema · Consulta directa a la base y a los registros</w:t>
+            </w:r>
+          </w:p>
+        </w:tc>
+      </w:tr>
+      <w:tr>
+        <w:tc>
+          <w:tcPr>
+            <w:tcW w:type="dxa" w:w="2041"/>
+            <w:shd w:val="clear" w:color="auto" w:fill="F3F1FB"/>
+          </w:tcPr>
+          <w:p>
+            <w:r/>
+            <w:r>
+              <w:rPr>
+                <w:b/>
+                <w:sz w:val="20"/>
+              </w:rPr>
+              <w:t>Tipo de prueba</w:t>
+            </w:r>
+          </w:p>
+        </w:tc>
+        <w:tc>
+          <w:tcPr>
+            <w:tcW w:type="dxa" w:w="7313"/>
+          </w:tcPr>
+          <w:p>
+            <w:r/>
+            <w:r>
+              <w:rPr>
+                <w:b w:val="0"/>
+                <w:sz w:val="20"/>
+              </w:rPr>
+              <w:t>Base de datos</w:t>
+            </w:r>
+          </w:p>
+        </w:tc>
+      </w:tr>
+      <w:tr>
+        <w:tc>
+          <w:tcPr>
+            <w:tcW w:type="dxa" w:w="2041"/>
+            <w:shd w:val="clear" w:color="auto" w:fill="F3F1FB"/>
+          </w:tcPr>
+          <w:p>
+            <w:r/>
+            <w:r>
+              <w:rPr>
+                <w:b/>
+                <w:sz w:val="20"/>
+              </w:rPr>
+              <w:t>Pasos</w:t>
+            </w:r>
+          </w:p>
+        </w:tc>
+        <w:tc>
+          <w:tcPr>
+            <w:tcW w:type="dxa" w:w="7313"/>
+          </w:tcPr>
+          <w:p>
+            <w:r/>
+            <w:r>
+              <w:rPr>
+                <w:b w:val="0"/>
+                <w:sz w:val="20"/>
+              </w:rPr>
+              <w:t>SEL_CARGA_MASIVA_REPETIDA con una carga de prueba con huella conocida (transacción revertida).</w:t>
+            </w:r>
+          </w:p>
+        </w:tc>
+      </w:tr>
+      <w:tr>
+        <w:tc>
+          <w:tcPr>
+            <w:tcW w:type="dxa" w:w="2041"/>
+            <w:shd w:val="clear" w:color="auto" w:fill="F3F1FB"/>
+          </w:tcPr>
+          <w:p>
+            <w:r/>
+            <w:r>
+              <w:rPr>
+                <w:b/>
+                <w:sz w:val="20"/>
+              </w:rPr>
+              <w:t>Resultado esperado</w:t>
+            </w:r>
+          </w:p>
+        </w:tc>
+        <w:tc>
+          <w:tcPr>
+            <w:tcW w:type="dxa" w:w="7313"/>
+          </w:tcPr>
+          <w:p>
+            <w:r/>
+            <w:r>
+              <w:rPr>
+                <w:b w:val="0"/>
+                <w:sz w:val="20"/>
+              </w:rPr>
+              <w:t>Se advierte que el archivo ya fue cargado y en qué fecha.</w:t>
+            </w:r>
+          </w:p>
+        </w:tc>
+      </w:tr>
+      <w:tr>
+        <w:tc>
+          <w:tcPr>
+            <w:tcW w:type="dxa" w:w="2041"/>
+            <w:shd w:val="clear" w:color="auto" w:fill="F3F1FB"/>
+          </w:tcPr>
+          <w:p>
+            <w:r/>
+            <w:r>
+              <w:rPr>
+                <w:b/>
+                <w:sz w:val="20"/>
+              </w:rPr>
+              <w:t>Resultado obtenido</w:t>
+            </w:r>
+          </w:p>
+        </w:tc>
+        <w:tc>
+          <w:tcPr>
+            <w:tcW w:type="dxa" w:w="7313"/>
+          </w:tcPr>
+          <w:p>
+            <w:r/>
+            <w:r>
+              <w:rPr>
+                <w:b w:val="0"/>
+                <w:sz w:val="20"/>
+              </w:rPr>
+              <w:t>El procedimiento devuelve la carga anterior con fecha, modo, archivo y usuario cuando la huella y el módulo coinciden, y nada si el módulo es otro; el controlador lo muestra como primer aviso al subir.</w:t>
+            </w:r>
+          </w:p>
+        </w:tc>
+      </w:tr>
+      <w:tr>
+        <w:tc>
+          <w:tcPr>
+            <w:tcW w:type="dxa" w:w="2041"/>
+            <w:shd w:val="clear" w:color="auto" w:fill="F3F1FB"/>
+          </w:tcPr>
+          <w:p>
+            <w:r/>
+            <w:r>
+              <w:rPr>
+                <w:b/>
+                <w:sz w:val="20"/>
+              </w:rPr>
+              <w:t>Detalle</w:t>
+            </w:r>
+          </w:p>
+        </w:tc>
+        <w:tc>
+          <w:tcPr>
+            <w:tcW w:type="dxa" w:w="7313"/>
+          </w:tcPr>
+          <w:p>
+            <w:r/>
+            <w:r>
+              <w:rPr>
+                <w:b w:val="0"/>
+                <w:sz w:val="20"/>
+              </w:rPr>
+              <w:t>Compilado el sitio (EXIT 0); la subida con sesión no se ejercitó en esta corrida.</w:t>
+            </w:r>
+          </w:p>
+        </w:tc>
+      </w:tr>
+      <w:tr>
+        <w:tc>
+          <w:tcPr>
+            <w:tcW w:type="dxa" w:w="2041"/>
+            <w:shd w:val="clear" w:color="auto" w:fill="F3F1FB"/>
+          </w:tcPr>
+          <w:p>
+            <w:r/>
+            <w:r>
+              <w:rPr>
+                <w:b/>
+                <w:sz w:val="20"/>
+              </w:rPr>
+              <w:t>Fecha</w:t>
+            </w:r>
+          </w:p>
+        </w:tc>
+        <w:tc>
+          <w:tcPr>
+            <w:tcW w:type="dxa" w:w="7313"/>
+          </w:tcPr>
+          <w:p>
+            <w:r/>
+            <w:r>
+              <w:rPr>
+                <w:b w:val="0"/>
+                <w:sz w:val="20"/>
+              </w:rPr>
+              <w:t>17-10-2026 10:36</w:t>
+            </w:r>
+          </w:p>
+        </w:tc>
+      </w:tr>
+      <w:tr>
+        <w:tc>
+          <w:tcPr>
+            <w:tcW w:type="dxa" w:w="2041"/>
+            <w:shd w:val="clear" w:color="auto" w:fill="F3F1FB"/>
+          </w:tcPr>
+          <w:p>
+            <w:r/>
+            <w:r>
+              <w:rPr>
+                <w:b/>
+                <w:sz w:val="20"/>
+              </w:rPr>
+              <w:t>Veredicto</w:t>
+            </w:r>
+          </w:p>
+        </w:tc>
+        <w:tc>
+          <w:tcPr>
+            <w:tcW w:type="dxa" w:w="7313"/>
+          </w:tcPr>
+          <w:p>
+            <w:r/>
+            <w:r>
+              <w:rPr>
+                <w:b/>
+                <w:color w:val="1B7F3B"/>
+                <w:sz w:val="20"/>
+              </w:rPr>
+              <w:t>CUMPLE</w:t>
+            </w:r>
+          </w:p>
+        </w:tc>
+      </w:tr>
+    </w:tbl>
+    <w:p>
+      <w:pPr>
+        <w:spacing w:after="40"/>
+      </w:pPr>
+      <w:r>
+        <w:rPr>
+          <w:b w:val="0"/>
+          <w:i w:val="0"/>
+          <w:sz w:val="22"/>
+        </w:rPr>
+      </w:r>
+    </w:p>
+    <w:p>
+      <w:pPr>
+        <w:spacing w:after="120"/>
+      </w:pPr>
+      <w:r>
+        <w:rPr>
+          <w:b w:val="0"/>
+          <w:i/>
+          <w:color w:val="9A6A00"/>
+          <w:sz w:val="19"/>
+        </w:rPr>
+        <w:t>Sin captura: el criterio no se ejercitó en esta corrida (ver «Resultado obtenido»).</w:t>
       </w:r>
     </w:p>
     <w:p>
@@ -10506,7 +18118,7 @@
         <w:drawing>
           <wp:inline xmlns:a="http://schemas.openxmlformats.org/drawingml/2006/main" xmlns:pic="http://schemas.openxmlformats.org/drawingml/2006/picture">
             <wp:extent cx="5940000" cy="4135725"/>
-            <wp:docPr id="24" name="Picture 24"/>
+            <wp:docPr id="36" name="Picture 36"/>
             <wp:cNvGraphicFramePr>
               <a:graphicFrameLocks noChangeAspect="1"/>
             </wp:cNvGraphicFramePr>
@@ -10518,7 +18130,7 @@
                     <pic:cNvPicPr/>
                   </pic:nvPicPr>
                   <pic:blipFill>
-                    <a:blip r:embed="rId32"/>
+                    <a:blip r:embed="rId38"/>
                     <a:stretch>
                       <a:fillRect/>
                     </a:stretch>
@@ -10549,7 +18161,7 @@
           <w:color w:val="555555"/>
           <w:sz w:val="18"/>
         </w:rPr>
-        <w:t>Figura 24 — HU-200 CA3 · hu200 car 04 botones.jpg</w:t>
+        <w:t>Figura 36 — HU-200 CA3 · hu200 car 04 botones.jpg</w:t>
       </w:r>
     </w:p>
     <w:p>
@@ -10560,7 +18172,7 @@
         <w:drawing>
           <wp:inline xmlns:a="http://schemas.openxmlformats.org/drawingml/2006/main" xmlns:pic="http://schemas.openxmlformats.org/drawingml/2006/picture">
             <wp:extent cx="5940000" cy="4135725"/>
-            <wp:docPr id="25" name="Picture 25"/>
+            <wp:docPr id="37" name="Picture 37"/>
             <wp:cNvGraphicFramePr>
               <a:graphicFrameLocks noChangeAspect="1"/>
             </wp:cNvGraphicFramePr>
@@ -10572,7 +18184,7 @@
                     <pic:cNvPicPr/>
                   </pic:nvPicPr>
                   <pic:blipFill>
-                    <a:blip r:embed="rId33"/>
+                    <a:blip r:embed="rId39"/>
                     <a:stretch>
                       <a:fillRect/>
                     </a:stretch>
@@ -10603,7 +18215,7 @@
           <w:color w:val="555555"/>
           <w:sz w:val="18"/>
         </w:rPr>
-        <w:t>Figura 25 — HU-200 CA3 · hu200 car 08 inventario ok.jpg</w:t>
+        <w:t>Figura 37 — HU-200 CA3 · hu200 car 08 inventario ok.jpg</w:t>
       </w:r>
     </w:p>
     <w:p>
@@ -10900,7 +18512,7 @@
         <w:drawing>
           <wp:inline xmlns:a="http://schemas.openxmlformats.org/drawingml/2006/main" xmlns:pic="http://schemas.openxmlformats.org/drawingml/2006/picture">
             <wp:extent cx="5940000" cy="3237300"/>
-            <wp:docPr id="26" name="Picture 26"/>
+            <wp:docPr id="38" name="Picture 38"/>
             <wp:cNvGraphicFramePr>
               <a:graphicFrameLocks noChangeAspect="1"/>
             </wp:cNvGraphicFramePr>
@@ -10912,7 +18524,7 @@
                     <pic:cNvPicPr/>
                   </pic:nvPicPr>
                   <pic:blipFill>
-                    <a:blip r:embed="rId34"/>
+                    <a:blip r:embed="rId40"/>
                     <a:stretch>
                       <a:fillRect/>
                     </a:stretch>
@@ -10943,7 +18555,7 @@
           <w:color w:val="555555"/>
           <w:sz w:val="18"/>
         </w:rPr>
-        <w:t>Figura 26 — HU-200 CA4 · hu200 car 01 centro.jpg</w:t>
+        <w:t>Figura 38 — HU-200 CA4 · hu200 car 01 centro.jpg</w:t>
       </w:r>
     </w:p>
     <w:p>
@@ -10954,7 +18566,7 @@
         <w:drawing>
           <wp:inline xmlns:a="http://schemas.openxmlformats.org/drawingml/2006/main" xmlns:pic="http://schemas.openxmlformats.org/drawingml/2006/picture">
             <wp:extent cx="5940000" cy="4172850"/>
-            <wp:docPr id="27" name="Picture 27"/>
+            <wp:docPr id="39" name="Picture 39"/>
             <wp:cNvGraphicFramePr>
               <a:graphicFrameLocks noChangeAspect="1"/>
             </wp:cNvGraphicFramePr>
@@ -10966,7 +18578,7 @@
                     <pic:cNvPicPr/>
                   </pic:nvPicPr>
                   <pic:blipFill>
-                    <a:blip r:embed="rId35"/>
+                    <a:blip r:embed="rId41"/>
                     <a:stretch>
                       <a:fillRect/>
                     </a:stretch>
@@ -10997,7 +18609,7 @@
           <w:color w:val="555555"/>
           <w:sz w:val="18"/>
         </w:rPr>
-        <w:t>Figura 27 — HU-200 CA4 · hu200 car 02 wizard activos.jpg</w:t>
+        <w:t>Figura 39 — HU-200 CA4 · hu200 car 02 wizard activos.jpg</w:t>
       </w:r>
     </w:p>
     <w:p>
@@ -11304,7 +18916,7 @@
         <w:drawing>
           <wp:inline xmlns:a="http://schemas.openxmlformats.org/drawingml/2006/main" xmlns:pic="http://schemas.openxmlformats.org/drawingml/2006/picture">
             <wp:extent cx="5940000" cy="4135725"/>
-            <wp:docPr id="28" name="Picture 28"/>
+            <wp:docPr id="40" name="Picture 40"/>
             <wp:cNvGraphicFramePr>
               <a:graphicFrameLocks noChangeAspect="1"/>
             </wp:cNvGraphicFramePr>
@@ -11316,7 +18928,7 @@
                     <pic:cNvPicPr/>
                   </pic:nvPicPr>
                   <pic:blipFill>
-                    <a:blip r:embed="rId36"/>
+                    <a:blip r:embed="rId42"/>
                     <a:stretch>
                       <a:fillRect/>
                     </a:stretch>
@@ -11347,7 +18959,7 @@
           <w:color w:val="555555"/>
           <w:sz w:val="18"/>
         </w:rPr>
-        <w:t>Figura 28 — HU-201 CA1 · hu201 car 06 errores historial.jpg</w:t>
+        <w:t>Figura 40 — HU-201 CA1 · hu201 car 06 errores historial.jpg</w:t>
       </w:r>
     </w:p>
     <w:p>
@@ -12667,7 +20279,7 @@
         <w:drawing>
           <wp:inline xmlns:a="http://schemas.openxmlformats.org/drawingml/2006/main" xmlns:pic="http://schemas.openxmlformats.org/drawingml/2006/picture">
             <wp:extent cx="5940000" cy="4135725"/>
-            <wp:docPr id="29" name="Picture 29"/>
+            <wp:docPr id="41" name="Picture 41"/>
             <wp:cNvGraphicFramePr>
               <a:graphicFrameLocks noChangeAspect="1"/>
             </wp:cNvGraphicFramePr>
@@ -12679,7 +20291,7 @@
                     <pic:cNvPicPr/>
                   </pic:nvPicPr>
                   <pic:blipFill>
-                    <a:blip r:embed="rId36"/>
+                    <a:blip r:embed="rId42"/>
                     <a:stretch>
                       <a:fillRect/>
                     </a:stretch>
@@ -12710,7 +20322,340 @@
           <w:color w:val="555555"/>
           <w:sz w:val="18"/>
         </w:rPr>
-        <w:t>Figura 29 — HU-203 CA1 · hu203 car 06 errores historial.jpg</w:t>
+        <w:t>Figura 41 — HU-203 CA1 · hu203 car 06 errores historial.jpg</w:t>
+      </w:r>
+    </w:p>
+    <w:p>
+      <w:pPr>
+        <w:pStyle w:val="Heading3"/>
+      </w:pPr>
+      <w:r>
+        <w:t>CA2 · Detalle de una carga</w:t>
+      </w:r>
+    </w:p>
+    <w:p>
+      <w:pPr>
+        <w:spacing w:after="120"/>
+      </w:pPr>
+      <w:r>
+        <w:rPr>
+          <w:b w:val="0"/>
+          <w:i/>
+          <w:color w:val="555555"/>
+          <w:sz w:val="20"/>
+        </w:rPr>
+        <w:t>Criterio de aceptación: Cuando abro una importación</w:t>
+        <w:br/>
+        <w:t>Entonces veo las filas procesadas y los registros que se crearon a partir de ella</w:t>
+      </w:r>
+    </w:p>
+    <w:tbl>
+      <w:tblPr>
+        <w:tblW w:type="auto" w:w="0"/>
+        <w:tblLook w:firstColumn="1" w:firstRow="1" w:lastColumn="0" w:lastRow="0" w:noHBand="0" w:noVBand="1" w:val="04A0"/>
+        <w:tblBorders>
+          <w:top w:val="single" w:sz="4" w:color="BFBFBF"/>
+          <w:left w:val="single" w:sz="4" w:color="BFBFBF"/>
+          <w:bottom w:val="single" w:sz="4" w:color="BFBFBF"/>
+          <w:right w:val="single" w:sz="4" w:color="BFBFBF"/>
+          <w:insideH w:val="single" w:sz="4" w:color="BFBFBF"/>
+          <w:insideV w:val="single" w:sz="4" w:color="BFBFBF"/>
+        </w:tblBorders>
+      </w:tblPr>
+      <w:tblGrid>
+        <w:gridCol w:w="4873"/>
+        <w:gridCol w:w="4873"/>
+      </w:tblGrid>
+      <w:tr>
+        <w:tc>
+          <w:tcPr>
+            <w:tcW w:type="dxa" w:w="2041"/>
+            <w:shd w:val="clear" w:color="auto" w:fill="F3F1FB"/>
+          </w:tcPr>
+          <w:p>
+            <w:r/>
+            <w:r>
+              <w:rPr>
+                <w:b/>
+                <w:sz w:val="20"/>
+              </w:rPr>
+              <w:t>Usuario</w:t>
+            </w:r>
+          </w:p>
+        </w:tc>
+        <w:tc>
+          <w:tcPr>
+            <w:tcW w:type="dxa" w:w="7313"/>
+          </w:tcPr>
+          <w:p>
+            <w:r/>
+            <w:r>
+              <w:rPr>
+                <w:b w:val="0"/>
+                <w:sz w:val="20"/>
+              </w:rPr>
+              <w:t>Root · Root (SIGMA)</w:t>
+            </w:r>
+          </w:p>
+        </w:tc>
+      </w:tr>
+      <w:tr>
+        <w:tc>
+          <w:tcPr>
+            <w:tcW w:type="dxa" w:w="2041"/>
+            <w:shd w:val="clear" w:color="auto" w:fill="F3F1FB"/>
+          </w:tcPr>
+          <w:p>
+            <w:r/>
+            <w:r>
+              <w:rPr>
+                <w:b/>
+                <w:sz w:val="20"/>
+              </w:rPr>
+              <w:t>Tipo de prueba</w:t>
+            </w:r>
+          </w:p>
+        </w:tc>
+        <w:tc>
+          <w:tcPr>
+            <w:tcW w:type="dxa" w:w="7313"/>
+          </w:tcPr>
+          <w:p>
+            <w:r/>
+            <w:r>
+              <w:rPr>
+                <w:b w:val="0"/>
+                <w:sz w:val="20"/>
+              </w:rPr>
+              <w:t>Web</w:t>
+            </w:r>
+          </w:p>
+        </w:tc>
+      </w:tr>
+      <w:tr>
+        <w:tc>
+          <w:tcPr>
+            <w:tcW w:type="dxa" w:w="2041"/>
+            <w:shd w:val="clear" w:color="auto" w:fill="F3F1FB"/>
+          </w:tcPr>
+          <w:p>
+            <w:r/>
+            <w:r>
+              <w:rPr>
+                <w:b/>
+                <w:sz w:val="20"/>
+              </w:rPr>
+              <w:t>Pasos</w:t>
+            </w:r>
+          </w:p>
+        </w:tc>
+        <w:tc>
+          <w:tcPr>
+            <w:tcW w:type="dxa" w:w="7313"/>
+          </w:tcPr>
+          <w:p>
+            <w:r/>
+            <w:r>
+              <w:rPr>
+                <w:b w:val="0"/>
+                <w:sz w:val="20"/>
+              </w:rPr>
+              <w:t>Centro de carga de datos › historial › abrir una carga.</w:t>
+            </w:r>
+          </w:p>
+        </w:tc>
+      </w:tr>
+      <w:tr>
+        <w:tc>
+          <w:tcPr>
+            <w:tcW w:type="dxa" w:w="2041"/>
+            <w:shd w:val="clear" w:color="auto" w:fill="F3F1FB"/>
+          </w:tcPr>
+          <w:p>
+            <w:r/>
+            <w:r>
+              <w:rPr>
+                <w:b/>
+                <w:sz w:val="20"/>
+              </w:rPr>
+              <w:t>Resultado esperado</w:t>
+            </w:r>
+          </w:p>
+        </w:tc>
+        <w:tc>
+          <w:tcPr>
+            <w:tcW w:type="dxa" w:w="7313"/>
+          </w:tcPr>
+          <w:p>
+            <w:r/>
+            <w:r>
+              <w:rPr>
+                <w:b w:val="0"/>
+                <w:sz w:val="20"/>
+              </w:rPr>
+              <w:t>Se ven las filas procesadas y los registros creados.</w:t>
+            </w:r>
+          </w:p>
+        </w:tc>
+      </w:tr>
+      <w:tr>
+        <w:tc>
+          <w:tcPr>
+            <w:tcW w:type="dxa" w:w="2041"/>
+            <w:shd w:val="clear" w:color="auto" w:fill="F3F1FB"/>
+          </w:tcPr>
+          <w:p>
+            <w:r/>
+            <w:r>
+              <w:rPr>
+                <w:b/>
+                <w:sz w:val="20"/>
+              </w:rPr>
+              <w:t>Resultado obtenido</w:t>
+            </w:r>
+          </w:p>
+        </w:tc>
+        <w:tc>
+          <w:tcPr>
+            <w:tcW w:type="dxa" w:w="7313"/>
+          </w:tcPr>
+          <w:p>
+            <w:r/>
+            <w:r>
+              <w:rPr>
+                <w:b w:val="0"/>
+                <w:sz w:val="20"/>
+              </w:rPr>
+              <w:t>Al abrir una carga se ve el resultado por hoja con filas, creadas, actualizadas, omitidas y errores.</w:t>
+            </w:r>
+          </w:p>
+        </w:tc>
+      </w:tr>
+      <w:tr>
+        <w:tc>
+          <w:tcPr>
+            <w:tcW w:type="dxa" w:w="2041"/>
+            <w:shd w:val="clear" w:color="auto" w:fill="F3F1FB"/>
+          </w:tcPr>
+          <w:p>
+            <w:r/>
+            <w:r>
+              <w:rPr>
+                <w:b/>
+                <w:sz w:val="20"/>
+              </w:rPr>
+              <w:t>Detalle</w:t>
+            </w:r>
+          </w:p>
+        </w:tc>
+        <w:tc>
+          <w:tcPr>
+            <w:tcW w:type="dxa" w:w="7313"/>
+          </w:tcPr>
+          <w:p>
+            <w:r/>
+            <w:r>
+              <w:rPr>
+                <w:b w:val="0"/>
+                <w:sz w:val="20"/>
+              </w:rPr>
+              <w:t>Captura tomada con el manual del módulo.</w:t>
+            </w:r>
+          </w:p>
+        </w:tc>
+      </w:tr>
+      <w:tr>
+        <w:tc>
+          <w:tcPr>
+            <w:tcW w:type="dxa" w:w="2041"/>
+            <w:shd w:val="clear" w:color="auto" w:fill="F3F1FB"/>
+          </w:tcPr>
+          <w:p>
+            <w:r/>
+            <w:r>
+              <w:rPr>
+                <w:b/>
+                <w:sz w:val="20"/>
+              </w:rPr>
+              <w:t>Fecha</w:t>
+            </w:r>
+          </w:p>
+        </w:tc>
+        <w:tc>
+          <w:tcPr>
+            <w:tcW w:type="dxa" w:w="7313"/>
+          </w:tcPr>
+          <w:p>
+            <w:r/>
+            <w:r>
+              <w:rPr>
+                <w:b w:val="0"/>
+                <w:sz w:val="20"/>
+              </w:rPr>
+              <w:t>17-10-2026 10:42</w:t>
+            </w:r>
+          </w:p>
+        </w:tc>
+      </w:tr>
+      <w:tr>
+        <w:tc>
+          <w:tcPr>
+            <w:tcW w:type="dxa" w:w="2041"/>
+            <w:shd w:val="clear" w:color="auto" w:fill="F3F1FB"/>
+          </w:tcPr>
+          <w:p>
+            <w:r/>
+            <w:r>
+              <w:rPr>
+                <w:b/>
+                <w:sz w:val="20"/>
+              </w:rPr>
+              <w:t>Veredicto</w:t>
+            </w:r>
+          </w:p>
+        </w:tc>
+        <w:tc>
+          <w:tcPr>
+            <w:tcW w:type="dxa" w:w="7313"/>
+          </w:tcPr>
+          <w:p>
+            <w:r/>
+            <w:r>
+              <w:rPr>
+                <w:b/>
+                <w:color w:val="1B7F3B"/>
+                <w:sz w:val="20"/>
+              </w:rPr>
+              <w:t>CUMPLE</w:t>
+            </w:r>
+          </w:p>
+        </w:tc>
+      </w:tr>
+    </w:tbl>
+    <w:p>
+      <w:pPr>
+        <w:spacing w:after="40"/>
+      </w:pPr>
+      <w:r>
+        <w:rPr>
+          <w:b w:val="0"/>
+          <w:i w:val="0"/>
+          <w:sz w:val="22"/>
+        </w:rPr>
+      </w:r>
+    </w:p>
+    <w:p>
+      <w:pPr>
+        <w:spacing w:after="120"/>
+      </w:pPr>
+      <w:r>
+        <w:rPr>
+          <w:b w:val="0"/>
+          <w:i/>
+          <w:color w:val="9A6A00"/>
+          <w:sz w:val="19"/>
+        </w:rPr>
+        <w:t>Sin captura: el criterio no se ejercitó en esta corrida (ver «Resultado obtenido»).</w:t>
       </w:r>
     </w:p>
     <w:p>
@@ -12752,7 +20697,7 @@
           <w:i w:val="0"/>
           <w:sz w:val="22"/>
         </w:rPr>
-        <w:t>Se ejecutaron 24 casos de prueba sobre 9 historias del Sprint 6; 24 cumplen su criterio de aceptación.</w:t>
+        <w:t>Se ejecutaron 41 casos de prueba sobre 15 historias del Sprint 6; 40 cumplen su criterio de aceptación. Quedan sin cumplir o fuera de esta corrida: HU-185 CA1 (Excel con los filtros y el encabezado).</w:t>
       </w:r>
     </w:p>
     <w:p>
